--- a/docs/legal/dist/event-terms-and-waiver.docx
+++ b/docs/legal/dist/event-terms-and-waiver.docx
@@ -10,7 +10,7 @@
         <w:rPr>
           <w:rFonts w:ascii="Arial" w:cs="Arial" w:eastAsia="Arial" w:hAnsi="Arial"/>
         </w:rPr>
-        <w:t xml:space="preserve">Uslovi učešća na događajima i Izjava o učešću / Event Terms and Participation Waiver</w:t>
+        <w:t xml:space="preserve">Uslovi učešća i izjava o učešću / Event Terms and Participation Waiver</w:t>
       </w:r>
     </w:p>
     <w:tbl>
@@ -87,147 +87,6 @@
       <w:tr>
         <w:tc>
           <w:tcPr>
-            <w:tcW w:type="dxa" w:w="9906"/>
-            <w:gridSpan w:val="2"/>
-            <w:tcMar>
-              <w:top w:type="dxa" w:w="80"/>
-              <w:left w:type="dxa" w:w="100"/>
-              <w:bottom w:type="dxa" w:w="80"/>
-              <w:right w:type="dxa" w:w="100"/>
-            </w:tcMar>
-          </w:tcPr>
-          <w:p>
-            <w:pPr>
-              <w:spacing w:after="80"/>
-            </w:pPr>
-            <w:r>
-              <w:rPr>
-                <w:rFonts w:ascii="Arial" w:cs="Arial" w:eastAsia="Arial" w:hAnsi="Arial"/>
-                <w:color w:val="5A6A72"/>
-                <w:sz w:val="16"/>
-                <w:szCs w:val="16"/>
-              </w:rPr>
-              <w:t xml:space="preserve">Full draft of the terms every participant accepts at registration and of the waiver they sign, in one document. The site already carries a shorter public draft at </w:t>
-            </w:r>
-            <w:r>
-              <w:rPr>
-                <w:rFonts w:ascii="Courier New" w:cs="Courier New" w:eastAsia="Courier New" w:hAnsi="Courier New"/>
-                <w:color w:val="5A6A72"/>
-                <w:sz w:val="16"/>
-                <w:szCs w:val="16"/>
-              </w:rPr>
-              <w:t xml:space="preserve">/uslovi-ucesca</w:t>
-            </w:r>
-            <w:r>
-              <w:rPr>
-                <w:rFonts w:ascii="Arial" w:cs="Arial" w:eastAsia="Arial" w:hAnsi="Arial"/>
-                <w:color w:val="5A6A72"/>
-                <w:sz w:val="16"/>
-                <w:szCs w:val="16"/>
-              </w:rPr>
-              <w:t xml:space="preserve"> (</w:t>
-            </w:r>
-            <w:r>
-              <w:rPr>
-                <w:rFonts w:ascii="Courier New" w:cs="Courier New" w:eastAsia="Courier New" w:hAnsi="Courier New"/>
-                <w:color w:val="5A6A72"/>
-                <w:sz w:val="16"/>
-                <w:szCs w:val="16"/>
-              </w:rPr>
-              <w:t xml:space="preserve">content/legal/eventTerms.ts</w:t>
-            </w:r>
-            <w:r>
-              <w:rPr>
-                <w:rFonts w:ascii="Arial" w:cs="Arial" w:eastAsia="Arial" w:hAnsi="Arial"/>
-                <w:color w:val="5A6A72"/>
-                <w:sz w:val="16"/>
-                <w:szCs w:val="16"/>
-              </w:rPr>
-              <w:t xml:space="preserve">); this document is the complete version the lawyer reviews, after which the site page is regenerated from it so the two never diverge. Part A is the terms; Part B is the waiver text the platform shows and stores with </w:t>
-            </w:r>
-            <w:r>
-              <w:rPr>
-                <w:rFonts w:ascii="Courier New" w:cs="Courier New" w:eastAsia="Courier New" w:hAnsi="Courier New"/>
-                <w:color w:val="5A6A72"/>
-                <w:sz w:val="16"/>
-                <w:szCs w:val="16"/>
-              </w:rPr>
-              <w:t xml:space="preserve">waiver_version</w:t>
-            </w:r>
-            <w:r>
-              <w:rPr>
-                <w:rFonts w:ascii="Arial" w:cs="Arial" w:eastAsia="Arial" w:hAnsi="Arial"/>
-                <w:color w:val="5A6A72"/>
-                <w:sz w:val="16"/>
-                <w:szCs w:val="16"/>
-              </w:rPr>
-              <w:t xml:space="preserve">; Part C lists lawyer checks, Board parameters and platform notes. Montenegrin is the operative text; the English under each article is a translation. Drafted 2026-09-21 from the site draft, the brief (§ event terms and waiver), the safeguarding policy and the Chapter Rules. </w:t>
-            </w:r>
-            <w:r>
-              <w:rPr>
-                <w:rFonts w:ascii="Arial" w:cs="Arial" w:eastAsia="Arial" w:hAnsi="Arial"/>
-                <w:b/>
-                <w:bCs/>
-                <w:color w:val="5A6A72"/>
-                <w:sz w:val="16"/>
-                <w:szCs w:val="16"/>
-              </w:rPr>
-              <w:t xml:space="preserve">The lawyer reviews before use</w:t>
-            </w:r>
-            <w:r>
-              <w:rPr>
-                <w:rFonts w:ascii="Arial" w:cs="Arial" w:eastAsia="Arial" w:hAnsi="Arial"/>
-                <w:color w:val="5A6A72"/>
-                <w:sz w:val="16"/>
-                <w:szCs w:val="16"/>
-              </w:rPr>
-              <w:t xml:space="preserve">, especially Articles 6, 7 and 19 on liability and insurance. Bracketed values are parameters; suggested values are in Part C.</w:t>
-            </w:r>
-          </w:p>
-        </w:tc>
-      </w:tr>
-      <w:tr>
-        <w:tc>
-          <w:tcPr>
-            <w:tcW w:type="dxa" w:w="9906"/>
-            <w:gridSpan w:val="2"/>
-            <w:tcMar>
-              <w:top w:type="dxa" w:w="80"/>
-              <w:left w:type="dxa" w:w="100"/>
-              <w:bottom w:type="dxa" w:w="80"/>
-              <w:right w:type="dxa" w:w="100"/>
-            </w:tcMar>
-          </w:tcPr>
-          <w:p>
-            <w:pPr>
-              <w:spacing w:after="80"/>
-            </w:pPr>
-            <w:r>
-              <w:rPr>
-                <w:rFonts w:ascii="Arial" w:cs="Arial" w:eastAsia="Arial" w:hAnsi="Arial"/>
-                <w:b/>
-                <w:bCs/>
-                <w:color w:val="5A6A72"/>
-                <w:sz w:val="16"/>
-                <w:szCs w:val="16"/>
-              </w:rPr>
-              <w:t xml:space="preserve">Decisions embedded here, from the brief and the site draft:</w:t>
-            </w:r>
-            <w:r>
-              <w:rPr>
-                <w:rFonts w:ascii="Arial" w:cs="Arial" w:eastAsia="Arial" w:hAnsi="Arial"/>
-                <w:color w:val="5A6A72"/>
-                <w:sz w:val="16"/>
-                <w:szCs w:val="16"/>
-              </w:rPr>
-              <w:t xml:space="preserve"> entry fees go to the Operations Fund; no refund on withdrawal but free transfer until registration closes; postponement carries the registration over; cancellation by us gives a refund or a donation at the participant's choice; minors register through a parent; photo consent is a choice at registration; safety before programme.</w:t>
-            </w:r>
-          </w:p>
-        </w:tc>
-      </w:tr>
-      <w:tr>
-        <w:tc>
-          <w:tcPr>
             <w:tcW w:type="dxa" w:w="4953"/>
             <w:shd w:fill="E3EBED" w:color="auto" w:val="clear"/>
             <w:tcMar>
@@ -324,35 +183,72 @@
                 <w:sz w:val="20"/>
                 <w:szCs w:val="20"/>
               </w:rPr>
-              <w:t xml:space="preserve">Article 1. Organiser and scope.</w:t>
-            </w:r>
-          </w:p>
-        </w:tc>
-      </w:tr>
-      <w:tr>
-        <w:tc>
-          <w:tcPr>
-            <w:tcW w:type="dxa" w:w="4953"/>
-            <w:tcMar>
-              <w:top w:type="dxa" w:w="80"/>
-              <w:left w:type="dxa" w:w="100"/>
-              <w:bottom w:type="dxa" w:w="80"/>
-              <w:right w:type="dxa" w:w="100"/>
-            </w:tcMar>
-          </w:tcPr>
-          <w:p>
-            <w:pPr>
-              <w:spacing w:after="100"/>
-            </w:pPr>
-            <w:r>
-              <w:rPr>
-                <w:rFonts w:ascii="Arial" w:cs="Arial" w:eastAsia="Arial" w:hAnsi="Arial"/>
-                <w:sz w:val="18"/>
-                <w:szCs w:val="18"/>
-              </w:rPr>
-              <w:t xml:space="preserve">Događaje organizuje Nevladino udruženje „Santamore“, [[PLACEHOLDER: adresa, Tivat]], registarski broj [[PLACEHOLDER]], PIB [[PLACEHOLDER]], e-pošta [[PLACEHOLDER: kontakt e-mail]] (u daljem tekstu: mi, udruženje), samostalno ili preko svojih ogranaka i u saradnji sa partnerskim klubovima.</w:t>
-            </w:r>
-          </w:p>
+              <w:t xml:space="preserve">Article 1 — Organiser and scope</w:t>
+            </w:r>
+          </w:p>
+        </w:tc>
+      </w:tr>
+      <w:tr>
+        <w:tc>
+          <w:tcPr>
+            <w:tcW w:type="dxa" w:w="4953"/>
+            <w:tcMar>
+              <w:top w:type="dxa" w:w="80"/>
+              <w:left w:type="dxa" w:w="100"/>
+              <w:bottom w:type="dxa" w:w="80"/>
+              <w:right w:type="dxa" w:w="100"/>
+            </w:tcMar>
+          </w:tcPr>
+          <w:p>
+            <w:pPr>
+              <w:spacing w:after="100"/>
+            </w:pPr>
+            <w:r>
+              <w:rPr>
+                <w:rFonts w:ascii="Arial" w:cs="Arial" w:eastAsia="Arial" w:hAnsi="Arial"/>
+                <w:sz w:val="18"/>
+                <w:szCs w:val="18"/>
+              </w:rPr>
+              <w:t xml:space="preserve">Događaje organizuje Nevladino udruženje „Santamore“, Teuta 113, Porto Montenegro, 85320 Tivat, registarski broj [[PLACEHOLDER: registarski broj]], PIB [[PLACEHOLDER: PIB]], e-pošta [[PLACEHOLDER: kontakt e-mail]] (u daljem tekstu: mi, udruženje), samostalno ili preko svojih ogranaka i u saradnji sa partnerskim klubovima.</w:t>
+            </w:r>
+          </w:p>
+        </w:tc>
+        <w:tc>
+          <w:tcPr>
+            <w:tcW w:type="dxa" w:w="4953"/>
+            <w:tcMar>
+              <w:top w:type="dxa" w:w="80"/>
+              <w:left w:type="dxa" w:w="100"/>
+              <w:bottom w:type="dxa" w:w="80"/>
+              <w:right w:type="dxa" w:w="100"/>
+            </w:tcMar>
+          </w:tcPr>
+          <w:p>
+            <w:pPr>
+              <w:spacing w:after="100"/>
+            </w:pPr>
+            <w:r>
+              <w:rPr>
+                <w:rFonts w:ascii="Arial" w:cs="Arial" w:eastAsia="Arial" w:hAnsi="Arial"/>
+                <w:sz w:val="18"/>
+                <w:szCs w:val="18"/>
+              </w:rPr>
+              <w:t xml:space="preserve">Events are organised by the Non-governmental association “Santamore”, Teuta 113, Porto Montenegro, 85320 Tivat, registration number [[PLACEHOLDER: registration number]], PIB [[PLACEHOLDER: PIB]], email [[PLACEHOLDER: contact email]] (hereinafter: we, the association), directly or through its chapters and in cooperation with partner clubs.</w:t>
+            </w:r>
+          </w:p>
+        </w:tc>
+      </w:tr>
+      <w:tr>
+        <w:tc>
+          <w:tcPr>
+            <w:tcW w:type="dxa" w:w="4953"/>
+            <w:tcMar>
+              <w:top w:type="dxa" w:w="80"/>
+              <w:left w:type="dxa" w:w="100"/>
+              <w:bottom w:type="dxa" w:w="80"/>
+              <w:right w:type="dxa" w:w="100"/>
+            </w:tcMar>
+          </w:tcPr>
           <w:p>
             <w:pPr>
               <w:spacing w:after="100"/>
@@ -366,6 +262,43 @@
               <w:t xml:space="preserve">Ovi uslovi važe za sve naše događaje: trke, zimska kupanja i plivanja u otvorenoj vodi, regate i jedrenje, veslanje, pješačenja, humanitarne šetnje i druga javna okupljanja koja organizujemo. Prijavom na događaj i potpisom Izjave o učešću prihvatate ih. Detalji konkretnog događaja (datum, mjesto, distance, kotizacija, minimalni uzrast, program, posebna pravila) objavljeni su na stranici tog događaja i čine dio ovih uslova.</w:t>
             </w:r>
           </w:p>
+        </w:tc>
+        <w:tc>
+          <w:tcPr>
+            <w:tcW w:type="dxa" w:w="4953"/>
+            <w:tcMar>
+              <w:top w:type="dxa" w:w="80"/>
+              <w:left w:type="dxa" w:w="100"/>
+              <w:bottom w:type="dxa" w:w="80"/>
+              <w:right w:type="dxa" w:w="100"/>
+            </w:tcMar>
+          </w:tcPr>
+          <w:p>
+            <w:pPr>
+              <w:spacing w:after="100"/>
+            </w:pPr>
+            <w:r>
+              <w:rPr>
+                <w:rFonts w:ascii="Arial" w:cs="Arial" w:eastAsia="Arial" w:hAnsi="Arial"/>
+                <w:sz w:val="18"/>
+                <w:szCs w:val="18"/>
+              </w:rPr>
+              <w:t xml:space="preserve">These terms apply to all our events: runs, winter swims and open-water swims, regattas and sailing, rowing, hikes, charity walks and other public gatherings we organise. By registering for an event and signing the Participation Waiver you accept them. The details of a particular event (date, place, distances, entry fee, minimum age, programme, special rules) are published on that event's page and form part of these terms.</w:t>
+            </w:r>
+          </w:p>
+        </w:tc>
+      </w:tr>
+      <w:tr>
+        <w:tc>
+          <w:tcPr>
+            <w:tcW w:type="dxa" w:w="4953"/>
+            <w:tcMar>
+              <w:top w:type="dxa" w:w="80"/>
+              <w:left w:type="dxa" w:w="100"/>
+              <w:bottom w:type="dxa" w:w="80"/>
+              <w:right w:type="dxa" w:w="100"/>
+            </w:tcMar>
+          </w:tcPr>
           <w:p>
             <w:pPr>
               <w:spacing w:after="100"/>
@@ -397,20 +330,10 @@
             <w:r>
               <w:rPr>
                 <w:rFonts w:ascii="Arial" w:cs="Arial" w:eastAsia="Arial" w:hAnsi="Arial"/>
-                <w:i/>
-                <w:iCs/>
-                <w:sz w:val="18"/>
-                <w:szCs w:val="18"/>
-              </w:rPr>
-              <w:t xml:space="preserve">Article 1. Organiser and scope.</w:t>
-            </w:r>
-            <w:r>
-              <w:rPr>
-                <w:rFonts w:ascii="Arial" w:cs="Arial" w:eastAsia="Arial" w:hAnsi="Arial"/>
-                <w:sz w:val="18"/>
-                <w:szCs w:val="18"/>
-              </w:rPr>
-              <w:t xml:space="preserve"> Events are organised by the association (name, address, registration number, PIB and email as placeholders), directly, through its chapters, and with partner clubs. The terms cover every event we organise: runs, winter and open-water swims, regattas and sailing, rowing, hikes, charity walks and other public gatherings. Registering and signing the waiver means accepting them. Each event's page (date, place, distances, fee, minimum age, programme, special rules) forms part of the terms. Where a partner co-organises, the event page says who is responsible for what.</w:t>
+                <w:sz w:val="18"/>
+                <w:szCs w:val="18"/>
+              </w:rPr>
+              <w:t xml:space="preserve">Where a partner (a club, a municipality, a sponsor) is a co-organiser, the event page states who is responsible for which part of the programme.</w:t>
             </w:r>
           </w:p>
         </w:tc>
@@ -462,7 +385,7 @@
                 <w:sz w:val="20"/>
                 <w:szCs w:val="20"/>
               </w:rPr>
-              <w:t xml:space="preserve">Article 2. Registration.</w:t>
+              <w:t xml:space="preserve">Article 2 — Registration</w:t>
             </w:r>
           </w:p>
         </w:tc>
@@ -491,6 +414,43 @@
               <w:t xml:space="preserve">Prijava se podnosi isključivo preko naše internet platforme. Prijava važi kada: popunite obrazac sa tačnim podacima; potpišete Izjavu o učešću (dio B) elektronski, potvrdom na platformi; platite kotizaciju predviđenu za događaj, ako je ima; i primite potvrdu prijave e-poštom.</w:t>
             </w:r>
           </w:p>
+        </w:tc>
+        <w:tc>
+          <w:tcPr>
+            <w:tcW w:type="dxa" w:w="4953"/>
+            <w:tcMar>
+              <w:top w:type="dxa" w:w="80"/>
+              <w:left w:type="dxa" w:w="100"/>
+              <w:bottom w:type="dxa" w:w="80"/>
+              <w:right w:type="dxa" w:w="100"/>
+            </w:tcMar>
+          </w:tcPr>
+          <w:p>
+            <w:pPr>
+              <w:spacing w:after="100"/>
+            </w:pPr>
+            <w:r>
+              <w:rPr>
+                <w:rFonts w:ascii="Arial" w:cs="Arial" w:eastAsia="Arial" w:hAnsi="Arial"/>
+                <w:sz w:val="18"/>
+                <w:szCs w:val="18"/>
+              </w:rPr>
+              <w:t xml:space="preserve">Registration is made exclusively through our online platform. A registration stands once you: complete the form with accurate details; sign the Participation Waiver (Part B) electronically, by confirmation on the platform; pay the entry fee set for the event, if there is one; and receive the registration confirmation by email.</w:t>
+            </w:r>
+          </w:p>
+        </w:tc>
+      </w:tr>
+      <w:tr>
+        <w:tc>
+          <w:tcPr>
+            <w:tcW w:type="dxa" w:w="4953"/>
+            <w:tcMar>
+              <w:top w:type="dxa" w:w="80"/>
+              <w:left w:type="dxa" w:w="100"/>
+              <w:bottom w:type="dxa" w:w="80"/>
+              <w:right w:type="dxa" w:w="100"/>
+            </w:tcMar>
+          </w:tcPr>
           <w:p>
             <w:pPr>
               <w:spacing w:after="100"/>
@@ -504,19 +464,93 @@
               <w:t xml:space="preserve">Prijava je lična. Startni broj, čip i sve što uz prijavu dobijete smijete koristiti samo vi. Nastup pod tuđim brojem znači diskvalifikaciju oba učesnika i gubitak prava na osiguranje i medicinsku pomoć po ovim uslovima.</w:t>
             </w:r>
           </w:p>
-          <w:p>
-            <w:pPr>
-              <w:spacing w:after="100"/>
-            </w:pPr>
-            <w:r>
-              <w:rPr>
-                <w:rFonts w:ascii="Arial" w:cs="Arial" w:eastAsia="Arial" w:hAnsi="Arial"/>
-                <w:sz w:val="18"/>
-                <w:szCs w:val="18"/>
-              </w:rPr>
-              <w:t xml:space="preserve">Broj mjesta je ograničen kapacitetom navedenim na stranici događaja. Prijave se zatvaraju kada se kapacitet popuni ili u rok naveden na stranici, šta prije nastupi. Naknadna prijava na dan događaja moguća je samo ako je stranica događaja tako predvidjela.</w:t>
-            </w:r>
-          </w:p>
+        </w:tc>
+        <w:tc>
+          <w:tcPr>
+            <w:tcW w:type="dxa" w:w="4953"/>
+            <w:tcMar>
+              <w:top w:type="dxa" w:w="80"/>
+              <w:left w:type="dxa" w:w="100"/>
+              <w:bottom w:type="dxa" w:w="80"/>
+              <w:right w:type="dxa" w:w="100"/>
+            </w:tcMar>
+          </w:tcPr>
+          <w:p>
+            <w:pPr>
+              <w:spacing w:after="100"/>
+            </w:pPr>
+            <w:r>
+              <w:rPr>
+                <w:rFonts w:ascii="Arial" w:cs="Arial" w:eastAsia="Arial" w:hAnsi="Arial"/>
+                <w:sz w:val="18"/>
+                <w:szCs w:val="18"/>
+              </w:rPr>
+              <w:t xml:space="preserve">Registration is personal. The race number, the timing chip and everything else you receive with your registration may be used only by you. Taking part under someone else's number means disqualification of both participants and loss of the right to insurance and medical assistance under these terms.</w:t>
+            </w:r>
+          </w:p>
+        </w:tc>
+      </w:tr>
+      <w:tr>
+        <w:tc>
+          <w:tcPr>
+            <w:tcW w:type="dxa" w:w="4953"/>
+            <w:tcMar>
+              <w:top w:type="dxa" w:w="80"/>
+              <w:left w:type="dxa" w:w="100"/>
+              <w:bottom w:type="dxa" w:w="80"/>
+              <w:right w:type="dxa" w:w="100"/>
+            </w:tcMar>
+          </w:tcPr>
+          <w:p>
+            <w:pPr>
+              <w:spacing w:after="100"/>
+            </w:pPr>
+            <w:r>
+              <w:rPr>
+                <w:rFonts w:ascii="Arial" w:cs="Arial" w:eastAsia="Arial" w:hAnsi="Arial"/>
+                <w:sz w:val="18"/>
+                <w:szCs w:val="18"/>
+              </w:rPr>
+              <w:t xml:space="preserve">Broj mjesta je ograničen kapacitetom navedenim na stranici događaja. Prijave se zatvaraju kada se kapacitet popuni ili istekom roka navedenog na stranici, šta prije nastupi. Naknadna prijava na dan događaja moguća je samo ako je stranica događaja tako predvidjela.</w:t>
+            </w:r>
+          </w:p>
+        </w:tc>
+        <w:tc>
+          <w:tcPr>
+            <w:tcW w:type="dxa" w:w="4953"/>
+            <w:tcMar>
+              <w:top w:type="dxa" w:w="80"/>
+              <w:left w:type="dxa" w:w="100"/>
+              <w:bottom w:type="dxa" w:w="80"/>
+              <w:right w:type="dxa" w:w="100"/>
+            </w:tcMar>
+          </w:tcPr>
+          <w:p>
+            <w:pPr>
+              <w:spacing w:after="100"/>
+            </w:pPr>
+            <w:r>
+              <w:rPr>
+                <w:rFonts w:ascii="Arial" w:cs="Arial" w:eastAsia="Arial" w:hAnsi="Arial"/>
+                <w:sz w:val="18"/>
+                <w:szCs w:val="18"/>
+              </w:rPr>
+              <w:t xml:space="preserve">The number of places is limited to the capacity stated on the event page. Registration closes when the capacity is full or when the deadline stated on the page expires, whichever comes first. Late registration on the day of the event is possible only if the event page provides for it.</w:t>
+            </w:r>
+          </w:p>
+        </w:tc>
+      </w:tr>
+      <w:tr>
+        <w:tc>
+          <w:tcPr>
+            <w:tcW w:type="dxa" w:w="4953"/>
+            <w:tcMar>
+              <w:top w:type="dxa" w:w="80"/>
+              <w:left w:type="dxa" w:w="100"/>
+              <w:bottom w:type="dxa" w:w="80"/>
+              <w:right w:type="dxa" w:w="100"/>
+            </w:tcMar>
+          </w:tcPr>
           <w:p>
             <w:pPr>
               <w:spacing w:after="100"/>
@@ -548,20 +582,10 @@
             <w:r>
               <w:rPr>
                 <w:rFonts w:ascii="Arial" w:cs="Arial" w:eastAsia="Arial" w:hAnsi="Arial"/>
-                <w:i/>
-                <w:iCs/>
-                <w:sz w:val="18"/>
-                <w:szCs w:val="18"/>
-              </w:rPr>
-              <w:t xml:space="preserve">Article 2. Registration.</w:t>
-            </w:r>
-            <w:r>
-              <w:rPr>
-                <w:rFonts w:ascii="Arial" w:cs="Arial" w:eastAsia="Arial" w:hAnsi="Arial"/>
-                <w:sz w:val="18"/>
-                <w:szCs w:val="18"/>
-              </w:rPr>
-              <w:t xml:space="preserve"> Only through our platform. It stands once you complete the form accurately, sign the waiver electronically, pay any entry fee and receive the confirmation email. Registration is personal; running under someone else's number disqualifies both and forfeits insurance and medical cover under these terms. Places are limited to the published capacity; registration closes when full or at the published deadline. Same-day registration only if the event page says so. Entry fees go to the Operations Fund and pay for organising the event, not donations; the fee is shown with taxes included; the Donation policy applies to payment methods, receipts and refunds.</w:t>
+                <w:sz w:val="18"/>
+                <w:szCs w:val="18"/>
+              </w:rPr>
+              <w:t xml:space="preserve">Entry fees go to the association's Operations Fund: they pay for organising the event (permits, insurance, medical service, equipment, course, shirts, medals), not for donations. The amount of the entry fee is stated on the event page with taxes included. The Donation Policy also applies to entry fee payments in the part concerning payment methods, receipts and refunds.</w:t>
             </w:r>
           </w:p>
         </w:tc>
@@ -613,35 +637,72 @@
                 <w:sz w:val="20"/>
                 <w:szCs w:val="20"/>
               </w:rPr>
-              <w:t xml:space="preserve">Article 3. Medical fitness.</w:t>
-            </w:r>
-          </w:p>
-        </w:tc>
-      </w:tr>
-      <w:tr>
-        <w:tc>
-          <w:tcPr>
-            <w:tcW w:type="dxa" w:w="4953"/>
-            <w:tcMar>
-              <w:top w:type="dxa" w:w="80"/>
-              <w:left w:type="dxa" w:w="100"/>
-              <w:bottom w:type="dxa" w:w="80"/>
-              <w:right w:type="dxa" w:w="100"/>
-            </w:tcMar>
-          </w:tcPr>
-          <w:p>
-            <w:pPr>
-              <w:spacing w:after="100"/>
-            </w:pPr>
-            <w:r>
-              <w:rPr>
-                <w:rFonts w:ascii="Arial" w:cs="Arial" w:eastAsia="Arial" w:hAnsi="Arial"/>
-                <w:sz w:val="18"/>
-                <w:szCs w:val="18"/>
-              </w:rPr>
-              <w:t xml:space="preserve">Prijavom izjavljujete da ste zdravstveno sposobni za napor koji izabrana distanca ili aktivnost nosi, da ste se u slučaju bilo kakve sumnje posavjetovali sa ljekarom i da nam nije poznata nijedna vaša zdravstvena okolnost koja učešće čini opasnim za vas ili druge.</w:t>
-            </w:r>
-          </w:p>
+              <w:t xml:space="preserve">Article 3 — Medical fitness</w:t>
+            </w:r>
+          </w:p>
+        </w:tc>
+      </w:tr>
+      <w:tr>
+        <w:tc>
+          <w:tcPr>
+            <w:tcW w:type="dxa" w:w="4953"/>
+            <w:tcMar>
+              <w:top w:type="dxa" w:w="80"/>
+              <w:left w:type="dxa" w:w="100"/>
+              <w:bottom w:type="dxa" w:w="80"/>
+              <w:right w:type="dxa" w:w="100"/>
+            </w:tcMar>
+          </w:tcPr>
+          <w:p>
+            <w:pPr>
+              <w:spacing w:after="100"/>
+            </w:pPr>
+            <w:r>
+              <w:rPr>
+                <w:rFonts w:ascii="Arial" w:cs="Arial" w:eastAsia="Arial" w:hAnsi="Arial"/>
+                <w:sz w:val="18"/>
+                <w:szCs w:val="18"/>
+              </w:rPr>
+              <w:t xml:space="preserve">Prijavom izjavljujete da ste zdravstveno sposobni za napor koji izabrana distanca ili aktivnost nosi, da ste se u slučaju bilo kakve sumnje posavjetovali sa ljekarom i da vam nije poznata nijedna vaša zdravstvena okolnost koja učešće čini opasnim za vas ili druge.</w:t>
+            </w:r>
+          </w:p>
+        </w:tc>
+        <w:tc>
+          <w:tcPr>
+            <w:tcW w:type="dxa" w:w="4953"/>
+            <w:tcMar>
+              <w:top w:type="dxa" w:w="80"/>
+              <w:left w:type="dxa" w:w="100"/>
+              <w:bottom w:type="dxa" w:w="80"/>
+              <w:right w:type="dxa" w:w="100"/>
+            </w:tcMar>
+          </w:tcPr>
+          <w:p>
+            <w:pPr>
+              <w:spacing w:after="100"/>
+            </w:pPr>
+            <w:r>
+              <w:rPr>
+                <w:rFonts w:ascii="Arial" w:cs="Arial" w:eastAsia="Arial" w:hAnsi="Arial"/>
+                <w:sz w:val="18"/>
+                <w:szCs w:val="18"/>
+              </w:rPr>
+              <w:t xml:space="preserve">By registering you declare that you are medically fit for the effort that the chosen distance or activity involves, that in case of any doubt you have consulted a doctor, and that you know of no medical condition of yours that makes participation dangerous for you or for others.</w:t>
+            </w:r>
+          </w:p>
+        </w:tc>
+      </w:tr>
+      <w:tr>
+        <w:tc>
+          <w:tcPr>
+            <w:tcW w:type="dxa" w:w="4953"/>
+            <w:tcMar>
+              <w:top w:type="dxa" w:w="80"/>
+              <w:left w:type="dxa" w:w="100"/>
+              <w:bottom w:type="dxa" w:w="80"/>
+              <w:right w:type="dxa" w:w="100"/>
+            </w:tcMar>
+          </w:tcPr>
           <w:p>
             <w:pPr>
               <w:spacing w:after="100"/>
@@ -655,6 +716,43 @@
               <w:t xml:space="preserve">Za zimska kupanja i plivanje u otvorenoj vodi posebno izjavljujete da razumijete dejstvo hladne vode na organizam (šok od hladne vode, gubitak snage, pothlađenost) i da nemate stanje srca, krvnih sudova ili disajnih organa koje takvo izlaganje čini opasnim.</w:t>
             </w:r>
           </w:p>
+        </w:tc>
+        <w:tc>
+          <w:tcPr>
+            <w:tcW w:type="dxa" w:w="4953"/>
+            <w:tcMar>
+              <w:top w:type="dxa" w:w="80"/>
+              <w:left w:type="dxa" w:w="100"/>
+              <w:bottom w:type="dxa" w:w="80"/>
+              <w:right w:type="dxa" w:w="100"/>
+            </w:tcMar>
+          </w:tcPr>
+          <w:p>
+            <w:pPr>
+              <w:spacing w:after="100"/>
+            </w:pPr>
+            <w:r>
+              <w:rPr>
+                <w:rFonts w:ascii="Arial" w:cs="Arial" w:eastAsia="Arial" w:hAnsi="Arial"/>
+                <w:sz w:val="18"/>
+                <w:szCs w:val="18"/>
+              </w:rPr>
+              <w:t xml:space="preserve">For winter swims and open-water swimming you additionally declare that you understand the effect of cold water on the body (cold-water shock, loss of strength, hypothermia) and that you have no cardiac, vascular or respiratory condition that makes such exposure dangerous.</w:t>
+            </w:r>
+          </w:p>
+        </w:tc>
+      </w:tr>
+      <w:tr>
+        <w:tc>
+          <w:tcPr>
+            <w:tcW w:type="dxa" w:w="4953"/>
+            <w:tcMar>
+              <w:top w:type="dxa" w:w="80"/>
+              <w:left w:type="dxa" w:w="100"/>
+              <w:bottom w:type="dxa" w:w="80"/>
+              <w:right w:type="dxa" w:w="100"/>
+            </w:tcMar>
+          </w:tcPr>
           <w:p>
             <w:pPr>
               <w:spacing w:after="100"/>
@@ -668,51 +766,78 @@
               <w:t xml:space="preserve">Možemo, ali nismo dužni, tražiti ljekarsko uvjerenje za pojedine događaje ili distance; to je navedeno na stranici događaja.</w:t>
             </w:r>
           </w:p>
-          <w:p>
-            <w:pPr>
-              <w:spacing w:after="100"/>
-            </w:pPr>
-            <w:r>
-              <w:rPr>
-                <w:rFonts w:ascii="Arial" w:cs="Arial" w:eastAsia="Arial" w:hAnsi="Arial"/>
-                <w:sz w:val="18"/>
-                <w:szCs w:val="18"/>
-              </w:rPr>
-              <w:t xml:space="preserve">Dužni ste da nas na obrascu za prijavu obavijestite o alergijama, hroničnim stanjima i ljekovima koje uzimate, ako želite da medicinska služba to zna; te podatke vide samo rukovodilac događaja i medicinska služba.</w:t>
-            </w:r>
-          </w:p>
-        </w:tc>
-        <w:tc>
-          <w:tcPr>
-            <w:tcW w:type="dxa" w:w="4953"/>
-            <w:tcMar>
-              <w:top w:type="dxa" w:w="80"/>
-              <w:left w:type="dxa" w:w="100"/>
-              <w:bottom w:type="dxa" w:w="80"/>
-              <w:right w:type="dxa" w:w="100"/>
-            </w:tcMar>
-          </w:tcPr>
-          <w:p>
-            <w:pPr>
-              <w:spacing w:after="100"/>
-            </w:pPr>
-            <w:r>
-              <w:rPr>
-                <w:rFonts w:ascii="Arial" w:cs="Arial" w:eastAsia="Arial" w:hAnsi="Arial"/>
-                <w:i/>
-                <w:iCs/>
-                <w:sz w:val="18"/>
-                <w:szCs w:val="18"/>
-              </w:rPr>
-              <w:t xml:space="preserve">Article 3. Medical fitness.</w:t>
-            </w:r>
-            <w:r>
-              <w:rPr>
-                <w:rFonts w:ascii="Arial" w:cs="Arial" w:eastAsia="Arial" w:hAnsi="Arial"/>
-                <w:sz w:val="18"/>
-                <w:szCs w:val="18"/>
-              </w:rPr>
-              <w:t xml:space="preserve"> You declare you are fit for the effort, have consulted a doctor if in any doubt, and know of no condition that makes participation dangerous to you or others. For winter and open-water swims you also declare you understand the effects of cold water (cold shock, loss of strength, hypothermia) and have no cardiac, vascular or respiratory condition that makes it dangerous. We may require a medical certificate for particular events, as stated on the event page. You may tell us about allergies, chronic conditions and medication for the medical team; only the event manager and medical team see this.</w:t>
+        </w:tc>
+        <w:tc>
+          <w:tcPr>
+            <w:tcW w:type="dxa" w:w="4953"/>
+            <w:tcMar>
+              <w:top w:type="dxa" w:w="80"/>
+              <w:left w:type="dxa" w:w="100"/>
+              <w:bottom w:type="dxa" w:w="80"/>
+              <w:right w:type="dxa" w:w="100"/>
+            </w:tcMar>
+          </w:tcPr>
+          <w:p>
+            <w:pPr>
+              <w:spacing w:after="100"/>
+            </w:pPr>
+            <w:r>
+              <w:rPr>
+                <w:rFonts w:ascii="Arial" w:cs="Arial" w:eastAsia="Arial" w:hAnsi="Arial"/>
+                <w:sz w:val="18"/>
+                <w:szCs w:val="18"/>
+              </w:rPr>
+              <w:t xml:space="preserve">We may, but are not obliged to, require a medical certificate for particular events or distances; this is stated on the event page.</w:t>
+            </w:r>
+          </w:p>
+        </w:tc>
+      </w:tr>
+      <w:tr>
+        <w:tc>
+          <w:tcPr>
+            <w:tcW w:type="dxa" w:w="4953"/>
+            <w:tcMar>
+              <w:top w:type="dxa" w:w="80"/>
+              <w:left w:type="dxa" w:w="100"/>
+              <w:bottom w:type="dxa" w:w="80"/>
+              <w:right w:type="dxa" w:w="100"/>
+            </w:tcMar>
+          </w:tcPr>
+          <w:p>
+            <w:pPr>
+              <w:spacing w:after="100"/>
+            </w:pPr>
+            <w:r>
+              <w:rPr>
+                <w:rFonts w:ascii="Arial" w:cs="Arial" w:eastAsia="Arial" w:hAnsi="Arial"/>
+                <w:sz w:val="18"/>
+                <w:szCs w:val="18"/>
+              </w:rPr>
+              <w:t xml:space="preserve">Možete nas na obrascu za prijavu obavijestiti o alergijama, hroničnim stanjima i ljekovima koje uzimate, ako želite da medicinska služba to zna; te podatke vide samo rukovodilac događaja i medicinska služba.</w:t>
+            </w:r>
+          </w:p>
+        </w:tc>
+        <w:tc>
+          <w:tcPr>
+            <w:tcW w:type="dxa" w:w="4953"/>
+            <w:tcMar>
+              <w:top w:type="dxa" w:w="80"/>
+              <w:left w:type="dxa" w:w="100"/>
+              <w:bottom w:type="dxa" w:w="80"/>
+              <w:right w:type="dxa" w:w="100"/>
+            </w:tcMar>
+          </w:tcPr>
+          <w:p>
+            <w:pPr>
+              <w:spacing w:after="100"/>
+            </w:pPr>
+            <w:r>
+              <w:rPr>
+                <w:rFonts w:ascii="Arial" w:cs="Arial" w:eastAsia="Arial" w:hAnsi="Arial"/>
+                <w:sz w:val="18"/>
+                <w:szCs w:val="18"/>
+              </w:rPr>
+              <w:t xml:space="preserve">You may inform us on the registration form of allergies, chronic conditions and medication you take, if you want the medical service to know; only the event manager and the medical service see this information.</w:t>
             </w:r>
           </w:p>
         </w:tc>
@@ -764,7 +889,7 @@
                 <w:sz w:val="20"/>
                 <w:szCs w:val="20"/>
               </w:rPr>
-              <w:t xml:space="preserve">Article 4. Minimum age and minors.</w:t>
+              <w:t xml:space="preserve">Article 4 — Minimum age and minor participants</w:t>
             </w:r>
           </w:p>
         </w:tc>
@@ -793,6 +918,43 @@
               <w:t xml:space="preserve">Minimalni uzrast po aktivnosti i distanci: [[PLACEHOLDER: tabela minimalnog uzrasta po distanci i aktivnosti, npr. dječija trka do 1 km od 5 godina uz roditelja, 5 km od 12, 10 km od 16, zimsko kupanje od 16 uz roditelja i od 18 samostalno, regata prema pravilima kluba, pub crawl 18+]]. Uzrast se računa na dan događaja. Stranica događaja može odrediti stroži uzrast.</w:t>
             </w:r>
           </w:p>
+        </w:tc>
+        <w:tc>
+          <w:tcPr>
+            <w:tcW w:type="dxa" w:w="4953"/>
+            <w:tcMar>
+              <w:top w:type="dxa" w:w="80"/>
+              <w:left w:type="dxa" w:w="100"/>
+              <w:bottom w:type="dxa" w:w="80"/>
+              <w:right w:type="dxa" w:w="100"/>
+            </w:tcMar>
+          </w:tcPr>
+          <w:p>
+            <w:pPr>
+              <w:spacing w:after="100"/>
+            </w:pPr>
+            <w:r>
+              <w:rPr>
+                <w:rFonts w:ascii="Arial" w:cs="Arial" w:eastAsia="Arial" w:hAnsi="Arial"/>
+                <w:sz w:val="18"/>
+                <w:szCs w:val="18"/>
+              </w:rPr>
+              <w:t xml:space="preserve">Minimum age by activity and distance: [[PLACEHOLDER: table of minimum ages by distance and activity, e.g. children's run up to 1 km from 5 years with a parent, 5 km from 12, 10 km from 16, winter swim from 16 with a parent and from 18 alone, regatta according to the club's rules, pub crawl 18+]]. Age is counted on the day of the event. The event page may set a stricter age.</w:t>
+            </w:r>
+          </w:p>
+        </w:tc>
+      </w:tr>
+      <w:tr>
+        <w:tc>
+          <w:tcPr>
+            <w:tcW w:type="dxa" w:w="4953"/>
+            <w:tcMar>
+              <w:top w:type="dxa" w:w="80"/>
+              <w:left w:type="dxa" w:w="100"/>
+              <w:bottom w:type="dxa" w:w="80"/>
+              <w:right w:type="dxa" w:w="100"/>
+            </w:tcMar>
+          </w:tcPr>
           <w:p>
             <w:pPr>
               <w:spacing w:after="100"/>
@@ -806,6 +968,43 @@
               <w:t xml:space="preserve">Za učesnika mlađeg od 18 godina prijavu podnosi i Izjavu o učešću potpisuje roditelj ili staratelj, koji: odgovara za procjenu da je dijete spremno za izabranu distancu; navodi broj telefona na kome je dostupan tokom događaja; za dijete mlađe od [[PLACEHOLDER: uzrast, npr. 12]] godina prisutan je na događaju lično ili preko punoljetnog lica koje pisano odredi; navodi lice ovlašćeno da preuzme dijete nakon aktivnosti.</w:t>
             </w:r>
           </w:p>
+        </w:tc>
+        <w:tc>
+          <w:tcPr>
+            <w:tcW w:type="dxa" w:w="4953"/>
+            <w:tcMar>
+              <w:top w:type="dxa" w:w="80"/>
+              <w:left w:type="dxa" w:w="100"/>
+              <w:bottom w:type="dxa" w:w="80"/>
+              <w:right w:type="dxa" w:w="100"/>
+            </w:tcMar>
+          </w:tcPr>
+          <w:p>
+            <w:pPr>
+              <w:spacing w:after="100"/>
+            </w:pPr>
+            <w:r>
+              <w:rPr>
+                <w:rFonts w:ascii="Arial" w:cs="Arial" w:eastAsia="Arial" w:hAnsi="Arial"/>
+                <w:sz w:val="18"/>
+                <w:szCs w:val="18"/>
+              </w:rPr>
+              <w:t xml:space="preserve">For a participant under 18, the registration is submitted and the Participation Waiver signed by a parent or guardian, who: is responsible for judging that the child is ready for the chosen distance; gives a telephone number on which they can be reached during the event; for a child under [[PLACEHOLDER: age, e.g. 12]] is present at the event in person or through an adult they designate in writing; and names the person authorised to collect the child after the activity.</w:t>
+            </w:r>
+          </w:p>
+        </w:tc>
+      </w:tr>
+      <w:tr>
+        <w:tc>
+          <w:tcPr>
+            <w:tcW w:type="dxa" w:w="4953"/>
+            <w:tcMar>
+              <w:top w:type="dxa" w:w="80"/>
+              <w:left w:type="dxa" w:w="100"/>
+              <w:bottom w:type="dxa" w:w="80"/>
+              <w:right w:type="dxa" w:w="100"/>
+            </w:tcMar>
+          </w:tcPr>
           <w:p>
             <w:pPr>
               <w:spacing w:after="100"/>
@@ -837,20 +1036,10 @@
             <w:r>
               <w:rPr>
                 <w:rFonts w:ascii="Arial" w:cs="Arial" w:eastAsia="Arial" w:hAnsi="Arial"/>
-                <w:i/>
-                <w:iCs/>
-                <w:sz w:val="18"/>
-                <w:szCs w:val="18"/>
-              </w:rPr>
-              <w:t xml:space="preserve">Article 4. Minimum age and minors.</w:t>
-            </w:r>
-            <w:r>
-              <w:rPr>
-                <w:rFonts w:ascii="Arial" w:cs="Arial" w:eastAsia="Arial" w:hAnsi="Arial"/>
-                <w:sz w:val="18"/>
-                <w:szCs w:val="18"/>
-              </w:rPr>
-              <w:t xml:space="preserve"> Minimum ages per activity and distance are a placeholder table; age counts on event day; an event page may set a stricter age. For anyone under 18, a parent or guardian registers and signs, judges the child's readiness, gives a phone number reachable during the event, is present for a child under [12] in person or through a designated adult, and names who may collect the child. The safeguarding policy applies: handover only to the parent or named adult, two adults on every children's activity, photos of children only with parental consent.</w:t>
+                <w:sz w:val="18"/>
+                <w:szCs w:val="18"/>
+              </w:rPr>
+              <w:t xml:space="preserve">Our Child Safeguarding Policy applies at every event: children are handed over only to the parent or the named person, activities with children are led by at least two adults, and we publish a photograph of a child only with the parent's consent.</w:t>
             </w:r>
           </w:p>
         </w:tc>
@@ -902,7 +1091,7 @@
                 <w:sz w:val="20"/>
                 <w:szCs w:val="20"/>
               </w:rPr>
-              <w:t xml:space="preserve">Article 5. What we provide.</w:t>
+              <w:t xml:space="preserve">Article 5 — What we provide</w:t>
             </w:r>
           </w:p>
         </w:tc>
@@ -931,51 +1120,78 @@
               <w:t xml:space="preserve">Za svaki događaj obezbjeđujemo ono što je navedeno na stranici događaja, a najmanje: dozvole nadležnih organa; obilježenu i, gdje je potrebno, obezbijeđenu trasu; redare i uputstva; prvu pomoć na licu mjesta srazmjerno broju učesnika i aktivnosti; za događaje u vodi kvalifikovane spasioce, pratilački čamac i bezbjednosni brifing; imenovano lice za zaštitu djece kada učestvuju djeca; osiguranje od odgovornosti organizatora; okrepu, startni broj, majicu ili kostim i medalju kada su navedeni na stranici događaja.</w:t>
             </w:r>
           </w:p>
-          <w:p>
-            <w:pPr>
-              <w:spacing w:after="100"/>
-            </w:pPr>
-            <w:r>
-              <w:rPr>
-                <w:rFonts w:ascii="Arial" w:cs="Arial" w:eastAsia="Arial" w:hAnsi="Arial"/>
-                <w:sz w:val="18"/>
-                <w:szCs w:val="18"/>
-              </w:rPr>
-              <w:t xml:space="preserve">Ne obezbjeđujemo lično osiguranje učesnika od nezgode, osim ako je na stranici događaja navedeno drugačije. Preporučujemo da provjerite sopstveno zdravstveno i osiguranje od nezgode, posebno za aktivnosti u vodi i na moru.</w:t>
-            </w:r>
-          </w:p>
-        </w:tc>
-        <w:tc>
-          <w:tcPr>
-            <w:tcW w:type="dxa" w:w="4953"/>
-            <w:tcMar>
-              <w:top w:type="dxa" w:w="80"/>
-              <w:left w:type="dxa" w:w="100"/>
-              <w:bottom w:type="dxa" w:w="80"/>
-              <w:right w:type="dxa" w:w="100"/>
-            </w:tcMar>
-          </w:tcPr>
-          <w:p>
-            <w:pPr>
-              <w:spacing w:after="100"/>
-            </w:pPr>
-            <w:r>
-              <w:rPr>
-                <w:rFonts w:ascii="Arial" w:cs="Arial" w:eastAsia="Arial" w:hAnsi="Arial"/>
-                <w:i/>
-                <w:iCs/>
-                <w:sz w:val="18"/>
-                <w:szCs w:val="18"/>
-              </w:rPr>
-              <w:t xml:space="preserve">Article 5. What we provide.</w:t>
-            </w:r>
-            <w:r>
-              <w:rPr>
-                <w:rFonts w:ascii="Arial" w:cs="Arial" w:eastAsia="Arial" w:hAnsi="Arial"/>
-                <w:sz w:val="18"/>
-                <w:szCs w:val="18"/>
-              </w:rPr>
-              <w:t xml:space="preserve"> Whatever the event page lists, and at least: permits; a marked and where needed secured course; marshals and instructions; on-site first aid proportionate to numbers and activity; for water events, qualified lifeguards, a safety boat and a briefing; a named safeguarding lead when children take part; organiser's liability insurance; refreshments, number, shirt or costume and medal when listed. We do not provide personal accident insurance unless the event page says so; check your own health and accident cover, especially for water and sea activities.</w:t>
+        </w:tc>
+        <w:tc>
+          <w:tcPr>
+            <w:tcW w:type="dxa" w:w="4953"/>
+            <w:tcMar>
+              <w:top w:type="dxa" w:w="80"/>
+              <w:left w:type="dxa" w:w="100"/>
+              <w:bottom w:type="dxa" w:w="80"/>
+              <w:right w:type="dxa" w:w="100"/>
+            </w:tcMar>
+          </w:tcPr>
+          <w:p>
+            <w:pPr>
+              <w:spacing w:after="100"/>
+            </w:pPr>
+            <w:r>
+              <w:rPr>
+                <w:rFonts w:ascii="Arial" w:cs="Arial" w:eastAsia="Arial" w:hAnsi="Arial"/>
+                <w:sz w:val="18"/>
+                <w:szCs w:val="18"/>
+              </w:rPr>
+              <w:t xml:space="preserve">For every event we provide what is listed on the event page, and at least: permits from the competent authorities; a marked and, where necessary, secured course; marshals and instructions; first aid on site proportionate to the number of participants and the activity; for events in the water, qualified lifeguards, a safety boat and a safety briefing; a named safeguarding lead when children take part; organiser's liability insurance; refreshments, a race number, a shirt or costume and a medal when they are listed on the event page.</w:t>
+            </w:r>
+          </w:p>
+        </w:tc>
+      </w:tr>
+      <w:tr>
+        <w:tc>
+          <w:tcPr>
+            <w:tcW w:type="dxa" w:w="4953"/>
+            <w:tcMar>
+              <w:top w:type="dxa" w:w="80"/>
+              <w:left w:type="dxa" w:w="100"/>
+              <w:bottom w:type="dxa" w:w="80"/>
+              <w:right w:type="dxa" w:w="100"/>
+            </w:tcMar>
+          </w:tcPr>
+          <w:p>
+            <w:pPr>
+              <w:spacing w:after="100"/>
+            </w:pPr>
+            <w:r>
+              <w:rPr>
+                <w:rFonts w:ascii="Arial" w:cs="Arial" w:eastAsia="Arial" w:hAnsi="Arial"/>
+                <w:sz w:val="18"/>
+                <w:szCs w:val="18"/>
+              </w:rPr>
+              <w:t xml:space="preserve">Ne obezbjeđujemo lično osiguranje učesnika od nezgode, osim ako je na stranici događaja navedeno drugačije. Preporučujemo da provjerite sopstveno zdravstveno osiguranje i osiguranje od nezgode, posebno za aktivnosti u vodi i na moru.</w:t>
+            </w:r>
+          </w:p>
+        </w:tc>
+        <w:tc>
+          <w:tcPr>
+            <w:tcW w:type="dxa" w:w="4953"/>
+            <w:tcMar>
+              <w:top w:type="dxa" w:w="80"/>
+              <w:left w:type="dxa" w:w="100"/>
+              <w:bottom w:type="dxa" w:w="80"/>
+              <w:right w:type="dxa" w:w="100"/>
+            </w:tcMar>
+          </w:tcPr>
+          <w:p>
+            <w:pPr>
+              <w:spacing w:after="100"/>
+            </w:pPr>
+            <w:r>
+              <w:rPr>
+                <w:rFonts w:ascii="Arial" w:cs="Arial" w:eastAsia="Arial" w:hAnsi="Arial"/>
+                <w:sz w:val="18"/>
+                <w:szCs w:val="18"/>
+              </w:rPr>
+              <w:t xml:space="preserve">We do not provide personal accident insurance for participants unless the event page states otherwise. We recommend that you check your own health insurance and accident insurance, especially for activities in the water and at sea.</w:t>
             </w:r>
           </w:p>
         </w:tc>
@@ -1027,7 +1243,7 @@
                 <w:sz w:val="20"/>
                 <w:szCs w:val="20"/>
               </w:rPr>
-              <w:t xml:space="preserve">Article 6. Risks and liability.</w:t>
+              <w:t xml:space="preserve">Article 6 — Risks and liability</w:t>
             </w:r>
           </w:p>
         </w:tc>
@@ -1056,6 +1272,43 @@
               <w:t xml:space="preserve">Trčanje, plivanje u moru zimi i u otvorenoj vodi, jedrenje, veslanje i okupljanja na otvorenom nose stvarne rizike: pad, iscrpljenost, dehidraciju, hladnu vodu, struje i talase, sudar sa drugim učesnikom, plovilom ili preprekom, nagle promjene vremena, povrede koje mogu biti teške. Učestvujete svojom voljom, na sopstveni rizik i prema sopstvenoj procjeni svojih sposobnosti.</w:t>
             </w:r>
           </w:p>
+        </w:tc>
+        <w:tc>
+          <w:tcPr>
+            <w:tcW w:type="dxa" w:w="4953"/>
+            <w:tcMar>
+              <w:top w:type="dxa" w:w="80"/>
+              <w:left w:type="dxa" w:w="100"/>
+              <w:bottom w:type="dxa" w:w="80"/>
+              <w:right w:type="dxa" w:w="100"/>
+            </w:tcMar>
+          </w:tcPr>
+          <w:p>
+            <w:pPr>
+              <w:spacing w:after="100"/>
+            </w:pPr>
+            <w:r>
+              <w:rPr>
+                <w:rFonts w:ascii="Arial" w:cs="Arial" w:eastAsia="Arial" w:hAnsi="Arial"/>
+                <w:sz w:val="18"/>
+                <w:szCs w:val="18"/>
+              </w:rPr>
+              <w:t xml:space="preserve">Running, swimming in the sea in winter and in open water, sailing, rowing and outdoor gatherings carry real risks: falls, exhaustion, dehydration, cold water, currents and waves, collision with another participant, a vessel or an obstacle, sudden changes in the weather, injuries that can be serious. You take part of your own free will, at your own risk and on your own assessment of your abilities.</w:t>
+            </w:r>
+          </w:p>
+        </w:tc>
+      </w:tr>
+      <w:tr>
+        <w:tc>
+          <w:tcPr>
+            <w:tcW w:type="dxa" w:w="4953"/>
+            <w:tcMar>
+              <w:top w:type="dxa" w:w="80"/>
+              <w:left w:type="dxa" w:w="100"/>
+              <w:bottom w:type="dxa" w:w="80"/>
+              <w:right w:type="dxa" w:w="100"/>
+            </w:tcMar>
+          </w:tcPr>
           <w:p>
             <w:pPr>
               <w:spacing w:after="100"/>
@@ -1069,6 +1322,43 @@
               <w:t xml:space="preserve">Dužni smo da događaj organizujemo sa pažnjom dobrog organizatora: sa dozvolama, obilježenom trasom, redarima, medicinskom službom i spasiocima kako je navedeno u članu 5 i na stranici događaja. Ne možemo ukloniti rizike koji su dio same aktivnosti i ne odgovaramo za štetu koja iz njih proizađe.</w:t>
             </w:r>
           </w:p>
+        </w:tc>
+        <w:tc>
+          <w:tcPr>
+            <w:tcW w:type="dxa" w:w="4953"/>
+            <w:tcMar>
+              <w:top w:type="dxa" w:w="80"/>
+              <w:left w:type="dxa" w:w="100"/>
+              <w:bottom w:type="dxa" w:w="80"/>
+              <w:right w:type="dxa" w:w="100"/>
+            </w:tcMar>
+          </w:tcPr>
+          <w:p>
+            <w:pPr>
+              <w:spacing w:after="100"/>
+            </w:pPr>
+            <w:r>
+              <w:rPr>
+                <w:rFonts w:ascii="Arial" w:cs="Arial" w:eastAsia="Arial" w:hAnsi="Arial"/>
+                <w:sz w:val="18"/>
+                <w:szCs w:val="18"/>
+              </w:rPr>
+              <w:t xml:space="preserve">We must organise the event with the care of a prudent organiser: with permits, a marked course, marshals, a medical service and lifeguards as set out in Article 5 and on the event page. We cannot remove the risks that are part of the activity itself and we are not liable for harm arising from them.</w:t>
+            </w:r>
+          </w:p>
+        </w:tc>
+      </w:tr>
+      <w:tr>
+        <w:tc>
+          <w:tcPr>
+            <w:tcW w:type="dxa" w:w="4953"/>
+            <w:tcMar>
+              <w:top w:type="dxa" w:w="80"/>
+              <w:left w:type="dxa" w:w="100"/>
+              <w:bottom w:type="dxa" w:w="80"/>
+              <w:right w:type="dxa" w:w="100"/>
+            </w:tcMar>
+          </w:tcPr>
           <w:p>
             <w:pPr>
               <w:spacing w:after="100"/>
@@ -1082,19 +1372,93 @@
               <w:t xml:space="preserve">Ne odgovaramo za štetu koju prouzrokujete sami sebi ili drugima nepoštovanjem ovih uslova, uputstava redara, spasilaca i medicinske službe, ili učešćem u stanju koje je suprotno članu 3.</w:t>
             </w:r>
           </w:p>
-          <w:p>
-            <w:pPr>
-              <w:spacing w:after="100"/>
-            </w:pPr>
-            <w:r>
-              <w:rPr>
-                <w:rFonts w:ascii="Arial" w:cs="Arial" w:eastAsia="Arial" w:hAnsi="Arial"/>
-                <w:sz w:val="18"/>
-                <w:szCs w:val="18"/>
-              </w:rPr>
-              <w:t xml:space="preserve">Ova odredba ne isključuje ni ne ograničava našu odgovornost za štetu prouzrokovanu namjerno ili krajnjom nepažnjom, za smrt ili tjelesnu povredu nastalu našom krivicom, ni bilo koju odgovornost koja se po zakonu ne može isključiti ili ograničiti.</w:t>
-            </w:r>
-          </w:p>
+        </w:tc>
+        <w:tc>
+          <w:tcPr>
+            <w:tcW w:type="dxa" w:w="4953"/>
+            <w:tcMar>
+              <w:top w:type="dxa" w:w="80"/>
+              <w:left w:type="dxa" w:w="100"/>
+              <w:bottom w:type="dxa" w:w="80"/>
+              <w:right w:type="dxa" w:w="100"/>
+            </w:tcMar>
+          </w:tcPr>
+          <w:p>
+            <w:pPr>
+              <w:spacing w:after="100"/>
+            </w:pPr>
+            <w:r>
+              <w:rPr>
+                <w:rFonts w:ascii="Arial" w:cs="Arial" w:eastAsia="Arial" w:hAnsi="Arial"/>
+                <w:sz w:val="18"/>
+                <w:szCs w:val="18"/>
+              </w:rPr>
+              <w:t xml:space="preserve">We are not liable for harm you cause to yourself or to others by failing to comply with these terms or with the instructions of marshals, lifeguards and the medical service, or by taking part in a condition contrary to Article 3.</w:t>
+            </w:r>
+          </w:p>
+        </w:tc>
+      </w:tr>
+      <w:tr>
+        <w:tc>
+          <w:tcPr>
+            <w:tcW w:type="dxa" w:w="4953"/>
+            <w:tcMar>
+              <w:top w:type="dxa" w:w="80"/>
+              <w:left w:type="dxa" w:w="100"/>
+              <w:bottom w:type="dxa" w:w="80"/>
+              <w:right w:type="dxa" w:w="100"/>
+            </w:tcMar>
+          </w:tcPr>
+          <w:p>
+            <w:pPr>
+              <w:spacing w:after="100"/>
+            </w:pPr>
+            <w:r>
+              <w:rPr>
+                <w:rFonts w:ascii="Arial" w:cs="Arial" w:eastAsia="Arial" w:hAnsi="Arial"/>
+                <w:sz w:val="18"/>
+                <w:szCs w:val="18"/>
+              </w:rPr>
+              <w:t xml:space="preserve">Ova odredba ne isključuje niti ograničava našu odgovornost za štetu prouzrokovanu namjerno ili krajnjom nepažnjom, za smrt ili tjelesnu povredu nastalu našom krivicom, ni bilo koju odgovornost koja se po zakonu ne može isključiti ili ograničiti.</w:t>
+            </w:r>
+          </w:p>
+        </w:tc>
+        <w:tc>
+          <w:tcPr>
+            <w:tcW w:type="dxa" w:w="4953"/>
+            <w:tcMar>
+              <w:top w:type="dxa" w:w="80"/>
+              <w:left w:type="dxa" w:w="100"/>
+              <w:bottom w:type="dxa" w:w="80"/>
+              <w:right w:type="dxa" w:w="100"/>
+            </w:tcMar>
+          </w:tcPr>
+          <w:p>
+            <w:pPr>
+              <w:spacing w:after="100"/>
+            </w:pPr>
+            <w:r>
+              <w:rPr>
+                <w:rFonts w:ascii="Arial" w:cs="Arial" w:eastAsia="Arial" w:hAnsi="Arial"/>
+                <w:sz w:val="18"/>
+                <w:szCs w:val="18"/>
+              </w:rPr>
+              <w:t xml:space="preserve">This provision neither excludes nor limits our liability for harm caused intentionally or by gross negligence, for death or bodily injury caused by our fault, or any liability that cannot be excluded or limited by law.</w:t>
+            </w:r>
+          </w:p>
+        </w:tc>
+      </w:tr>
+      <w:tr>
+        <w:tc>
+          <w:tcPr>
+            <w:tcW w:type="dxa" w:w="4953"/>
+            <w:tcMar>
+              <w:top w:type="dxa" w:w="80"/>
+              <w:left w:type="dxa" w:w="100"/>
+              <w:bottom w:type="dxa" w:w="80"/>
+              <w:right w:type="dxa" w:w="100"/>
+            </w:tcMar>
+          </w:tcPr>
           <w:p>
             <w:pPr>
               <w:spacing w:after="100"/>
@@ -1126,20 +1490,10 @@
             <w:r>
               <w:rPr>
                 <w:rFonts w:ascii="Arial" w:cs="Arial" w:eastAsia="Arial" w:hAnsi="Arial"/>
-                <w:i/>
-                <w:iCs/>
-                <w:sz w:val="18"/>
-                <w:szCs w:val="18"/>
-              </w:rPr>
-              <w:t xml:space="preserve">Article 6. Risks and liability.</w:t>
-            </w:r>
-            <w:r>
-              <w:rPr>
-                <w:rFonts w:ascii="Arial" w:cs="Arial" w:eastAsia="Arial" w:hAnsi="Arial"/>
-                <w:sz w:val="18"/>
-                <w:szCs w:val="18"/>
-              </w:rPr>
-              <w:t xml:space="preserve"> The activities carry real risks: falls, exhaustion, dehydration, cold water, currents and waves, collision with participants, vessels or obstacles, sudden weather, injuries that can be serious. You take part voluntarily, at your own risk and on your own judgement of your ability. We must organise with the care of a prudent organiser as in Article 5 and the event page; we cannot remove the risks inherent in the activity and are not liable for harm arising from them, nor for harm you cause yourself or others by breaching these terms, ignoring marshals, lifeguards or medical staff, or taking part contrary to Article 3. Nothing excludes or limits our liability for intent or gross negligence, for death or bodily injury caused by our fault, or any liability that cannot be excluded by law. You are liable for damage you cause to third parties or property.</w:t>
+                <w:sz w:val="18"/>
+                <w:szCs w:val="18"/>
+              </w:rPr>
+              <w:t xml:space="preserve">You are yourself liable for damage you cause to third parties or to property during the event.</w:t>
             </w:r>
           </w:p>
         </w:tc>
@@ -1191,7 +1545,7 @@
                 <w:sz w:val="20"/>
                 <w:szCs w:val="20"/>
               </w:rPr>
-              <w:t xml:space="preserve">Article 7. Our right to stop you.</w:t>
+              <w:t xml:space="preserve">Article 7 — Our right to stop you</w:t>
             </w:r>
           </w:p>
         </w:tc>
@@ -1220,19 +1574,93 @@
               <w:t xml:space="preserve">Rukovodilac događaja, redar, spasilac ili medicinska služba mogu vam narediti da prekinete učešće, napustite vodu ili stazu, ili primite pomoć, kada procijene da je vaše zdravlje ili bezbjednost, ili bezbjednost drugih, ugroženo. Dužni ste da postupite odmah. Odbijanje znači isključenje sa događaja bez povraćaja kotizacije.</w:t>
             </w:r>
           </w:p>
-          <w:p>
-            <w:pPr>
-              <w:spacing w:after="100"/>
-            </w:pPr>
-            <w:r>
-              <w:rPr>
-                <w:rFonts w:ascii="Arial" w:cs="Arial" w:eastAsia="Arial" w:hAnsi="Arial"/>
-                <w:sz w:val="18"/>
-                <w:szCs w:val="18"/>
-              </w:rPr>
-              <w:t xml:space="preserve">Kontrolna vremena i tačke prekida za svaku distancu objavljene su na stranici događaja; učesnik koji ih ne stigne nastavlja na sopstvenu odgovornost van organizovanog dijela događaja, bez redara, obezbjeđenja staze i medicinske službe, ili se povlači po uputstvu redara.</w:t>
-            </w:r>
-          </w:p>
+        </w:tc>
+        <w:tc>
+          <w:tcPr>
+            <w:tcW w:type="dxa" w:w="4953"/>
+            <w:tcMar>
+              <w:top w:type="dxa" w:w="80"/>
+              <w:left w:type="dxa" w:w="100"/>
+              <w:bottom w:type="dxa" w:w="80"/>
+              <w:right w:type="dxa" w:w="100"/>
+            </w:tcMar>
+          </w:tcPr>
+          <w:p>
+            <w:pPr>
+              <w:spacing w:after="100"/>
+            </w:pPr>
+            <w:r>
+              <w:rPr>
+                <w:rFonts w:ascii="Arial" w:cs="Arial" w:eastAsia="Arial" w:hAnsi="Arial"/>
+                <w:sz w:val="18"/>
+                <w:szCs w:val="18"/>
+              </w:rPr>
+              <w:t xml:space="preserve">The event manager, a marshal, a lifeguard or the medical service may order you to stop taking part, to leave the water or the course, or to accept help, when they judge that your health or safety, or the safety of others, is at risk. You must comply immediately. Refusal means exclusion from the event without a refund of the entry fee.</w:t>
+            </w:r>
+          </w:p>
+        </w:tc>
+      </w:tr>
+      <w:tr>
+        <w:tc>
+          <w:tcPr>
+            <w:tcW w:type="dxa" w:w="4953"/>
+            <w:tcMar>
+              <w:top w:type="dxa" w:w="80"/>
+              <w:left w:type="dxa" w:w="100"/>
+              <w:bottom w:type="dxa" w:w="80"/>
+              <w:right w:type="dxa" w:w="100"/>
+            </w:tcMar>
+          </w:tcPr>
+          <w:p>
+            <w:pPr>
+              <w:spacing w:after="100"/>
+            </w:pPr>
+            <w:r>
+              <w:rPr>
+                <w:rFonts w:ascii="Arial" w:cs="Arial" w:eastAsia="Arial" w:hAnsi="Arial"/>
+                <w:sz w:val="18"/>
+                <w:szCs w:val="18"/>
+              </w:rPr>
+              <w:t xml:space="preserve">Kontrolna vremena i tačke prekida za svaku distancu objavljeni su na stranici događaja; učesnik koji ih ne stigne nastavlja na sopstvenu odgovornost van organizovanog dijela događaja, bez redara, obezbjeđenja staze i medicinske službe, ili se povlači po uputstvu redara.</w:t>
+            </w:r>
+          </w:p>
+        </w:tc>
+        <w:tc>
+          <w:tcPr>
+            <w:tcW w:type="dxa" w:w="4953"/>
+            <w:tcMar>
+              <w:top w:type="dxa" w:w="80"/>
+              <w:left w:type="dxa" w:w="100"/>
+              <w:bottom w:type="dxa" w:w="80"/>
+              <w:right w:type="dxa" w:w="100"/>
+            </w:tcMar>
+          </w:tcPr>
+          <w:p>
+            <w:pPr>
+              <w:spacing w:after="100"/>
+            </w:pPr>
+            <w:r>
+              <w:rPr>
+                <w:rFonts w:ascii="Arial" w:cs="Arial" w:eastAsia="Arial" w:hAnsi="Arial"/>
+                <w:sz w:val="18"/>
+                <w:szCs w:val="18"/>
+              </w:rPr>
+              <w:t xml:space="preserve">Cut-off times and cut-off points for each distance are published on the event page; a participant who does not reach them continues at their own responsibility outside the organised part of the event, without marshals, course security or the medical service, or withdraws as instructed by the marshals.</w:t>
+            </w:r>
+          </w:p>
+        </w:tc>
+      </w:tr>
+      <w:tr>
+        <w:tc>
+          <w:tcPr>
+            <w:tcW w:type="dxa" w:w="4953"/>
+            <w:tcMar>
+              <w:top w:type="dxa" w:w="80"/>
+              <w:left w:type="dxa" w:w="100"/>
+              <w:bottom w:type="dxa" w:w="80"/>
+              <w:right w:type="dxa" w:w="100"/>
+            </w:tcMar>
+          </w:tcPr>
           <w:p>
             <w:pPr>
               <w:spacing w:after="100"/>
@@ -1264,20 +1692,10 @@
             <w:r>
               <w:rPr>
                 <w:rFonts w:ascii="Arial" w:cs="Arial" w:eastAsia="Arial" w:hAnsi="Arial"/>
-                <w:i/>
-                <w:iCs/>
-                <w:sz w:val="18"/>
-                <w:szCs w:val="18"/>
-              </w:rPr>
-              <w:t xml:space="preserve">Article 7. Our right to stop you.</w:t>
-            </w:r>
-            <w:r>
-              <w:rPr>
-                <w:rFonts w:ascii="Arial" w:cs="Arial" w:eastAsia="Arial" w:hAnsi="Arial"/>
-                <w:sz w:val="18"/>
-                <w:szCs w:val="18"/>
-              </w:rPr>
-              <w:t xml:space="preserve"> The event manager, a marshal, a lifeguard or medical staff may order you to stop, leave the water or course, or accept help when they judge your or others' safety at risk; comply at once or be removed without refund. Cut-off times and points are on the event page; beyond them you continue at your own responsibility outside the organised event, or withdraw as instructed. Receiving medical help means consenting to first aid and, where needed, transport to a medical facility; treatment beyond on-site first aid is at your or your insurer's cost.</w:t>
+                <w:sz w:val="18"/>
+                <w:szCs w:val="18"/>
+              </w:rPr>
+              <w:t xml:space="preserve">If you receive medical assistance at the event, you consent to being given first aid and, where necessary, to being transported to a healthcare facility. The costs of treatment beyond first aid on site are borne by you or your insurance.</w:t>
             </w:r>
           </w:p>
         </w:tc>
@@ -1329,7 +1747,7 @@
                 <w:sz w:val="20"/>
                 <w:szCs w:val="20"/>
               </w:rPr>
-              <w:t xml:space="preserve">Article 8. Conduct.</w:t>
+              <w:t xml:space="preserve">Article 8 — Conduct at the event</w:t>
             </w:r>
           </w:p>
         </w:tc>
@@ -1358,6 +1776,43 @@
               <w:t xml:space="preserve">Dužni ste da: pratite uputstva organizatora, redara, spasilaca i medicinske službe; ostanete na obilježenoj trasi ili u označenoj zoni; nosite startni broj vidljivo; ne ugrožavate, ne ometate i ne vrijeđate druge učesnike, volontere, gledaoce ni stanovnike; poštujete saobraćajna pravila tamo gdje staza nije zatvorena za saobraćaj; ne bacate otpad van predviđenih mjesta; poštujete Kodeks ponašanja udruženja.</w:t>
             </w:r>
           </w:p>
+        </w:tc>
+        <w:tc>
+          <w:tcPr>
+            <w:tcW w:type="dxa" w:w="4953"/>
+            <w:tcMar>
+              <w:top w:type="dxa" w:w="80"/>
+              <w:left w:type="dxa" w:w="100"/>
+              <w:bottom w:type="dxa" w:w="80"/>
+              <w:right w:type="dxa" w:w="100"/>
+            </w:tcMar>
+          </w:tcPr>
+          <w:p>
+            <w:pPr>
+              <w:spacing w:after="100"/>
+            </w:pPr>
+            <w:r>
+              <w:rPr>
+                <w:rFonts w:ascii="Arial" w:cs="Arial" w:eastAsia="Arial" w:hAnsi="Arial"/>
+                <w:sz w:val="18"/>
+                <w:szCs w:val="18"/>
+              </w:rPr>
+              <w:t xml:space="preserve">You must: follow the instructions of the organiser, marshals, lifeguards and the medical service; stay on the marked course or in the designated zone; wear your race number visibly; not endanger, obstruct or insult other participants, volunteers, spectators or residents; obey traffic rules where the course is not closed to traffic; not drop litter outside the places provided; and comply with the association's Code of Conduct.</w:t>
+            </w:r>
+          </w:p>
+        </w:tc>
+      </w:tr>
+      <w:tr>
+        <w:tc>
+          <w:tcPr>
+            <w:tcW w:type="dxa" w:w="4953"/>
+            <w:tcMar>
+              <w:top w:type="dxa" w:w="80"/>
+              <w:left w:type="dxa" w:w="100"/>
+              <w:bottom w:type="dxa" w:w="80"/>
+              <w:right w:type="dxa" w:w="100"/>
+            </w:tcMar>
+          </w:tcPr>
           <w:p>
             <w:pPr>
               <w:spacing w:after="100"/>
@@ -1371,19 +1826,93 @@
               <w:t xml:space="preserve">Zabranjeno je: učešće pod dejstvom alkohola ili droga na trkama, plivanjima, regatama i drugim fizičkim aktivnostima; nošenje staklene ambalaže na stazi i u zoni starta i cilja; korišćenje bicikala, trotineta, rolera i vozila na stazi osim vozila organizatora; praćenje učesnika vozilom ili plovilom bez dozvole organizatora; slušalice u oba uva tamo gdje je staza otvorena za saobraćaj ili gdje stranica događaja to zabranjuje; dovođenje životinja na stazu osim pasa vodiča; ponašanje i oprema koji vrijeđaju druge.</w:t>
             </w:r>
           </w:p>
-          <w:p>
-            <w:pPr>
-              <w:spacing w:after="100"/>
-            </w:pPr>
-            <w:r>
-              <w:rPr>
-                <w:rFonts w:ascii="Arial" w:cs="Arial" w:eastAsia="Arial" w:hAnsi="Arial"/>
-                <w:sz w:val="18"/>
-                <w:szCs w:val="18"/>
-              </w:rPr>
-              <w:t xml:space="preserve">Kostimi i oprema, uključujući Djeda Mraz odijela, moraju biti bezbjedni za aktivnost: bez dijelova koji se mogu zaplesti, bez otvorenog plamena, prilagođeni vremenu i vodi.</w:t>
-            </w:r>
-          </w:p>
+        </w:tc>
+        <w:tc>
+          <w:tcPr>
+            <w:tcW w:type="dxa" w:w="4953"/>
+            <w:tcMar>
+              <w:top w:type="dxa" w:w="80"/>
+              <w:left w:type="dxa" w:w="100"/>
+              <w:bottom w:type="dxa" w:w="80"/>
+              <w:right w:type="dxa" w:w="100"/>
+            </w:tcMar>
+          </w:tcPr>
+          <w:p>
+            <w:pPr>
+              <w:spacing w:after="100"/>
+            </w:pPr>
+            <w:r>
+              <w:rPr>
+                <w:rFonts w:ascii="Arial" w:cs="Arial" w:eastAsia="Arial" w:hAnsi="Arial"/>
+                <w:sz w:val="18"/>
+                <w:szCs w:val="18"/>
+              </w:rPr>
+              <w:t xml:space="preserve">The following is prohibited: taking part under the influence of alcohol or drugs in runs, swims, regattas and other physical activities; carrying glass containers on the course and in the start and finish zone; using bicycles, scooters, roller skates and vehicles on the course other than the organiser's vehicles; escorting a participant by vehicle or vessel without the organiser's permission; headphones in both ears where the course is open to traffic or where the event page forbids them; bringing animals onto the course other than guide dogs; conduct and equipment that offend others.</w:t>
+            </w:r>
+          </w:p>
+        </w:tc>
+      </w:tr>
+      <w:tr>
+        <w:tc>
+          <w:tcPr>
+            <w:tcW w:type="dxa" w:w="4953"/>
+            <w:tcMar>
+              <w:top w:type="dxa" w:w="80"/>
+              <w:left w:type="dxa" w:w="100"/>
+              <w:bottom w:type="dxa" w:w="80"/>
+              <w:right w:type="dxa" w:w="100"/>
+            </w:tcMar>
+          </w:tcPr>
+          <w:p>
+            <w:pPr>
+              <w:spacing w:after="100"/>
+            </w:pPr>
+            <w:r>
+              <w:rPr>
+                <w:rFonts w:ascii="Arial" w:cs="Arial" w:eastAsia="Arial" w:hAnsi="Arial"/>
+                <w:sz w:val="18"/>
+                <w:szCs w:val="18"/>
+              </w:rPr>
+              <w:t xml:space="preserve">Kostimi i oprema, uključujući odijela Djeda Mraza, moraju biti bezbjedni za aktivnost: bez dijelova koji se mogu zaplesti, bez otvorenog plamena, prilagođeni vremenu i vodi.</w:t>
+            </w:r>
+          </w:p>
+        </w:tc>
+        <w:tc>
+          <w:tcPr>
+            <w:tcW w:type="dxa" w:w="4953"/>
+            <w:tcMar>
+              <w:top w:type="dxa" w:w="80"/>
+              <w:left w:type="dxa" w:w="100"/>
+              <w:bottom w:type="dxa" w:w="80"/>
+              <w:right w:type="dxa" w:w="100"/>
+            </w:tcMar>
+          </w:tcPr>
+          <w:p>
+            <w:pPr>
+              <w:spacing w:after="100"/>
+            </w:pPr>
+            <w:r>
+              <w:rPr>
+                <w:rFonts w:ascii="Arial" w:cs="Arial" w:eastAsia="Arial" w:hAnsi="Arial"/>
+                <w:sz w:val="18"/>
+                <w:szCs w:val="18"/>
+              </w:rPr>
+              <w:t xml:space="preserve">Costumes and equipment, including Santa suits, must be safe for the activity: no parts that can snag, no open flame, suited to the weather and the water.</w:t>
+            </w:r>
+          </w:p>
+        </w:tc>
+      </w:tr>
+      <w:tr>
+        <w:tc>
+          <w:tcPr>
+            <w:tcW w:type="dxa" w:w="4953"/>
+            <w:tcMar>
+              <w:top w:type="dxa" w:w="80"/>
+              <w:left w:type="dxa" w:w="100"/>
+              <w:bottom w:type="dxa" w:w="80"/>
+              <w:right w:type="dxa" w:w="100"/>
+            </w:tcMar>
+          </w:tcPr>
           <w:p>
             <w:pPr>
               <w:spacing w:after="100"/>
@@ -1415,20 +1944,10 @@
             <w:r>
               <w:rPr>
                 <w:rFonts w:ascii="Arial" w:cs="Arial" w:eastAsia="Arial" w:hAnsi="Arial"/>
-                <w:i/>
-                <w:iCs/>
-                <w:sz w:val="18"/>
-                <w:szCs w:val="18"/>
-              </w:rPr>
-              <w:t xml:space="preserve">Article 8. Conduct.</w:t>
-            </w:r>
-            <w:r>
-              <w:rPr>
-                <w:rFonts w:ascii="Arial" w:cs="Arial" w:eastAsia="Arial" w:hAnsi="Arial"/>
-                <w:sz w:val="18"/>
-                <w:szCs w:val="18"/>
-              </w:rPr>
-              <w:t xml:space="preserve"> Follow instructions; stay on the course or in the zone; wear your number visibly; do not endanger, obstruct or insult anyone; obey traffic rules where roads are open; no littering; the Code of conduct applies. Prohibited: taking part under alcohol or drugs in physical activities; glass on the course or start and finish; bikes, scooters, skates or vehicles on the course except ours; escorting a participant by vehicle or boat without permission; headphones in both ears on open roads or where the page forbids them; animals on the course except guide dogs; offensive conduct or gear. Costumes, Santa suits included, must be safe for the activity: nothing that can snag, no open flame, suited to the weather and water. Serious breaches mean removal and disqualification without refund and, if repeated or grave, exclusion from future events.</w:t>
+                <w:sz w:val="18"/>
+                <w:szCs w:val="18"/>
+              </w:rPr>
+              <w:t xml:space="preserve">A participant who seriously breaches these rules or endangers safety may be removed from the event and disqualified without a refund of the entry fee and, in a repeated or grave case, excluded from future registrations.</w:t>
             </w:r>
           </w:p>
         </w:tc>
@@ -1480,7 +1999,7 @@
                 <w:sz w:val="20"/>
                 <w:szCs w:val="20"/>
               </w:rPr>
-              <w:t xml:space="preserve">Article 9. Rules by event type.</w:t>
+              <w:t xml:space="preserve">Article 9 — Special rules by type of event</w:t>
             </w:r>
           </w:p>
         </w:tc>
@@ -1519,6 +2038,53 @@
               <w:t xml:space="preserve"> Startujete u grupi i vremenu koje vam je dodijeljeno. Poštujete zatvaranje staze i uputstva policije i redara na raskrsnicama. Kolica za djecu, invalidska kolica i pratnja učesnika sa invaliditetom dozvoljeni su kada stranica događaja to predviđa, uz posebnu startnu zonu.</w:t>
             </w:r>
           </w:p>
+        </w:tc>
+        <w:tc>
+          <w:tcPr>
+            <w:tcW w:type="dxa" w:w="4953"/>
+            <w:tcMar>
+              <w:top w:type="dxa" w:w="80"/>
+              <w:left w:type="dxa" w:w="100"/>
+              <w:bottom w:type="dxa" w:w="80"/>
+              <w:right w:type="dxa" w:w="100"/>
+            </w:tcMar>
+          </w:tcPr>
+          <w:p>
+            <w:pPr>
+              <w:spacing w:after="100"/>
+            </w:pPr>
+            <w:r>
+              <w:rPr>
+                <w:rFonts w:ascii="Arial" w:cs="Arial" w:eastAsia="Arial" w:hAnsi="Arial"/>
+                <w:b/>
+                <w:bCs/>
+                <w:sz w:val="18"/>
+                <w:szCs w:val="18"/>
+              </w:rPr>
+              <w:t xml:space="preserve">Runs and walks.</w:t>
+            </w:r>
+            <w:r>
+              <w:rPr>
+                <w:rFonts w:ascii="Arial" w:cs="Arial" w:eastAsia="Arial" w:hAnsi="Arial"/>
+                <w:sz w:val="18"/>
+                <w:szCs w:val="18"/>
+              </w:rPr>
+              <w:t xml:space="preserve"> You start in the wave and at the time assigned to you. You respect course closures and the instructions of the police and marshals at junctions. Prams, wheelchairs and support for participants with disabilities are allowed when the event page provides for it, with a dedicated start zone.</w:t>
+            </w:r>
+          </w:p>
+        </w:tc>
+      </w:tr>
+      <w:tr>
+        <w:tc>
+          <w:tcPr>
+            <w:tcW w:type="dxa" w:w="4953"/>
+            <w:tcMar>
+              <w:top w:type="dxa" w:w="80"/>
+              <w:left w:type="dxa" w:w="100"/>
+              <w:bottom w:type="dxa" w:w="80"/>
+              <w:right w:type="dxa" w:w="100"/>
+            </w:tcMar>
+          </w:tcPr>
           <w:p>
             <w:pPr>
               <w:spacing w:after="100"/>
@@ -1542,6 +2108,53 @@
               <w:t xml:space="preserve"> Ulazite u vodu samo po znaku spasilaca, u označenoj zoni i u grupi kojoj ste dodijeljeni. Nosite kapu u boji koju odredimo. Izlazite na znak ili čim osjetite hladnoću, drhtavicu, slabost ili vrtoglavicu. Nakon izlaska se odmah presvlačite u suvu odjeću koju ste dužni ponijeti. Za plivanje na distanci dodatno: bova ili plutača ako je stranica događaja propisuje, zabrana plivanja van označene trase, pratnja čamaca i obaveza da im se javite na znak.</w:t>
             </w:r>
           </w:p>
+        </w:tc>
+        <w:tc>
+          <w:tcPr>
+            <w:tcW w:type="dxa" w:w="4953"/>
+            <w:tcMar>
+              <w:top w:type="dxa" w:w="80"/>
+              <w:left w:type="dxa" w:w="100"/>
+              <w:bottom w:type="dxa" w:w="80"/>
+              <w:right w:type="dxa" w:w="100"/>
+            </w:tcMar>
+          </w:tcPr>
+          <w:p>
+            <w:pPr>
+              <w:spacing w:after="100"/>
+            </w:pPr>
+            <w:r>
+              <w:rPr>
+                <w:rFonts w:ascii="Arial" w:cs="Arial" w:eastAsia="Arial" w:hAnsi="Arial"/>
+                <w:b/>
+                <w:bCs/>
+                <w:sz w:val="18"/>
+                <w:szCs w:val="18"/>
+              </w:rPr>
+              <w:t xml:space="preserve">Winter swims and open-water swimming.</w:t>
+            </w:r>
+            <w:r>
+              <w:rPr>
+                <w:rFonts w:ascii="Arial" w:cs="Arial" w:eastAsia="Arial" w:hAnsi="Arial"/>
+                <w:sz w:val="18"/>
+                <w:szCs w:val="18"/>
+              </w:rPr>
+              <w:t xml:space="preserve"> You enter the water only on the lifeguards' signal, in the marked zone and in the group assigned to you. You wear a cap in the colour we set. You leave the water on the signal or as soon as you feel cold, shivering, weakness or dizziness. After leaving the water you change immediately into the dry clothes you are required to bring. For distance swims, additionally: a tow float or buoy if the event page requires it, no swimming outside the marked course, escort boats and the obligation to respond to their signal.</w:t>
+            </w:r>
+          </w:p>
+        </w:tc>
+      </w:tr>
+      <w:tr>
+        <w:tc>
+          <w:tcPr>
+            <w:tcW w:type="dxa" w:w="4953"/>
+            <w:tcMar>
+              <w:top w:type="dxa" w:w="80"/>
+              <w:left w:type="dxa" w:w="100"/>
+              <w:bottom w:type="dxa" w:w="80"/>
+              <w:right w:type="dxa" w:w="100"/>
+            </w:tcMar>
+          </w:tcPr>
           <w:p>
             <w:pPr>
               <w:spacing w:after="100"/>
@@ -1565,6 +2178,53 @@
               <w:t xml:space="preserve"> Skiper plovila odgovara za plovilo, posadu, opremu za spasavanje i poštovanje pravila plovidbe i pravila regate kluba organizatora. Plovilo mora biti registrovano i osigurano u skladu sa zakonom. Svaki član posade potpisuje Izjavu o učešću; za maloljetne članove posade važi član 4. Organizator može otkazati ili prekinuti regatu zbog vjetra i mora bez odgovornosti za štetu.</w:t>
             </w:r>
           </w:p>
+        </w:tc>
+        <w:tc>
+          <w:tcPr>
+            <w:tcW w:type="dxa" w:w="4953"/>
+            <w:tcMar>
+              <w:top w:type="dxa" w:w="80"/>
+              <w:left w:type="dxa" w:w="100"/>
+              <w:bottom w:type="dxa" w:w="80"/>
+              <w:right w:type="dxa" w:w="100"/>
+            </w:tcMar>
+          </w:tcPr>
+          <w:p>
+            <w:pPr>
+              <w:spacing w:after="100"/>
+            </w:pPr>
+            <w:r>
+              <w:rPr>
+                <w:rFonts w:ascii="Arial" w:cs="Arial" w:eastAsia="Arial" w:hAnsi="Arial"/>
+                <w:b/>
+                <w:bCs/>
+                <w:sz w:val="18"/>
+                <w:szCs w:val="18"/>
+              </w:rPr>
+              <w:t xml:space="preserve">Regattas and sailing.</w:t>
+            </w:r>
+            <w:r>
+              <w:rPr>
+                <w:rFonts w:ascii="Arial" w:cs="Arial" w:eastAsia="Arial" w:hAnsi="Arial"/>
+                <w:sz w:val="18"/>
+                <w:szCs w:val="18"/>
+              </w:rPr>
+              <w:t xml:space="preserve"> The skipper of the vessel is responsible for the vessel, the crew, the rescue equipment and compliance with the rules of navigation and the racing rules of the organising club. The vessel must be registered and insured in accordance with the law. Every crew member signs the Participation Waiver; Article 4 applies to crew members who are minors. The organiser may cancel or abandon the regatta because of wind and sea conditions without liability for damage.</w:t>
+            </w:r>
+          </w:p>
+        </w:tc>
+      </w:tr>
+      <w:tr>
+        <w:tc>
+          <w:tcPr>
+            <w:tcW w:type="dxa" w:w="4953"/>
+            <w:tcMar>
+              <w:top w:type="dxa" w:w="80"/>
+              <w:left w:type="dxa" w:w="100"/>
+              <w:bottom w:type="dxa" w:w="80"/>
+              <w:right w:type="dxa" w:w="100"/>
+            </w:tcMar>
+          </w:tcPr>
           <w:p>
             <w:pPr>
               <w:spacing w:after="100"/>
@@ -1606,20 +2266,20 @@
             <w:r>
               <w:rPr>
                 <w:rFonts w:ascii="Arial" w:cs="Arial" w:eastAsia="Arial" w:hAnsi="Arial"/>
-                <w:i/>
-                <w:iCs/>
-                <w:sz w:val="18"/>
-                <w:szCs w:val="18"/>
-              </w:rPr>
-              <w:t xml:space="preserve">Article 9. Rules by event type.</w:t>
-            </w:r>
-            <w:r>
-              <w:rPr>
-                <w:rFonts w:ascii="Arial" w:cs="Arial" w:eastAsia="Arial" w:hAnsi="Arial"/>
-                <w:sz w:val="18"/>
-                <w:szCs w:val="18"/>
-              </w:rPr>
-              <w:t xml:space="preserve"> Runs and walks: start in your assigned wave and time, respect course closures and police and marshal instructions, prams, wheelchairs and support for disabled participants where the page allows, in a dedicated start zone. Winter and open-water swims: enter only on the lifeguards' signal, in the marked zone and your assigned group; wear the cap colour we set; leave on the signal or at the first sign of cold, shivering, weakness or dizziness; change into the dry clothes you must bring; for distance swims, a tow float if required, no swimming outside the course, and answer the boats' signals. Regattas and sailing: the skipper is responsible for the vessel, crew, safety equipment and compliance with navigation and the host club's racing rules; the vessel must be registered and insured; every crew member signs the waiver, minors under Article 4; we may cancel or abandon for wind and sea without liability. Events with alcohol (pub crawl and similar): 18 and over with ID; no drinking contests; venues serve lawfully; we may exclude a visibly intoxicated participant and call them transport; no physical activity for those participants that day.</w:t>
+                <w:b/>
+                <w:bCs/>
+                <w:sz w:val="18"/>
+                <w:szCs w:val="18"/>
+              </w:rPr>
+              <w:t xml:space="preserve">Events with alcohol (pub crawl and similar).</w:t>
+            </w:r>
+            <w:r>
+              <w:rPr>
+                <w:rFonts w:ascii="Arial" w:cs="Arial" w:eastAsia="Arial" w:hAnsi="Arial"/>
+                <w:sz w:val="18"/>
+                <w:szCs w:val="18"/>
+              </w:rPr>
+              <w:t xml:space="preserve"> Only for persons aged 18 or over, with an identity document check. No drinking contests. Venues serve in accordance with the law; the organiser may exclude a participant who is visibly under the influence of alcohol and call transport for them. We do not organise physical activity for the participants of such an event on the same day.</w:t>
             </w:r>
           </w:p>
         </w:tc>
@@ -1671,7 +2331,7 @@
                 <w:sz w:val="20"/>
                 <w:szCs w:val="20"/>
               </w:rPr>
-              <w:t xml:space="preserve">Article 10. Photography and publishing.</w:t>
+              <w:t xml:space="preserve">Article 10 — Photography and publication</w:t>
             </w:r>
           </w:p>
         </w:tc>
@@ -1700,6 +2360,43 @@
               <w:t xml:space="preserve">Na događajima fotografišemo i snimamo za galeriju, izvještaje, objave i materijale sponzora. Pri prijavi birate da li pristajete da budete prepoznatljivi na objavljenim materijalima. Ako ne pristanete, to poštujemo pri izboru i obradi materijala; grupne i panoramske snimke na kojima ste jedan od mnogih učesnika možemo objaviti, a svaku objavljenu fotografiju na kojoj se prepoznate uklanjamo u roku od tri radna dana na zahtjev poslat na [[PLACEHOLDER: kontakt e-mail]].</w:t>
             </w:r>
           </w:p>
+        </w:tc>
+        <w:tc>
+          <w:tcPr>
+            <w:tcW w:type="dxa" w:w="4953"/>
+            <w:tcMar>
+              <w:top w:type="dxa" w:w="80"/>
+              <w:left w:type="dxa" w:w="100"/>
+              <w:bottom w:type="dxa" w:w="80"/>
+              <w:right w:type="dxa" w:w="100"/>
+            </w:tcMar>
+          </w:tcPr>
+          <w:p>
+            <w:pPr>
+              <w:spacing w:after="100"/>
+            </w:pPr>
+            <w:r>
+              <w:rPr>
+                <w:rFonts w:ascii="Arial" w:cs="Arial" w:eastAsia="Arial" w:hAnsi="Arial"/>
+                <w:sz w:val="18"/>
+                <w:szCs w:val="18"/>
+              </w:rPr>
+              <w:t xml:space="preserve">At events we take photographs and film for the gallery, reports, posts and sponsor materials. At registration you choose whether you consent to being identifiable in published material. If you do not consent, we respect that when selecting and editing material; we may publish group and panoramic shots in which you are one of many participants, and we remove any published photograph in which you recognise yourself within three working days of a request sent to [[PLACEHOLDER: contact email]].</w:t>
+            </w:r>
+          </w:p>
+        </w:tc>
+      </w:tr>
+      <w:tr>
+        <w:tc>
+          <w:tcPr>
+            <w:tcW w:type="dxa" w:w="4953"/>
+            <w:tcMar>
+              <w:top w:type="dxa" w:w="80"/>
+              <w:left w:type="dxa" w:w="100"/>
+              <w:bottom w:type="dxa" w:w="80"/>
+              <w:right w:type="dxa" w:w="100"/>
+            </w:tcMar>
+          </w:tcPr>
           <w:p>
             <w:pPr>
               <w:spacing w:after="100"/>
@@ -1713,6 +2410,43 @@
               <w:t xml:space="preserve">Za djecu je potrebna izričita saglasnost roditelja ili staratelja, koja se može povući u svakom trenutku; uz fotografiju djeteta ne objavljujemo ime ni podatke po kojima se dijete može naći.</w:t>
             </w:r>
           </w:p>
+        </w:tc>
+        <w:tc>
+          <w:tcPr>
+            <w:tcW w:type="dxa" w:w="4953"/>
+            <w:tcMar>
+              <w:top w:type="dxa" w:w="80"/>
+              <w:left w:type="dxa" w:w="100"/>
+              <w:bottom w:type="dxa" w:w="80"/>
+              <w:right w:type="dxa" w:w="100"/>
+            </w:tcMar>
+          </w:tcPr>
+          <w:p>
+            <w:pPr>
+              <w:spacing w:after="100"/>
+            </w:pPr>
+            <w:r>
+              <w:rPr>
+                <w:rFonts w:ascii="Arial" w:cs="Arial" w:eastAsia="Arial" w:hAnsi="Arial"/>
+                <w:sz w:val="18"/>
+                <w:szCs w:val="18"/>
+              </w:rPr>
+              <w:t xml:space="preserve">For children, the explicit consent of a parent or guardian is required and may be withdrawn at any time; we do not publish a child's name or any details by which the child could be found alongside the child's photograph.</w:t>
+            </w:r>
+          </w:p>
+        </w:tc>
+      </w:tr>
+      <w:tr>
+        <w:tc>
+          <w:tcPr>
+            <w:tcW w:type="dxa" w:w="4953"/>
+            <w:tcMar>
+              <w:top w:type="dxa" w:w="80"/>
+              <w:left w:type="dxa" w:w="100"/>
+              <w:bottom w:type="dxa" w:w="80"/>
+              <w:right w:type="dxa" w:w="100"/>
+            </w:tcMar>
+          </w:tcPr>
           <w:p>
             <w:pPr>
               <w:spacing w:after="100"/>
@@ -1744,20 +2478,10 @@
             <w:r>
               <w:rPr>
                 <w:rFonts w:ascii="Arial" w:cs="Arial" w:eastAsia="Arial" w:hAnsi="Arial"/>
-                <w:i/>
-                <w:iCs/>
-                <w:sz w:val="18"/>
-                <w:szCs w:val="18"/>
-              </w:rPr>
-              <w:t xml:space="preserve">Article 10. Photography and publishing.</w:t>
-            </w:r>
-            <w:r>
-              <w:rPr>
-                <w:rFonts w:ascii="Arial" w:cs="Arial" w:eastAsia="Arial" w:hAnsi="Arial"/>
-                <w:sz w:val="18"/>
-                <w:szCs w:val="18"/>
-              </w:rPr>
-              <w:t xml:space="preserve"> We photograph and film for the gallery, reports, posts and sponsor materials. At registration you choose whether you consent to being identifiable; if not, we respect that in selection and editing, may still publish crowd and panoramic shots where you are one of many, and remove any photo you recognise yourself in within three working days on request. Children need explicit parental consent, revocable at any time; no name or locating detail with a child's photo. We do not sell material or license it for commercial use beyond promoting the association, its events and the event's sponsors.</w:t>
+                <w:sz w:val="18"/>
+                <w:szCs w:val="18"/>
+              </w:rPr>
+              <w:t xml:space="preserve">We do not sell the material or license it for commercial use beyond promoting the association, its events and the event's sponsors.</w:t>
             </w:r>
           </w:p>
         </w:tc>
@@ -1809,7 +2533,7 @@
                 <w:sz w:val="20"/>
                 <w:szCs w:val="20"/>
               </w:rPr>
-              <w:t xml:space="preserve">Article 11. Personal data.</w:t>
+              <w:t xml:space="preserve">Article 11 — Personal data</w:t>
             </w:r>
           </w:p>
         </w:tc>
@@ -1838,6 +2562,43 @@
               <w:t xml:space="preserve">Podatke iz prijave (ime, datum rođenja, kontakt, veličina majice, kontakt za hitne slučajeve, zdravstvene napomene koje ste sami dali, podatke o plaćanju, potpisanu Izjavu o učešću sa datumom i verzijom) obrađujemo radi organizacije događaja, bezbjednosti, rezultata, računovodstva i obavještavanja o događaju, u skladu sa našom Politikom privatnosti.</w:t>
             </w:r>
           </w:p>
+        </w:tc>
+        <w:tc>
+          <w:tcPr>
+            <w:tcW w:type="dxa" w:w="4953"/>
+            <w:tcMar>
+              <w:top w:type="dxa" w:w="80"/>
+              <w:left w:type="dxa" w:w="100"/>
+              <w:bottom w:type="dxa" w:w="80"/>
+              <w:right w:type="dxa" w:w="100"/>
+            </w:tcMar>
+          </w:tcPr>
+          <w:p>
+            <w:pPr>
+              <w:spacing w:after="100"/>
+            </w:pPr>
+            <w:r>
+              <w:rPr>
+                <w:rFonts w:ascii="Arial" w:cs="Arial" w:eastAsia="Arial" w:hAnsi="Arial"/>
+                <w:sz w:val="18"/>
+                <w:szCs w:val="18"/>
+              </w:rPr>
+              <w:t xml:space="preserve">We process the registration data (name, date of birth, contact details, shirt size, emergency contact, health notes you have given yourself, payment data, the signed Participation Waiver with its date and version) for organising the event, safety, results, accounting and event communication, in accordance with our Privacy Policy.</w:t>
+            </w:r>
+          </w:p>
+        </w:tc>
+      </w:tr>
+      <w:tr>
+        <w:tc>
+          <w:tcPr>
+            <w:tcW w:type="dxa" w:w="4953"/>
+            <w:tcMar>
+              <w:top w:type="dxa" w:w="80"/>
+              <w:left w:type="dxa" w:w="100"/>
+              <w:bottom w:type="dxa" w:w="80"/>
+              <w:right w:type="dxa" w:w="100"/>
+            </w:tcMar>
+          </w:tcPr>
           <w:p>
             <w:pPr>
               <w:spacing w:after="100"/>
@@ -1869,20 +2630,10 @@
             <w:r>
               <w:rPr>
                 <w:rFonts w:ascii="Arial" w:cs="Arial" w:eastAsia="Arial" w:hAnsi="Arial"/>
-                <w:i/>
-                <w:iCs/>
-                <w:sz w:val="18"/>
-                <w:szCs w:val="18"/>
-              </w:rPr>
-              <w:t xml:space="preserve">Article 11. Personal data.</w:t>
-            </w:r>
-            <w:r>
-              <w:rPr>
-                <w:rFonts w:ascii="Arial" w:cs="Arial" w:eastAsia="Arial" w:hAnsi="Arial"/>
-                <w:sz w:val="18"/>
-                <w:szCs w:val="18"/>
-              </w:rPr>
-              <w:t xml:space="preserve"> Registration data (name, date of birth, contact, shirt size, emergency contact, health notes you gave, payment data, the signed waiver with date and version) is processed for organising the event, safety, results, accounting and event communication, under our Privacy policy. Name, number, category and result are published in the results unless you choose at registration to hide your name. The emergency contact is used only in an emergency.</w:t>
+                <w:sz w:val="18"/>
+                <w:szCs w:val="18"/>
+              </w:rPr>
+              <w:t xml:space="preserve">We publish the name, race number, category and result in the results list, unless at registration you choose to have your name hidden in the results. We use the emergency contact only in an emergency.</w:t>
             </w:r>
           </w:p>
         </w:tc>
@@ -1934,7 +2685,7 @@
                 <w:sz w:val="20"/>
                 <w:szCs w:val="20"/>
               </w:rPr>
-              <w:t xml:space="preserve">Article 12. Withdrawal and transfer.</w:t>
+              <w:t xml:space="preserve">Article 12 — Withdrawal and transfer of registration</w:t>
             </w:r>
           </w:p>
         </w:tc>
@@ -1963,6 +2714,43 @@
               <w:t xml:space="preserve">Ako odustanete, kotizaciju ne vraćamo: događaj se planira i plaća prema broju prijavljenih. Do zatvaranja prijava možete besplatno prenijeti prijavu na drugu osobu: javite nam se sa podacima nove osobe, koja potom potpisuje svoju Izjavu o učešću i, ako se prijavljuje na drugu distancu, plaća razliku u kotizaciji. Prenos nije moguć na dan događaja.</w:t>
             </w:r>
           </w:p>
+        </w:tc>
+        <w:tc>
+          <w:tcPr>
+            <w:tcW w:type="dxa" w:w="4953"/>
+            <w:tcMar>
+              <w:top w:type="dxa" w:w="80"/>
+              <w:left w:type="dxa" w:w="100"/>
+              <w:bottom w:type="dxa" w:w="80"/>
+              <w:right w:type="dxa" w:w="100"/>
+            </w:tcMar>
+          </w:tcPr>
+          <w:p>
+            <w:pPr>
+              <w:spacing w:after="100"/>
+            </w:pPr>
+            <w:r>
+              <w:rPr>
+                <w:rFonts w:ascii="Arial" w:cs="Arial" w:eastAsia="Arial" w:hAnsi="Arial"/>
+                <w:sz w:val="18"/>
+                <w:szCs w:val="18"/>
+              </w:rPr>
+              <w:t xml:space="preserve">If you withdraw, we do not refund the entry fee: the event is planned and paid for according to the number of registered participants. Until registration closes you may transfer your registration to another person free of charge: contact us with the new person's details; that person then signs their own Participation Waiver and, if registering for a different distance, pays the difference in the entry fee. No transfer is possible on the day of the event.</w:t>
+            </w:r>
+          </w:p>
+        </w:tc>
+      </w:tr>
+      <w:tr>
+        <w:tc>
+          <w:tcPr>
+            <w:tcW w:type="dxa" w:w="4953"/>
+            <w:tcMar>
+              <w:top w:type="dxa" w:w="80"/>
+              <w:left w:type="dxa" w:w="100"/>
+              <w:bottom w:type="dxa" w:w="80"/>
+              <w:right w:type="dxa" w:w="100"/>
+            </w:tcMar>
+          </w:tcPr>
           <w:p>
             <w:pPr>
               <w:spacing w:after="100"/>
@@ -1994,20 +2782,10 @@
             <w:r>
               <w:rPr>
                 <w:rFonts w:ascii="Arial" w:cs="Arial" w:eastAsia="Arial" w:hAnsi="Arial"/>
-                <w:i/>
-                <w:iCs/>
-                <w:sz w:val="18"/>
-                <w:szCs w:val="18"/>
-              </w:rPr>
-              <w:t xml:space="preserve">Article 12. Withdrawal and transfer.</w:t>
-            </w:r>
-            <w:r>
-              <w:rPr>
-                <w:rFonts w:ascii="Arial" w:cs="Arial" w:eastAsia="Arial" w:hAnsi="Arial"/>
-                <w:sz w:val="18"/>
-                <w:szCs w:val="18"/>
-              </w:rPr>
-              <w:t xml:space="preserve"> No refund on withdrawal; the event is planned and paid for on numbers. Until registration closes you may transfer your place free of charge to someone who signs their own waiver and pays any difference for a different distance; no transfers on event day. With a medical report before registration closes, you may instead defer to the next edition of the same event.</w:t>
+                <w:sz w:val="18"/>
+                <w:szCs w:val="18"/>
+              </w:rPr>
+              <w:t xml:space="preserve">Exceptionally, in case of injury or illness proven by a medical report before registration closes, you may choose to carry your registration over to the next edition of the same event instead of a refund.</w:t>
             </w:r>
           </w:p>
         </w:tc>
@@ -2059,7 +2837,7 @@
                 <w:sz w:val="20"/>
                 <w:szCs w:val="20"/>
               </w:rPr>
-              <w:t xml:space="preserve">Article 13. Weather, force majeure and cancellation.</w:t>
+              <w:t xml:space="preserve">Article 13 — Weather, force majeure and cancellation</w:t>
             </w:r>
           </w:p>
         </w:tc>
@@ -2088,6 +2866,43 @@
               <w:t xml:space="preserve">Bezbjednost ide prije programa. Ako vremenski uslovi, stanje mora, odluka nadležnog organa, viša sila ili drugi razlog van naše kontrole događaj učine opasnim ili nemogućim, možemo ga skratiti, izmijeniti trasu ili program, odložiti ili otkazati, i prije i tokom događaja. Odluku objavljujemo na sajtu i šaljemo prijavljenima e-poštom čim je donesemo, a na licu mjesta preko razglasa i redara.</w:t>
             </w:r>
           </w:p>
+        </w:tc>
+        <w:tc>
+          <w:tcPr>
+            <w:tcW w:type="dxa" w:w="4953"/>
+            <w:tcMar>
+              <w:top w:type="dxa" w:w="80"/>
+              <w:left w:type="dxa" w:w="100"/>
+              <w:bottom w:type="dxa" w:w="80"/>
+              <w:right w:type="dxa" w:w="100"/>
+            </w:tcMar>
+          </w:tcPr>
+          <w:p>
+            <w:pPr>
+              <w:spacing w:after="100"/>
+            </w:pPr>
+            <w:r>
+              <w:rPr>
+                <w:rFonts w:ascii="Arial" w:cs="Arial" w:eastAsia="Arial" w:hAnsi="Arial"/>
+                <w:sz w:val="18"/>
+                <w:szCs w:val="18"/>
+              </w:rPr>
+              <w:t xml:space="preserve">Safety comes before the programme. If weather conditions, the state of the sea, a decision of a competent authority, force majeure or any other reason beyond our control makes the event dangerous or impossible, we may shorten it, change the course or the programme, postpone it or cancel it, both before and during the event. We publish the decision on the website and send it to registered participants by email as soon as we take it, and on site by public address and through the marshals.</w:t>
+            </w:r>
+          </w:p>
+        </w:tc>
+      </w:tr>
+      <w:tr>
+        <w:tc>
+          <w:tcPr>
+            <w:tcW w:type="dxa" w:w="4953"/>
+            <w:tcMar>
+              <w:top w:type="dxa" w:w="80"/>
+              <w:left w:type="dxa" w:w="100"/>
+              <w:bottom w:type="dxa" w:w="80"/>
+              <w:right w:type="dxa" w:w="100"/>
+            </w:tcMar>
+          </w:tcPr>
           <w:p>
             <w:pPr>
               <w:spacing w:after="100"/>
@@ -2101,6 +2916,43 @@
               <w:t xml:space="preserve">Ako događaj odložimo, prijava važi za novi termin, uz pravo prenosa na drugu osobu do zatvaranja prijava za novi termin. Ako događaj otkažemo mi, birate: povraćaj plaćene kotizacije na isti način plaćanja u roku od 30 dana, ili njeno pretvaranje u donaciju, kako je opisano u Pravilima donacija. Skraćenje, izmjena trase ili prekid već započetog događaja iz bezbjednosnih razloga ne daju pravo na povraćaj.</w:t>
             </w:r>
           </w:p>
+        </w:tc>
+        <w:tc>
+          <w:tcPr>
+            <w:tcW w:type="dxa" w:w="4953"/>
+            <w:tcMar>
+              <w:top w:type="dxa" w:w="80"/>
+              <w:left w:type="dxa" w:w="100"/>
+              <w:bottom w:type="dxa" w:w="80"/>
+              <w:right w:type="dxa" w:w="100"/>
+            </w:tcMar>
+          </w:tcPr>
+          <w:p>
+            <w:pPr>
+              <w:spacing w:after="100"/>
+            </w:pPr>
+            <w:r>
+              <w:rPr>
+                <w:rFonts w:ascii="Arial" w:cs="Arial" w:eastAsia="Arial" w:hAnsi="Arial"/>
+                <w:sz w:val="18"/>
+                <w:szCs w:val="18"/>
+              </w:rPr>
+              <w:t xml:space="preserve">If we postpone the event, your registration stands for the new date, with the right to transfer it to another person until registration for the new date closes. If we cancel the event, you choose: a refund of the entry fee paid, to the same payment method, within 30 days, or its conversion into a donation, as described in the Donation Policy. Shortening, rerouting or stopping an event already under way for safety reasons gives no right to a refund.</w:t>
+            </w:r>
+          </w:p>
+        </w:tc>
+      </w:tr>
+      <w:tr>
+        <w:tc>
+          <w:tcPr>
+            <w:tcW w:type="dxa" w:w="4953"/>
+            <w:tcMar>
+              <w:top w:type="dxa" w:w="80"/>
+              <w:left w:type="dxa" w:w="100"/>
+              <w:bottom w:type="dxa" w:w="80"/>
+              <w:right w:type="dxa" w:w="100"/>
+            </w:tcMar>
+          </w:tcPr>
           <w:p>
             <w:pPr>
               <w:spacing w:after="100"/>
@@ -2132,20 +2984,10 @@
             <w:r>
               <w:rPr>
                 <w:rFonts w:ascii="Arial" w:cs="Arial" w:eastAsia="Arial" w:hAnsi="Arial"/>
-                <w:i/>
-                <w:iCs/>
-                <w:sz w:val="18"/>
-                <w:szCs w:val="18"/>
-              </w:rPr>
-              <w:t xml:space="preserve">Article 13. Weather, force majeure and cancellation.</w:t>
-            </w:r>
-            <w:r>
-              <w:rPr>
-                <w:rFonts w:ascii="Arial" w:cs="Arial" w:eastAsia="Arial" w:hAnsi="Arial"/>
-                <w:sz w:val="18"/>
-                <w:szCs w:val="18"/>
-              </w:rPr>
-              <w:t xml:space="preserve"> Safety first. If weather, sea state, an authority's decision, force majeure or anything beyond our control makes the event dangerous or impossible, we may shorten, reroute, change the programme, postpone or cancel, before or during the event, announced on the site, by email and on site. Postponement carries your registration over, transferable until the new deadline. If we cancel, you choose a refund to the original payment method within 30 days or conversion into a donation under the Donation policy. Shortening, rerouting or stopping a started event for safety gives no refund. We are not liable for travel, accommodation or other costs.</w:t>
+                <w:sz w:val="18"/>
+                <w:szCs w:val="18"/>
+              </w:rPr>
+              <w:t xml:space="preserve">We are not liable for your travel costs, accommodation or other costs incurred because of a postponement or cancellation.</w:t>
             </w:r>
           </w:p>
         </w:tc>
@@ -2197,7 +3039,7 @@
                 <w:sz w:val="20"/>
                 <w:szCs w:val="20"/>
               </w:rPr>
-              <w:t xml:space="preserve">Article 14. Results, prizes and protests.</w:t>
+              <w:t xml:space="preserve">Article 14 — Results, prizes and protests</w:t>
             </w:r>
           </w:p>
         </w:tc>
@@ -2244,20 +3086,10 @@
             <w:r>
               <w:rPr>
                 <w:rFonts w:ascii="Arial" w:cs="Arial" w:eastAsia="Arial" w:hAnsi="Arial"/>
-                <w:i/>
-                <w:iCs/>
-                <w:sz w:val="18"/>
-                <w:szCs w:val="18"/>
-              </w:rPr>
-              <w:t xml:space="preserve">Article 14. Results, prizes and protests.</w:t>
-            </w:r>
-            <w:r>
-              <w:rPr>
-                <w:rFonts w:ascii="Arial" w:cs="Arial" w:eastAsia="Arial" w:hAnsi="Arial"/>
-                <w:sz w:val="18"/>
-                <w:szCs w:val="18"/>
-              </w:rPr>
-              <w:t xml:space="preserve"> Results are published within the time on the event page; protests go to the event manager within 30 minutes on site or 48 hours online, and their decision is final. Prizes are as listed and not exchangeable for cash unless they are cash; a winner agrees to their name and award photo being published.</w:t>
+                <w:sz w:val="18"/>
+                <w:szCs w:val="18"/>
+              </w:rPr>
+              <w:t xml:space="preserve">We publish the results on the website within the time stated on the event page. A protest against a result is submitted to the event manager within 30 minutes of publication on site, or within 48 hours of publication on the website; the event manager's decision is final. Prizes are listed on the event page and cannot be exchanged for money unless they are cash prizes. A prize winner agrees to the publication of their name and a photograph from the award ceremony.</w:t>
             </w:r>
           </w:p>
         </w:tc>
@@ -2309,67 +3141,57 @@
                 <w:sz w:val="20"/>
                 <w:szCs w:val="20"/>
               </w:rPr>
-              <w:t xml:space="preserve">Article 15. Fundraising alongside participation.</w:t>
-            </w:r>
-          </w:p>
-        </w:tc>
-      </w:tr>
-      <w:tr>
-        <w:tc>
-          <w:tcPr>
-            <w:tcW w:type="dxa" w:w="4953"/>
-            <w:tcMar>
-              <w:top w:type="dxa" w:w="80"/>
-              <w:left w:type="dxa" w:w="100"/>
-              <w:bottom w:type="dxa" w:w="80"/>
-              <w:right w:type="dxa" w:w="100"/>
-            </w:tcMar>
-          </w:tcPr>
-          <w:p>
-            <w:pPr>
-              <w:spacing w:after="100"/>
-            </w:pPr>
-            <w:r>
-              <w:rPr>
-                <w:rFonts w:ascii="Arial" w:cs="Arial" w:eastAsia="Arial" w:hAnsi="Arial"/>
-                <w:sz w:val="18"/>
-                <w:szCs w:val="18"/>
-              </w:rPr>
-              <w:t xml:space="preserve">Učesnik može uz prijavu otvoriti stranicu za prikupljanje sredstava na našoj platformi. Prilozi prikupljeni preko te stranice su donacije udruženju namijenjene korisnicima i ne odnose se na kotizaciju; na njih se primjenjuju Pravila donacija. Učesnik ne prima ni ne prosljeđuje priloge lično; gotovinu koju prikupi predaje udruženju po pravilima o evidenciji gotovine.</w:t>
-            </w:r>
-          </w:p>
-        </w:tc>
-        <w:tc>
-          <w:tcPr>
-            <w:tcW w:type="dxa" w:w="4953"/>
-            <w:tcMar>
-              <w:top w:type="dxa" w:w="80"/>
-              <w:left w:type="dxa" w:w="100"/>
-              <w:bottom w:type="dxa" w:w="80"/>
-              <w:right w:type="dxa" w:w="100"/>
-            </w:tcMar>
-          </w:tcPr>
-          <w:p>
-            <w:pPr>
-              <w:spacing w:after="100"/>
-            </w:pPr>
-            <w:r>
-              <w:rPr>
-                <w:rFonts w:ascii="Arial" w:cs="Arial" w:eastAsia="Arial" w:hAnsi="Arial"/>
-                <w:i/>
-                <w:iCs/>
-                <w:sz w:val="18"/>
-                <w:szCs w:val="18"/>
-              </w:rPr>
-              <w:t xml:space="preserve">Article 15. Fundraising alongside participation.</w:t>
-            </w:r>
-            <w:r>
-              <w:rPr>
-                <w:rFonts w:ascii="Arial" w:cs="Arial" w:eastAsia="Arial" w:hAnsi="Arial"/>
-                <w:sz w:val="18"/>
-                <w:szCs w:val="18"/>
-              </w:rPr>
-              <w:t xml:space="preserve"> A participant may open a fundraising page on the platform; contributions through it are donations to the association for beneficiaries, separate from the entry fee and governed by the Donation policy; participants never receive or pass on contributions personally, and hand in any cash under the cash rules.</w:t>
+              <w:t xml:space="preserve">Article 15 — Fundraising alongside participation</w:t>
+            </w:r>
+          </w:p>
+        </w:tc>
+      </w:tr>
+      <w:tr>
+        <w:tc>
+          <w:tcPr>
+            <w:tcW w:type="dxa" w:w="4953"/>
+            <w:tcMar>
+              <w:top w:type="dxa" w:w="80"/>
+              <w:left w:type="dxa" w:w="100"/>
+              <w:bottom w:type="dxa" w:w="80"/>
+              <w:right w:type="dxa" w:w="100"/>
+            </w:tcMar>
+          </w:tcPr>
+          <w:p>
+            <w:pPr>
+              <w:spacing w:after="100"/>
+            </w:pPr>
+            <w:r>
+              <w:rPr>
+                <w:rFonts w:ascii="Arial" w:cs="Arial" w:eastAsia="Arial" w:hAnsi="Arial"/>
+                <w:sz w:val="18"/>
+                <w:szCs w:val="18"/>
+              </w:rPr>
+              <w:t xml:space="preserve">Učesnik može uz prijavu otvoriti stranicu za prikupljanje sredstava na našoj platformi. Prilozi prikupljeni preko te stranice su donacije udruženju namijenjene korisnicima i ne odnose se na kotizaciju; na njih se primjenjuju Pravila donacija. Učesnik ne prima niti prosljeđuje priloge lično; gotovinu koju prikupi predaje udruženju po pravilima o evidenciji gotovine.</w:t>
+            </w:r>
+          </w:p>
+        </w:tc>
+        <w:tc>
+          <w:tcPr>
+            <w:tcW w:type="dxa" w:w="4953"/>
+            <w:tcMar>
+              <w:top w:type="dxa" w:w="80"/>
+              <w:left w:type="dxa" w:w="100"/>
+              <w:bottom w:type="dxa" w:w="80"/>
+              <w:right w:type="dxa" w:w="100"/>
+            </w:tcMar>
+          </w:tcPr>
+          <w:p>
+            <w:pPr>
+              <w:spacing w:after="100"/>
+            </w:pPr>
+            <w:r>
+              <w:rPr>
+                <w:rFonts w:ascii="Arial" w:cs="Arial" w:eastAsia="Arial" w:hAnsi="Arial"/>
+                <w:sz w:val="18"/>
+                <w:szCs w:val="18"/>
+              </w:rPr>
+              <w:t xml:space="preserve">A participant may open a fundraiser page on our platform alongside their registration. Contributions collected through that page are donations to the association intended for beneficiaries and are unrelated to the entry fee; the Donation Policy applies to them. The participant neither receives nor passes on contributions personally; any cash they collect is handed over to the association under the cash-handling rules.</w:t>
             </w:r>
           </w:p>
         </w:tc>
@@ -2421,7 +3243,7 @@
                 <w:sz w:val="20"/>
                 <w:szCs w:val="20"/>
               </w:rPr>
-              <w:t xml:space="preserve">Article 16. Belongings and bag drop.</w:t>
+              <w:t xml:space="preserve">Article 16 — Personal belongings and bag drop</w:t>
             </w:r>
           </w:p>
         </w:tc>
@@ -2468,20 +3290,10 @@
             <w:r>
               <w:rPr>
                 <w:rFonts w:ascii="Arial" w:cs="Arial" w:eastAsia="Arial" w:hAnsi="Arial"/>
-                <w:i/>
-                <w:iCs/>
-                <w:sz w:val="18"/>
-                <w:szCs w:val="18"/>
-              </w:rPr>
-              <w:t xml:space="preserve">Article 16. Belongings and bag drop.</w:t>
-            </w:r>
-            <w:r>
-              <w:rPr>
-                <w:rFonts w:ascii="Arial" w:cs="Arial" w:eastAsia="Arial" w:hAnsi="Arial"/>
-                <w:sz w:val="18"/>
-                <w:szCs w:val="18"/>
-              </w:rPr>
-              <w:t xml:space="preserve"> Bag drop where listed; belongings are left at your own risk and we are not liable for money, jewellery, devices or valuables; unclaimed items are kept 30 days.</w:t>
+                <w:sz w:val="18"/>
+                <w:szCs w:val="18"/>
+              </w:rPr>
+              <w:t xml:space="preserve">We provide a bag drop when it is listed on the event page. You leave belongings at your own responsibility; we are not liable for money, jewellery, devices or other valuables. We keep unclaimed items for 30 days.</w:t>
             </w:r>
           </w:p>
         </w:tc>
@@ -2533,7 +3345,7 @@
                 <w:sz w:val="20"/>
                 <w:szCs w:val="20"/>
               </w:rPr>
-              <w:t xml:space="preserve">Article 17. Complaints and contact.</w:t>
+              <w:t xml:space="preserve">Article 17 — Complaints and contact</w:t>
             </w:r>
           </w:p>
         </w:tc>
@@ -2580,20 +3392,10 @@
             <w:r>
               <w:rPr>
                 <w:rFonts w:ascii="Arial" w:cs="Arial" w:eastAsia="Arial" w:hAnsi="Arial"/>
-                <w:i/>
-                <w:iCs/>
-                <w:sz w:val="18"/>
-                <w:szCs w:val="18"/>
-              </w:rPr>
-              <w:t xml:space="preserve">Article 17. Complaints and contact.</w:t>
-            </w:r>
-            <w:r>
-              <w:rPr>
-                <w:rFonts w:ascii="Arial" w:cs="Arial" w:eastAsia="Arial" w:hAnsi="Arial"/>
-                <w:sz w:val="18"/>
-                <w:szCs w:val="18"/>
-              </w:rPr>
-              <w:t xml:space="preserve"> Complaints about organisation, charges or our team's conduct go to the contact email within 14 days of the event; we reply within 15 days. Anything concerning a child goes to the safeguarding lead under the safeguarding policy.</w:t>
+                <w:sz w:val="18"/>
+                <w:szCs w:val="18"/>
+              </w:rPr>
+              <w:t xml:space="preserve">A complaint about the organisation of an event, a charge or the conduct of our team is sent to [[PLACEHOLDER: contact email]] within 14 days of the event. We reply within 15 days. A complaint concerning a child or child safeguarding goes to the safeguarding lead under the Child Safeguarding Policy.</w:t>
             </w:r>
           </w:p>
         </w:tc>
@@ -2645,7 +3447,7 @@
                 <w:sz w:val="20"/>
                 <w:szCs w:val="20"/>
               </w:rPr>
-              <w:t xml:space="preserve">Article 18. Changes.</w:t>
+              <w:t xml:space="preserve">Article 18 — Changes to the terms</w:t>
             </w:r>
           </w:p>
         </w:tc>
@@ -2692,20 +3494,10 @@
             <w:r>
               <w:rPr>
                 <w:rFonts w:ascii="Arial" w:cs="Arial" w:eastAsia="Arial" w:hAnsi="Arial"/>
-                <w:i/>
-                <w:iCs/>
-                <w:sz w:val="18"/>
-                <w:szCs w:val="18"/>
-              </w:rPr>
-              <w:t xml:space="preserve">Article 18. Changes.</w:t>
-            </w:r>
-            <w:r>
-              <w:rPr>
-                <w:rFonts w:ascii="Arial" w:cs="Arial" w:eastAsia="Arial" w:hAnsi="Arial"/>
-                <w:sz w:val="18"/>
-                <w:szCs w:val="18"/>
-              </w:rPr>
-              <w:t xml:space="preserve"> We may change the terms for future events; for an event you registered for, the version you accepted applies, except changes required by law or an authority, notified by email. Every version carries a number and date.</w:t>
+                <w:sz w:val="18"/>
+                <w:szCs w:val="18"/>
+              </w:rPr>
+              <w:t xml:space="preserve">We may change the terms for future events. For an event you have registered for, the version you accepted at registration applies, except for changes required by law or by a competent authority, of which we notify you by email. Every version carries a version number and a date.</w:t>
             </w:r>
           </w:p>
         </w:tc>
@@ -2757,7 +3549,7 @@
                 <w:sz w:val="20"/>
                 <w:szCs w:val="20"/>
               </w:rPr>
-              <w:t xml:space="preserve">Article 19. Law and jurisdiction.</w:t>
+              <w:t xml:space="preserve">Article 19 — Governing law and jurisdiction</w:t>
             </w:r>
           </w:p>
         </w:tc>
@@ -2804,20 +3596,10 @@
             <w:r>
               <w:rPr>
                 <w:rFonts w:ascii="Arial" w:cs="Arial" w:eastAsia="Arial" w:hAnsi="Arial"/>
-                <w:i/>
-                <w:iCs/>
-                <w:sz w:val="18"/>
-                <w:szCs w:val="18"/>
-              </w:rPr>
-              <w:t xml:space="preserve">Article 19. Law and jurisdiction.</w:t>
-            </w:r>
-            <w:r>
-              <w:rPr>
-                <w:rFonts w:ascii="Arial" w:cs="Arial" w:eastAsia="Arial" w:hAnsi="Arial"/>
-                <w:sz w:val="18"/>
-                <w:szCs w:val="18"/>
-              </w:rPr>
-              <w:t xml:space="preserve"> Montenegrin law applies; disputes are settled by agreement where possible, otherwise by the competent court for Tivat, to be confirmed by the lawyer; severability.</w:t>
+                <w:sz w:val="18"/>
+                <w:szCs w:val="18"/>
+              </w:rPr>
+              <w:t xml:space="preserve">These terms are governed by the law of Montenegro. We seek to settle disputes by agreement; if that fails, jurisdiction lies with [[PLACEHOLDER: the court with subject-matter and territorial jurisdiction for Tivat, to be confirmed by the lawyer]]. If any provision is void, the others remain in force.</w:t>
             </w:r>
           </w:p>
         </w:tc>
@@ -2877,58 +3659,49 @@
       <w:tr>
         <w:tc>
           <w:tcPr>
-            <w:tcW w:type="dxa" w:w="9906"/>
-            <w:gridSpan w:val="2"/>
-            <w:tcMar>
-              <w:top w:type="dxa" w:w="80"/>
-              <w:left w:type="dxa" w:w="100"/>
-              <w:bottom w:type="dxa" w:w="80"/>
-              <w:right w:type="dxa" w:w="100"/>
-            </w:tcMar>
-          </w:tcPr>
-          <w:p>
-            <w:pPr>
-              <w:spacing w:after="100"/>
-            </w:pPr>
-            <w:r>
-              <w:rPr>
-                <w:rFonts w:ascii="Arial" w:cs="Arial" w:eastAsia="Arial" w:hAnsi="Arial"/>
-                <w:sz w:val="18"/>
-                <w:szCs w:val="18"/>
-              </w:rPr>
-              <w:t xml:space="preserve">Verzija: [[PLACEHOLDER: oznaka verzije, npr. 1.0]] od [[PLACEHOLDER: datum]]. Platforma prikazuje ovaj tekst u cjelini pri prijavi i čuva oznaku verzije, datum i vrijeme potvrde uz prijavu (</w:t>
-            </w:r>
-            <w:r>
-              <w:rPr>
-                <w:rFonts w:ascii="Courier New" w:cs="Courier New" w:eastAsia="Courier New" w:hAnsi="Courier New"/>
-                <w:sz w:val="18"/>
-                <w:szCs w:val="18"/>
-              </w:rPr>
-              <w:t xml:space="preserve">waiver_version</w:t>
-            </w:r>
-            <w:r>
-              <w:rPr>
-                <w:rFonts w:ascii="Arial" w:cs="Arial" w:eastAsia="Arial" w:hAnsi="Arial"/>
-                <w:sz w:val="18"/>
-                <w:szCs w:val="18"/>
-              </w:rPr>
-              <w:t xml:space="preserve">, </w:t>
-            </w:r>
-            <w:r>
-              <w:rPr>
-                <w:rFonts w:ascii="Courier New" w:cs="Courier New" w:eastAsia="Courier New" w:hAnsi="Courier New"/>
-                <w:sz w:val="18"/>
-                <w:szCs w:val="18"/>
-              </w:rPr>
-              <w:t xml:space="preserve">waiver_signed_at</w:t>
-            </w:r>
-            <w:r>
-              <w:rPr>
-                <w:rFonts w:ascii="Arial" w:cs="Arial" w:eastAsia="Arial" w:hAnsi="Arial"/>
-                <w:sz w:val="18"/>
-                <w:szCs w:val="18"/>
-              </w:rPr>
-              <w:t xml:space="preserve">).</w:t>
+            <w:tcW w:type="dxa" w:w="4953"/>
+            <w:tcMar>
+              <w:top w:type="dxa" w:w="80"/>
+              <w:left w:type="dxa" w:w="100"/>
+              <w:bottom w:type="dxa" w:w="80"/>
+              <w:right w:type="dxa" w:w="100"/>
+            </w:tcMar>
+          </w:tcPr>
+          <w:p>
+            <w:pPr>
+              <w:spacing w:after="100"/>
+            </w:pPr>
+            <w:r>
+              <w:rPr>
+                <w:rFonts w:ascii="Arial" w:cs="Arial" w:eastAsia="Arial" w:hAnsi="Arial"/>
+                <w:sz w:val="18"/>
+                <w:szCs w:val="18"/>
+              </w:rPr>
+              <w:t xml:space="preserve">Verzija: [[PLACEHOLDER: oznaka verzije, npr. 1.0]] od [[PLACEHOLDER: datum]]. Platforma prikazuje ovaj tekst u cjelini pri prijavi i čuva oznaku verzije, datum i vrijeme potvrde uz prijavu.</w:t>
+            </w:r>
+          </w:p>
+        </w:tc>
+        <w:tc>
+          <w:tcPr>
+            <w:tcW w:type="dxa" w:w="4953"/>
+            <w:tcMar>
+              <w:top w:type="dxa" w:w="80"/>
+              <w:left w:type="dxa" w:w="100"/>
+              <w:bottom w:type="dxa" w:w="80"/>
+              <w:right w:type="dxa" w:w="100"/>
+            </w:tcMar>
+          </w:tcPr>
+          <w:p>
+            <w:pPr>
+              <w:spacing w:after="100"/>
+            </w:pPr>
+            <w:r>
+              <w:rPr>
+                <w:rFonts w:ascii="Arial" w:cs="Arial" w:eastAsia="Arial" w:hAnsi="Arial"/>
+                <w:sz w:val="18"/>
+                <w:szCs w:val="18"/>
+              </w:rPr>
+              <w:t xml:space="preserve">Version: [[PLACEHOLDER: version number, e.g. 1.0]] of [[PLACEHOLDER: date]]. The platform displays this text in full at registration and stores the version number and the date and time of confirmation with the registration.</w:t>
             </w:r>
           </w:p>
         </w:tc>
@@ -2980,7 +3753,7 @@
                 <w:sz w:val="20"/>
                 <w:szCs w:val="20"/>
               </w:rPr>
-              <w:t xml:space="preserve">B.1, adult participant.</w:t>
+              <w:t xml:space="preserve">B.1 — Declaration of an adult participant</w:t>
             </w:r>
           </w:p>
         </w:tc>
@@ -3009,6 +3782,43 @@
               <w:t xml:space="preserve">Ja, [ime i prezime], rođen/a [datum rođenja], prijavljujem se na događaj [naziv događaja, datum], distanca/aktivnost [izbor], i izjavljujem:</w:t>
             </w:r>
           </w:p>
+        </w:tc>
+        <w:tc>
+          <w:tcPr>
+            <w:tcW w:type="dxa" w:w="4953"/>
+            <w:tcMar>
+              <w:top w:type="dxa" w:w="80"/>
+              <w:left w:type="dxa" w:w="100"/>
+              <w:bottom w:type="dxa" w:w="80"/>
+              <w:right w:type="dxa" w:w="100"/>
+            </w:tcMar>
+          </w:tcPr>
+          <w:p>
+            <w:pPr>
+              <w:spacing w:after="100"/>
+            </w:pPr>
+            <w:r>
+              <w:rPr>
+                <w:rFonts w:ascii="Arial" w:cs="Arial" w:eastAsia="Arial" w:hAnsi="Arial"/>
+                <w:sz w:val="18"/>
+                <w:szCs w:val="18"/>
+              </w:rPr>
+              <w:t xml:space="preserve">I, [first name and surname], born [date of birth], register for the event [event name, date], distance/activity [choice], and declare:</w:t>
+            </w:r>
+          </w:p>
+        </w:tc>
+      </w:tr>
+      <w:tr>
+        <w:tc>
+          <w:tcPr>
+            <w:tcW w:type="dxa" w:w="4953"/>
+            <w:tcMar>
+              <w:top w:type="dxa" w:w="80"/>
+              <w:left w:type="dxa" w:w="100"/>
+              <w:bottom w:type="dxa" w:w="80"/>
+              <w:right w:type="dxa" w:w="100"/>
+            </w:tcMar>
+          </w:tcPr>
           <w:p>
             <w:pPr>
               <w:pStyle w:val="ListParagraph"/>
@@ -3171,131 +3981,17 @@
               <w:t xml:space="preserve">Podaci koje sam dao/la su tačni. Znam da se obrađuju u skladu sa Politikom privatnosti udruženja.</w:t>
             </w:r>
           </w:p>
-          <w:p>
-            <w:pPr>
-              <w:spacing w:after="100"/>
-            </w:pPr>
-            <w:r>
-              <w:rPr>
-                <w:rFonts w:ascii="Arial" w:cs="Arial" w:eastAsia="Arial" w:hAnsi="Arial"/>
-                <w:sz w:val="18"/>
-                <w:szCs w:val="18"/>
-              </w:rPr>
-              <w:t xml:space="preserve">[ ] Potvrđujem sve navedeno. Datum i vrijeme potvrde bilježi platforma.</w:t>
-            </w:r>
-          </w:p>
-        </w:tc>
-        <w:tc>
-          <w:tcPr>
-            <w:tcW w:type="dxa" w:w="4953"/>
-            <w:tcMar>
-              <w:top w:type="dxa" w:w="80"/>
-              <w:left w:type="dxa" w:w="100"/>
-              <w:bottom w:type="dxa" w:w="80"/>
-              <w:right w:type="dxa" w:w="100"/>
-            </w:tcMar>
-          </w:tcPr>
-          <w:p>
-            <w:pPr>
-              <w:spacing w:after="100"/>
-            </w:pPr>
-            <w:r>
-              <w:rPr>
-                <w:rFonts w:ascii="Arial" w:cs="Arial" w:eastAsia="Arial" w:hAnsi="Arial"/>
-                <w:i/>
-                <w:iCs/>
-                <w:sz w:val="18"/>
-                <w:szCs w:val="18"/>
-              </w:rPr>
-              <w:t xml:space="preserve">B.1, adult participant.</w:t>
-            </w:r>
-            <w:r>
-              <w:rPr>
-                <w:rFonts w:ascii="Arial" w:cs="Arial" w:eastAsia="Arial" w:hAnsi="Arial"/>
-                <w:sz w:val="18"/>
-                <w:szCs w:val="18"/>
-              </w:rPr>
-              <w:t xml:space="preserve"> I, [name], born [date], registering for [event, date], [distance/activity], declare: I have read and accept the Event Terms (version) and this event's special rules; I am medically fit, consulted a doctor if in doubt, and know of no condition that makes participation dangerous, and for water events I understand cold water and have no cardiac, vascular or respiratory condition that makes it dangerous; I understand the activities carry real risks including serious injury which the organiser cannot remove, and take part voluntarily, at my own risk and on my own judgement; I will follow organisers, marshals, lifeguards and medical staff and stop when told or when I feel it unsafe; I consent to first aid and transport to a medical facility if needed; photo choice; results name choice; emergency contact and optional health notes; my data is accurate and processed under the Privacy policy. Confirmation checkbox with platform timestamp.</w:t>
-            </w:r>
-          </w:p>
-        </w:tc>
-      </w:tr>
-      <w:tr>
-        <w:tc>
-          <w:tcPr>
-            <w:tcW w:type="dxa" w:w="4953"/>
-            <w:shd w:fill="F1F5F6" w:color="auto" w:val="clear"/>
-            <w:tcMar>
-              <w:top w:type="dxa" w:w="80"/>
-              <w:left w:type="dxa" w:w="100"/>
-              <w:bottom w:type="dxa" w:w="80"/>
-              <w:right w:type="dxa" w:w="100"/>
-            </w:tcMar>
-          </w:tcPr>
-          <w:p>
-            <w:r>
-              <w:rPr>
-                <w:rFonts w:ascii="Arial" w:cs="Arial" w:eastAsia="Arial" w:hAnsi="Arial"/>
-                <w:b/>
-                <w:bCs/>
-                <w:color w:val="0E3A46"/>
-                <w:sz w:val="20"/>
-                <w:szCs w:val="20"/>
-              </w:rPr>
-              <w:t xml:space="preserve">B.2 — Izjava roditelja ili staratelja za maloljetnog učesnika</w:t>
-            </w:r>
-          </w:p>
-        </w:tc>
-        <w:tc>
-          <w:tcPr>
-            <w:tcW w:type="dxa" w:w="4953"/>
-            <w:shd w:fill="F1F5F6" w:color="auto" w:val="clear"/>
-            <w:tcMar>
-              <w:top w:type="dxa" w:w="80"/>
-              <w:left w:type="dxa" w:w="100"/>
-              <w:bottom w:type="dxa" w:w="80"/>
-              <w:right w:type="dxa" w:w="100"/>
-            </w:tcMar>
-          </w:tcPr>
-          <w:p>
-            <w:r>
-              <w:rPr>
-                <w:rFonts w:ascii="Arial" w:cs="Arial" w:eastAsia="Arial" w:hAnsi="Arial"/>
-                <w:b/>
-                <w:bCs/>
-                <w:color w:val="0E3A46"/>
-                <w:sz w:val="20"/>
-                <w:szCs w:val="20"/>
-              </w:rPr>
-              <w:t xml:space="preserve">B.2, parent or guardian for a minor.</w:t>
-            </w:r>
-          </w:p>
-        </w:tc>
-      </w:tr>
-      <w:tr>
-        <w:tc>
-          <w:tcPr>
-            <w:tcW w:type="dxa" w:w="4953"/>
-            <w:tcMar>
-              <w:top w:type="dxa" w:w="80"/>
-              <w:left w:type="dxa" w:w="100"/>
-              <w:bottom w:type="dxa" w:w="80"/>
-              <w:right w:type="dxa" w:w="100"/>
-            </w:tcMar>
-          </w:tcPr>
-          <w:p>
-            <w:pPr>
-              <w:spacing w:after="100"/>
-            </w:pPr>
-            <w:r>
-              <w:rPr>
-                <w:rFonts w:ascii="Arial" w:cs="Arial" w:eastAsia="Arial" w:hAnsi="Arial"/>
-                <w:sz w:val="18"/>
-                <w:szCs w:val="18"/>
-              </w:rPr>
-              <w:t xml:space="preserve">Ja, [ime i prezime roditelja/staratelja], rođen/a [datum], kao roditelj / staratelj [zaokružiti] djeteta [ime i prezime djeteta], rođenog [datum rođenja], prijavljujem dijete na događaj [naziv, datum], distanca/aktivnost [izbor], i izjavljujem:</w:t>
-            </w:r>
-          </w:p>
+        </w:tc>
+        <w:tc>
+          <w:tcPr>
+            <w:tcW w:type="dxa" w:w="4953"/>
+            <w:tcMar>
+              <w:top w:type="dxa" w:w="80"/>
+              <w:left w:type="dxa" w:w="100"/>
+              <w:bottom w:type="dxa" w:w="80"/>
+              <w:right w:type="dxa" w:w="100"/>
+            </w:tcMar>
+          </w:tcPr>
           <w:p>
             <w:pPr>
               <w:pStyle w:val="ListParagraph"/>
@@ -3311,7 +4007,7 @@
                 <w:sz w:val="18"/>
                 <w:szCs w:val="18"/>
               </w:rPr>
-              <w:t xml:space="preserve">Ovlašćen/a sam da dam ovu izjavu u ime djeteta. Pročitao/la sam i prihvatam Uslove učešća (verzija [oznaka]), posebna pravila ovog događaja i Politiku zaštite djece udruženja.</w:t>
+              <w:t xml:space="preserve">I have read and accept the Event Terms of the association “Santamore” (version [number]) and the special rules published on this event's page.</w:t>
             </w:r>
           </w:p>
           <w:p>
@@ -3329,7 +4025,7 @@
                 <w:sz w:val="18"/>
                 <w:szCs w:val="18"/>
               </w:rPr>
-              <w:t xml:space="preserve">Procijenio/la sam da je dijete zdravstveno sposobno i spremno za izabranu distancu ili aktivnost, i da mi nije poznata nijedna zdravstvena okolnost koja učešće čini opasnim. [Za događaje u vodi:] Dijete zna da pliva na nivou koji aktivnost traži i razumije uputstva spasilaca.</w:t>
+              <w:t xml:space="preserve">I am medically fit for the effort that the chosen distance or activity involves. If I had any doubt, I have consulted a doctor. I know of no medical condition that makes my participation dangerous for me or for others. [For events in the water:] I understand the effect of cold water and have no cardiac, vascular or respiratory condition that makes such exposure dangerous.</w:t>
             </w:r>
           </w:p>
           <w:p>
@@ -3347,7 +4043,7 @@
                 <w:sz w:val="18"/>
                 <w:szCs w:val="18"/>
               </w:rPr>
-              <w:t xml:space="preserve">Razumijem rizike aktivnosti opisane u Uslovima učešća i prihvatam ih u ime djeteta u mjeri u kojoj to zakon dozvoljava. Znam da organizator ne može ukloniti rizike koji su dio same aktivnosti.</w:t>
+              <w:t xml:space="preserve">I understand that running, swimming in the sea, sailing, rowing and outdoor gatherings carry real risks, including serious injury, and that the organiser cannot remove them. I take part of my own free will, at my own risk and on my own assessment of my abilities.</w:t>
             </w:r>
           </w:p>
           <w:p>
@@ -3365,7 +4061,7 @@
                 <w:sz w:val="18"/>
                 <w:szCs w:val="18"/>
               </w:rPr>
-              <w:t xml:space="preserve">Tokom događaja: [ ] biću lično prisutan/na  [ ] prisutno će biti punoljetno lice koje određujem: [ime, telefon]. Dostupan/na sam na broju [telefon] cijelo vrijeme događaja.</w:t>
+              <w:t xml:space="preserve">I will follow the instructions of the organiser, marshals, lifeguards and the medical service and I will stop taking part when they order me to or when I myself feel that it is not safe to continue.</w:t>
             </w:r>
           </w:p>
           <w:p>
@@ -3383,7 +4079,7 @@
                 <w:sz w:val="18"/>
                 <w:szCs w:val="18"/>
               </w:rPr>
-              <w:t xml:space="preserve">Dijete nakon aktivnosti može preuzeti samo: [ime i prezime, odnos sa djetetom, telefon].</w:t>
+              <w:t xml:space="preserve">I consent to being given first aid if needed and to being transported to a healthcare facility.</w:t>
             </w:r>
           </w:p>
           <w:p>
@@ -3401,7 +4097,7 @@
                 <w:sz w:val="18"/>
                 <w:szCs w:val="18"/>
               </w:rPr>
-              <w:t xml:space="preserve">Saglasan/na sam da se djetetu u slučaju potrebe pruži prva pomoć i da bude prevezeno u zdravstvenu ustanovu, uz obavještenje meni bez odlaganja.</w:t>
+              <w:t xml:space="preserve">Photographs and footage: [ ] I consent to being identifiable in the published material of the association and the event's sponsors  [ ] I do not consent. I know that I may withdraw my consent at any time.</w:t>
             </w:r>
           </w:p>
           <w:p>
@@ -3419,7 +4115,7 @@
                 <w:sz w:val="18"/>
                 <w:szCs w:val="18"/>
               </w:rPr>
-              <w:t xml:space="preserve">Fotografije i snimci na kojima je dijete prepoznatljivo: [ ] pristajem da se objave bez imena djeteta  [ ] ne pristajem. Znam da pristanak mogu povući u svakom trenutku i da udruženje fotografiju uklanja bez pitanja.</w:t>
+              <w:t xml:space="preserve">Results: [ ] my name may be published in the results list  [ ] hide my name in the results.</w:t>
             </w:r>
           </w:p>
           <w:p>
@@ -3437,7 +4133,7 @@
                 <w:sz w:val="18"/>
                 <w:szCs w:val="18"/>
               </w:rPr>
-              <w:t xml:space="preserve">Rezultati: [ ] ime djeteta može biti na listi rezultata  [ ] sakrijte ime djeteta.</w:t>
+              <w:t xml:space="preserve">Emergency contact: [name, telephone]. Health notes for the medical service (optional): [text].</w:t>
             </w:r>
           </w:p>
           <w:p>
@@ -3455,15 +4151,180 @@
                 <w:sz w:val="18"/>
                 <w:szCs w:val="18"/>
               </w:rPr>
-              <w:t xml:space="preserve">Zdravstvene napomene za medicinsku službu (alergije, ljekovi, stanja): [tekst].</w:t>
-            </w:r>
-          </w:p>
+              <w:t xml:space="preserve">The details I have given are accurate. I know that they are processed in accordance with the association's Privacy Policy.</w:t>
+            </w:r>
+          </w:p>
+        </w:tc>
+      </w:tr>
+      <w:tr>
+        <w:tc>
+          <w:tcPr>
+            <w:tcW w:type="dxa" w:w="4953"/>
+            <w:tcMar>
+              <w:top w:type="dxa" w:w="80"/>
+              <w:left w:type="dxa" w:w="100"/>
+              <w:bottom w:type="dxa" w:w="80"/>
+              <w:right w:type="dxa" w:w="100"/>
+            </w:tcMar>
+          </w:tcPr>
+          <w:p>
+            <w:pPr>
+              <w:spacing w:after="100"/>
+            </w:pPr>
+            <w:r>
+              <w:rPr>
+                <w:rFonts w:ascii="Arial" w:cs="Arial" w:eastAsia="Arial" w:hAnsi="Arial"/>
+                <w:sz w:val="18"/>
+                <w:szCs w:val="18"/>
+              </w:rPr>
+              <w:t xml:space="preserve">[ ] Potvrđujem sve navedeno. Datum i vrijeme potvrde bilježi platforma.</w:t>
+            </w:r>
+          </w:p>
+        </w:tc>
+        <w:tc>
+          <w:tcPr>
+            <w:tcW w:type="dxa" w:w="4953"/>
+            <w:tcMar>
+              <w:top w:type="dxa" w:w="80"/>
+              <w:left w:type="dxa" w:w="100"/>
+              <w:bottom w:type="dxa" w:w="80"/>
+              <w:right w:type="dxa" w:w="100"/>
+            </w:tcMar>
+          </w:tcPr>
+          <w:p>
+            <w:pPr>
+              <w:spacing w:after="100"/>
+            </w:pPr>
+            <w:r>
+              <w:rPr>
+                <w:rFonts w:ascii="Arial" w:cs="Arial" w:eastAsia="Arial" w:hAnsi="Arial"/>
+                <w:sz w:val="18"/>
+                <w:szCs w:val="18"/>
+              </w:rPr>
+              <w:t xml:space="preserve">[ ] I confirm all of the above. The date and time of confirmation are recorded by the platform.</w:t>
+            </w:r>
+          </w:p>
+        </w:tc>
+      </w:tr>
+      <w:tr>
+        <w:tc>
+          <w:tcPr>
+            <w:tcW w:type="dxa" w:w="4953"/>
+            <w:shd w:fill="F1F5F6" w:color="auto" w:val="clear"/>
+            <w:tcMar>
+              <w:top w:type="dxa" w:w="80"/>
+              <w:left w:type="dxa" w:w="100"/>
+              <w:bottom w:type="dxa" w:w="80"/>
+              <w:right w:type="dxa" w:w="100"/>
+            </w:tcMar>
+          </w:tcPr>
+          <w:p>
+            <w:r>
+              <w:rPr>
+                <w:rFonts w:ascii="Arial" w:cs="Arial" w:eastAsia="Arial" w:hAnsi="Arial"/>
+                <w:b/>
+                <w:bCs/>
+                <w:color w:val="0E3A46"/>
+                <w:sz w:val="20"/>
+                <w:szCs w:val="20"/>
+              </w:rPr>
+              <w:t xml:space="preserve">B.2 — Izjava roditelja ili staratelja za maloljetnog učesnika</w:t>
+            </w:r>
+          </w:p>
+        </w:tc>
+        <w:tc>
+          <w:tcPr>
+            <w:tcW w:type="dxa" w:w="4953"/>
+            <w:shd w:fill="F1F5F6" w:color="auto" w:val="clear"/>
+            <w:tcMar>
+              <w:top w:type="dxa" w:w="80"/>
+              <w:left w:type="dxa" w:w="100"/>
+              <w:bottom w:type="dxa" w:w="80"/>
+              <w:right w:type="dxa" w:w="100"/>
+            </w:tcMar>
+          </w:tcPr>
+          <w:p>
+            <w:r>
+              <w:rPr>
+                <w:rFonts w:ascii="Arial" w:cs="Arial" w:eastAsia="Arial" w:hAnsi="Arial"/>
+                <w:b/>
+                <w:bCs/>
+                <w:color w:val="0E3A46"/>
+                <w:sz w:val="20"/>
+                <w:szCs w:val="20"/>
+              </w:rPr>
+              <w:t xml:space="preserve">B.2 — Declaration of a parent or guardian for a minor participant</w:t>
+            </w:r>
+          </w:p>
+        </w:tc>
+      </w:tr>
+      <w:tr>
+        <w:tc>
+          <w:tcPr>
+            <w:tcW w:type="dxa" w:w="4953"/>
+            <w:tcMar>
+              <w:top w:type="dxa" w:w="80"/>
+              <w:left w:type="dxa" w:w="100"/>
+              <w:bottom w:type="dxa" w:w="80"/>
+              <w:right w:type="dxa" w:w="100"/>
+            </w:tcMar>
+          </w:tcPr>
+          <w:p>
+            <w:pPr>
+              <w:spacing w:after="100"/>
+            </w:pPr>
+            <w:r>
+              <w:rPr>
+                <w:rFonts w:ascii="Arial" w:cs="Arial" w:eastAsia="Arial" w:hAnsi="Arial"/>
+                <w:sz w:val="18"/>
+                <w:szCs w:val="18"/>
+              </w:rPr>
+              <w:t xml:space="preserve">Ja, [ime i prezime roditelja/staratelja], rođen/a [datum], kao roditelj / staratelj [zaokružiti] djeteta [ime i prezime djeteta], rođenog [datum rođenja], prijavljujem dijete na događaj [naziv, datum], distanca/aktivnost [izbor], i izjavljujem:</w:t>
+            </w:r>
+          </w:p>
+        </w:tc>
+        <w:tc>
+          <w:tcPr>
+            <w:tcW w:type="dxa" w:w="4953"/>
+            <w:tcMar>
+              <w:top w:type="dxa" w:w="80"/>
+              <w:left w:type="dxa" w:w="100"/>
+              <w:bottom w:type="dxa" w:w="80"/>
+              <w:right w:type="dxa" w:w="100"/>
+            </w:tcMar>
+          </w:tcPr>
+          <w:p>
+            <w:pPr>
+              <w:spacing w:after="100"/>
+            </w:pPr>
+            <w:r>
+              <w:rPr>
+                <w:rFonts w:ascii="Arial" w:cs="Arial" w:eastAsia="Arial" w:hAnsi="Arial"/>
+                <w:sz w:val="18"/>
+                <w:szCs w:val="18"/>
+              </w:rPr>
+              <w:t xml:space="preserve">I, [first name and surname of the parent/guardian], born [date], as the parent / guardian [circle one] of the child [first name and surname of the child], born [date of birth], register the child for the event [name, date], distance/activity [choice], and declare:</w:t>
+            </w:r>
+          </w:p>
+        </w:tc>
+      </w:tr>
+      <w:tr>
+        <w:tc>
+          <w:tcPr>
+            <w:tcW w:type="dxa" w:w="4953"/>
+            <w:tcMar>
+              <w:top w:type="dxa" w:w="80"/>
+              <w:left w:type="dxa" w:w="100"/>
+              <w:bottom w:type="dxa" w:w="80"/>
+              <w:right w:type="dxa" w:w="100"/>
+            </w:tcMar>
+          </w:tcPr>
           <w:p>
             <w:pPr>
               <w:pStyle w:val="ListParagraph"/>
               <w:numPr>
                 <w:ilvl w:val="0"/>
-                <w:numId w:val="3"/>
+                <w:numId w:val="4"/>
               </w:numPr>
               <w:spacing w:after="40"/>
             </w:pPr>
@@ -3473,9 +4334,375 @@
                 <w:sz w:val="18"/>
                 <w:szCs w:val="18"/>
               </w:rPr>
+              <w:t xml:space="preserve">Ovlašćen/a sam da dam ovu izjavu u ime djeteta. Pročitao/la sam i prihvatam Uslove učešća (verzija [oznaka]), posebna pravila ovog događaja i Politiku zaštite djece udruženja.</w:t>
+            </w:r>
+          </w:p>
+          <w:p>
+            <w:pPr>
+              <w:pStyle w:val="ListParagraph"/>
+              <w:numPr>
+                <w:ilvl w:val="0"/>
+                <w:numId w:val="4"/>
+              </w:numPr>
+              <w:spacing w:after="40"/>
+            </w:pPr>
+            <w:r>
+              <w:rPr>
+                <w:rFonts w:ascii="Arial" w:cs="Arial" w:eastAsia="Arial" w:hAnsi="Arial"/>
+                <w:sz w:val="18"/>
+                <w:szCs w:val="18"/>
+              </w:rPr>
+              <w:t xml:space="preserve">Procijenio/la sam da je dijete zdravstveno sposobno i spremno za izabranu distancu ili aktivnost, i da mi nije poznata nijedna zdravstvena okolnost koja učešće čini opasnim. [Za događaje u vodi:] Dijete zna da pliva na nivou koji aktivnost traži i razumije uputstva spasilaca.</w:t>
+            </w:r>
+          </w:p>
+          <w:p>
+            <w:pPr>
+              <w:pStyle w:val="ListParagraph"/>
+              <w:numPr>
+                <w:ilvl w:val="0"/>
+                <w:numId w:val="4"/>
+              </w:numPr>
+              <w:spacing w:after="40"/>
+            </w:pPr>
+            <w:r>
+              <w:rPr>
+                <w:rFonts w:ascii="Arial" w:cs="Arial" w:eastAsia="Arial" w:hAnsi="Arial"/>
+                <w:sz w:val="18"/>
+                <w:szCs w:val="18"/>
+              </w:rPr>
+              <w:t xml:space="preserve">Razumijem rizike aktivnosti opisane u Uslovima učešća i prihvatam ih u ime djeteta u mjeri u kojoj to zakon dozvoljava. Znam da organizator ne može ukloniti rizike koji su dio same aktivnosti.</w:t>
+            </w:r>
+          </w:p>
+          <w:p>
+            <w:pPr>
+              <w:pStyle w:val="ListParagraph"/>
+              <w:numPr>
+                <w:ilvl w:val="0"/>
+                <w:numId w:val="4"/>
+              </w:numPr>
+              <w:spacing w:after="40"/>
+            </w:pPr>
+            <w:r>
+              <w:rPr>
+                <w:rFonts w:ascii="Arial" w:cs="Arial" w:eastAsia="Arial" w:hAnsi="Arial"/>
+                <w:sz w:val="18"/>
+                <w:szCs w:val="18"/>
+              </w:rPr>
+              <w:t xml:space="preserve">Tokom događaja: [ ] biću lično prisutan/na  [ ] prisutno će biti punoljetno lice koje određujem: [ime, telefon]. Dostupan/na sam na broju [telefon] cijelo vrijeme događaja.</w:t>
+            </w:r>
+          </w:p>
+          <w:p>
+            <w:pPr>
+              <w:pStyle w:val="ListParagraph"/>
+              <w:numPr>
+                <w:ilvl w:val="0"/>
+                <w:numId w:val="4"/>
+              </w:numPr>
+              <w:spacing w:after="40"/>
+            </w:pPr>
+            <w:r>
+              <w:rPr>
+                <w:rFonts w:ascii="Arial" w:cs="Arial" w:eastAsia="Arial" w:hAnsi="Arial"/>
+                <w:sz w:val="18"/>
+                <w:szCs w:val="18"/>
+              </w:rPr>
+              <w:t xml:space="preserve">Dijete nakon aktivnosti može preuzeti samo: [ime i prezime, odnos sa djetetom, telefon].</w:t>
+            </w:r>
+          </w:p>
+          <w:p>
+            <w:pPr>
+              <w:pStyle w:val="ListParagraph"/>
+              <w:numPr>
+                <w:ilvl w:val="0"/>
+                <w:numId w:val="4"/>
+              </w:numPr>
+              <w:spacing w:after="40"/>
+            </w:pPr>
+            <w:r>
+              <w:rPr>
+                <w:rFonts w:ascii="Arial" w:cs="Arial" w:eastAsia="Arial" w:hAnsi="Arial"/>
+                <w:sz w:val="18"/>
+                <w:szCs w:val="18"/>
+              </w:rPr>
+              <w:t xml:space="preserve">Saglasan/na sam da se djetetu u slučaju potrebe pruži prva pomoć i da bude prevezeno u zdravstvenu ustanovu, uz obavještenje meni bez odlaganja.</w:t>
+            </w:r>
+          </w:p>
+          <w:p>
+            <w:pPr>
+              <w:pStyle w:val="ListParagraph"/>
+              <w:numPr>
+                <w:ilvl w:val="0"/>
+                <w:numId w:val="4"/>
+              </w:numPr>
+              <w:spacing w:after="40"/>
+            </w:pPr>
+            <w:r>
+              <w:rPr>
+                <w:rFonts w:ascii="Arial" w:cs="Arial" w:eastAsia="Arial" w:hAnsi="Arial"/>
+                <w:sz w:val="18"/>
+                <w:szCs w:val="18"/>
+              </w:rPr>
+              <w:t xml:space="preserve">Fotografije i snimci na kojima je dijete prepoznatljivo: [ ] pristajem da se objave bez imena djeteta  [ ] ne pristajem. Znam da pristanak mogu povući u svakom trenutku i da udruženje fotografiju uklanja bez pitanja.</w:t>
+            </w:r>
+          </w:p>
+          <w:p>
+            <w:pPr>
+              <w:pStyle w:val="ListParagraph"/>
+              <w:numPr>
+                <w:ilvl w:val="0"/>
+                <w:numId w:val="4"/>
+              </w:numPr>
+              <w:spacing w:after="40"/>
+            </w:pPr>
+            <w:r>
+              <w:rPr>
+                <w:rFonts w:ascii="Arial" w:cs="Arial" w:eastAsia="Arial" w:hAnsi="Arial"/>
+                <w:sz w:val="18"/>
+                <w:szCs w:val="18"/>
+              </w:rPr>
+              <w:t xml:space="preserve">Rezultati: [ ] ime djeteta može biti na listi rezultata  [ ] sakrijte ime djeteta.</w:t>
+            </w:r>
+          </w:p>
+          <w:p>
+            <w:pPr>
+              <w:pStyle w:val="ListParagraph"/>
+              <w:numPr>
+                <w:ilvl w:val="0"/>
+                <w:numId w:val="4"/>
+              </w:numPr>
+              <w:spacing w:after="40"/>
+            </w:pPr>
+            <w:r>
+              <w:rPr>
+                <w:rFonts w:ascii="Arial" w:cs="Arial" w:eastAsia="Arial" w:hAnsi="Arial"/>
+                <w:sz w:val="18"/>
+                <w:szCs w:val="18"/>
+              </w:rPr>
+              <w:t xml:space="preserve">Zdravstvene napomene za medicinsku službu (alergije, ljekovi, stanja): [tekst].</w:t>
+            </w:r>
+          </w:p>
+          <w:p>
+            <w:pPr>
+              <w:pStyle w:val="ListParagraph"/>
+              <w:numPr>
+                <w:ilvl w:val="0"/>
+                <w:numId w:val="4"/>
+              </w:numPr>
+              <w:spacing w:after="40"/>
+            </w:pPr>
+            <w:r>
+              <w:rPr>
+                <w:rFonts w:ascii="Arial" w:cs="Arial" w:eastAsia="Arial" w:hAnsi="Arial"/>
+                <w:sz w:val="18"/>
+                <w:szCs w:val="18"/>
+              </w:rPr>
               <w:t xml:space="preserve">Podaci koje sam dao/la su tačni i obrađuju se u skladu sa Politikom privatnosti udruženja.</w:t>
             </w:r>
           </w:p>
+        </w:tc>
+        <w:tc>
+          <w:tcPr>
+            <w:tcW w:type="dxa" w:w="4953"/>
+            <w:tcMar>
+              <w:top w:type="dxa" w:w="80"/>
+              <w:left w:type="dxa" w:w="100"/>
+              <w:bottom w:type="dxa" w:w="80"/>
+              <w:right w:type="dxa" w:w="100"/>
+            </w:tcMar>
+          </w:tcPr>
+          <w:p>
+            <w:pPr>
+              <w:pStyle w:val="ListParagraph"/>
+              <w:numPr>
+                <w:ilvl w:val="0"/>
+                <w:numId w:val="5"/>
+              </w:numPr>
+              <w:spacing w:after="40"/>
+            </w:pPr>
+            <w:r>
+              <w:rPr>
+                <w:rFonts w:ascii="Arial" w:cs="Arial" w:eastAsia="Arial" w:hAnsi="Arial"/>
+                <w:sz w:val="18"/>
+                <w:szCs w:val="18"/>
+              </w:rPr>
+              <w:t xml:space="preserve">I am authorised to make this declaration on the child's behalf. I have read and accept the Event Terms (version [number]), the special rules of this event and the association's Child Safeguarding Policy.</w:t>
+            </w:r>
+          </w:p>
+          <w:p>
+            <w:pPr>
+              <w:pStyle w:val="ListParagraph"/>
+              <w:numPr>
+                <w:ilvl w:val="0"/>
+                <w:numId w:val="5"/>
+              </w:numPr>
+              <w:spacing w:after="40"/>
+            </w:pPr>
+            <w:r>
+              <w:rPr>
+                <w:rFonts w:ascii="Arial" w:cs="Arial" w:eastAsia="Arial" w:hAnsi="Arial"/>
+                <w:sz w:val="18"/>
+                <w:szCs w:val="18"/>
+              </w:rPr>
+              <w:t xml:space="preserve">I have judged that the child is medically fit and ready for the chosen distance or activity, and I know of no medical condition that makes participation dangerous. [For events in the water:] The child can swim at the level the activity requires and understands the lifeguards' instructions.</w:t>
+            </w:r>
+          </w:p>
+          <w:p>
+            <w:pPr>
+              <w:pStyle w:val="ListParagraph"/>
+              <w:numPr>
+                <w:ilvl w:val="0"/>
+                <w:numId w:val="5"/>
+              </w:numPr>
+              <w:spacing w:after="40"/>
+            </w:pPr>
+            <w:r>
+              <w:rPr>
+                <w:rFonts w:ascii="Arial" w:cs="Arial" w:eastAsia="Arial" w:hAnsi="Arial"/>
+                <w:sz w:val="18"/>
+                <w:szCs w:val="18"/>
+              </w:rPr>
+              <w:t xml:space="preserve">I understand the risks of the activity described in the Event Terms and accept them on the child's behalf to the extent the law allows. I know that the organiser cannot remove the risks that are part of the activity itself.</w:t>
+            </w:r>
+          </w:p>
+          <w:p>
+            <w:pPr>
+              <w:pStyle w:val="ListParagraph"/>
+              <w:numPr>
+                <w:ilvl w:val="0"/>
+                <w:numId w:val="5"/>
+              </w:numPr>
+              <w:spacing w:after="40"/>
+            </w:pPr>
+            <w:r>
+              <w:rPr>
+                <w:rFonts w:ascii="Arial" w:cs="Arial" w:eastAsia="Arial" w:hAnsi="Arial"/>
+                <w:sz w:val="18"/>
+                <w:szCs w:val="18"/>
+              </w:rPr>
+              <w:t xml:space="preserve">During the event: [ ] I will be present in person  [ ] the adult I designate will be present: [name, telephone]. I can be reached on [telephone] for the whole duration of the event.</w:t>
+            </w:r>
+          </w:p>
+          <w:p>
+            <w:pPr>
+              <w:pStyle w:val="ListParagraph"/>
+              <w:numPr>
+                <w:ilvl w:val="0"/>
+                <w:numId w:val="5"/>
+              </w:numPr>
+              <w:spacing w:after="40"/>
+            </w:pPr>
+            <w:r>
+              <w:rPr>
+                <w:rFonts w:ascii="Arial" w:cs="Arial" w:eastAsia="Arial" w:hAnsi="Arial"/>
+                <w:sz w:val="18"/>
+                <w:szCs w:val="18"/>
+              </w:rPr>
+              <w:t xml:space="preserve">After the activity the child may be collected only by: [first name and surname, relationship to the child, telephone].</w:t>
+            </w:r>
+          </w:p>
+          <w:p>
+            <w:pPr>
+              <w:pStyle w:val="ListParagraph"/>
+              <w:numPr>
+                <w:ilvl w:val="0"/>
+                <w:numId w:val="5"/>
+              </w:numPr>
+              <w:spacing w:after="40"/>
+            </w:pPr>
+            <w:r>
+              <w:rPr>
+                <w:rFonts w:ascii="Arial" w:cs="Arial" w:eastAsia="Arial" w:hAnsi="Arial"/>
+                <w:sz w:val="18"/>
+                <w:szCs w:val="18"/>
+              </w:rPr>
+              <w:t xml:space="preserve">I consent to the child being given first aid if needed and to being transported to a healthcare facility, with notice to me without delay.</w:t>
+            </w:r>
+          </w:p>
+          <w:p>
+            <w:pPr>
+              <w:pStyle w:val="ListParagraph"/>
+              <w:numPr>
+                <w:ilvl w:val="0"/>
+                <w:numId w:val="5"/>
+              </w:numPr>
+              <w:spacing w:after="40"/>
+            </w:pPr>
+            <w:r>
+              <w:rPr>
+                <w:rFonts w:ascii="Arial" w:cs="Arial" w:eastAsia="Arial" w:hAnsi="Arial"/>
+                <w:sz w:val="18"/>
+                <w:szCs w:val="18"/>
+              </w:rPr>
+              <w:t xml:space="preserve">Photographs and footage in which the child is identifiable: [ ] I consent to their publication without the child's name  [ ] I do not consent. I know that I may withdraw my consent at any time and that the association removes the photograph without question.</w:t>
+            </w:r>
+          </w:p>
+          <w:p>
+            <w:pPr>
+              <w:pStyle w:val="ListParagraph"/>
+              <w:numPr>
+                <w:ilvl w:val="0"/>
+                <w:numId w:val="5"/>
+              </w:numPr>
+              <w:spacing w:after="40"/>
+            </w:pPr>
+            <w:r>
+              <w:rPr>
+                <w:rFonts w:ascii="Arial" w:cs="Arial" w:eastAsia="Arial" w:hAnsi="Arial"/>
+                <w:sz w:val="18"/>
+                <w:szCs w:val="18"/>
+              </w:rPr>
+              <w:t xml:space="preserve">Results: [ ] the child's name may appear in the results list  [ ] hide the child's name.</w:t>
+            </w:r>
+          </w:p>
+          <w:p>
+            <w:pPr>
+              <w:pStyle w:val="ListParagraph"/>
+              <w:numPr>
+                <w:ilvl w:val="0"/>
+                <w:numId w:val="5"/>
+              </w:numPr>
+              <w:spacing w:after="40"/>
+            </w:pPr>
+            <w:r>
+              <w:rPr>
+                <w:rFonts w:ascii="Arial" w:cs="Arial" w:eastAsia="Arial" w:hAnsi="Arial"/>
+                <w:sz w:val="18"/>
+                <w:szCs w:val="18"/>
+              </w:rPr>
+              <w:t xml:space="preserve">Health notes for the medical service (allergies, medication, conditions): [text].</w:t>
+            </w:r>
+          </w:p>
+          <w:p>
+            <w:pPr>
+              <w:pStyle w:val="ListParagraph"/>
+              <w:numPr>
+                <w:ilvl w:val="0"/>
+                <w:numId w:val="5"/>
+              </w:numPr>
+              <w:spacing w:after="40"/>
+            </w:pPr>
+            <w:r>
+              <w:rPr>
+                <w:rFonts w:ascii="Arial" w:cs="Arial" w:eastAsia="Arial" w:hAnsi="Arial"/>
+                <w:sz w:val="18"/>
+                <w:szCs w:val="18"/>
+              </w:rPr>
+              <w:t xml:space="preserve">The details I have given are accurate and are processed in accordance with the association's Privacy Policy.</w:t>
+            </w:r>
+          </w:p>
+        </w:tc>
+      </w:tr>
+      <w:tr>
+        <w:tc>
+          <w:tcPr>
+            <w:tcW w:type="dxa" w:w="4953"/>
+            <w:tcMar>
+              <w:top w:type="dxa" w:w="80"/>
+              <w:left w:type="dxa" w:w="100"/>
+              <w:bottom w:type="dxa" w:w="80"/>
+              <w:right w:type="dxa" w:w="100"/>
+            </w:tcMar>
+          </w:tcPr>
           <w:p>
             <w:pPr>
               <w:spacing w:after="100"/>
@@ -3507,20 +4734,10 @@
             <w:r>
               <w:rPr>
                 <w:rFonts w:ascii="Arial" w:cs="Arial" w:eastAsia="Arial" w:hAnsi="Arial"/>
-                <w:i/>
-                <w:iCs/>
-                <w:sz w:val="18"/>
-                <w:szCs w:val="18"/>
-              </w:rPr>
-              <w:t xml:space="preserve">B.2, parent or guardian for a minor.</w:t>
-            </w:r>
-            <w:r>
-              <w:rPr>
-                <w:rFonts w:ascii="Arial" w:cs="Arial" w:eastAsia="Arial" w:hAnsi="Arial"/>
-                <w:sz w:val="18"/>
-                <w:szCs w:val="18"/>
-              </w:rPr>
-              <w:t xml:space="preserve"> I, [name], born [date], as parent or guardian of [child, date of birth], register the child for [event], [distance/activity], and declare: I am authorised to declare on the child's behalf and accept the Terms, this event's rules and the safeguarding policy; I have judged the child fit and ready, know of no dangerous condition, and for water events the child can swim to the required level and understands lifeguards; I understand the risks and accept them on the child's behalf as far as the law allows; presence during the event (myself or a named adult) and my reachable number; who may collect the child; consent to first aid and transport with immediate notice to me; photo choice without the child's name, revocable; results name choice; health notes; accuracy and privacy. Confirmation checkbox with platform timestamp.</w:t>
+                <w:sz w:val="18"/>
+                <w:szCs w:val="18"/>
+              </w:rPr>
+              <w:t xml:space="preserve">[ ] I confirm all of the above on the child's behalf. The date and time of confirmation are recorded by the platform.</w:t>
             </w:r>
           </w:p>
         </w:tc>
@@ -3572,7 +4789,7 @@
                 <w:sz w:val="20"/>
                 <w:szCs w:val="20"/>
               </w:rPr>
-              <w:t xml:space="preserve">B.3, crew member (regatta).</w:t>
+              <w:t xml:space="preserve">B.3 — Declaration of a crew member (regatta)</w:t>
             </w:r>
           </w:p>
         </w:tc>
@@ -3619,881 +4836,10 @@
             <w:r>
               <w:rPr>
                 <w:rFonts w:ascii="Arial" w:cs="Arial" w:eastAsia="Arial" w:hAnsi="Arial"/>
-                <w:i/>
-                <w:iCs/>
-                <w:sz w:val="18"/>
-                <w:szCs w:val="18"/>
-              </w:rPr>
-              <w:t xml:space="preserve">B.3, crew member (regatta).</w:t>
-            </w:r>
-            <w:r>
-              <w:rPr>
-                <w:rFonts w:ascii="Arial" w:cs="Arial" w:eastAsia="Arial" w:hAnsi="Arial"/>
-                <w:sz w:val="18"/>
-                <w:szCs w:val="18"/>
-              </w:rPr>
-              <w:t xml:space="preserve"> In addition to B.1 or B.2: vessel name and registration, skipper's name, that the skipper knows the racing rules and is responsible for vessel and crew, and that the vessel is insured as the law requires.</w:t>
-            </w:r>
-          </w:p>
-        </w:tc>
-      </w:tr>
-      <w:tr>
-        <w:tc>
-          <w:tcPr>
-            <w:tcW w:type="dxa" w:w="4953"/>
-            <w:shd w:fill="E3EBED" w:color="auto" w:val="clear"/>
-            <w:tcMar>
-              <w:top w:type="dxa" w:w="80"/>
-              <w:left w:type="dxa" w:w="100"/>
-              <w:bottom w:type="dxa" w:w="80"/>
-              <w:right w:type="dxa" w:w="100"/>
-            </w:tcMar>
-          </w:tcPr>
-          <w:p>
-            <w:r>
-              <w:rPr>
-                <w:rFonts w:ascii="Arial" w:cs="Arial" w:eastAsia="Arial" w:hAnsi="Arial"/>
-                <w:b/>
-                <w:bCs/>
-                <w:color w:val="0E3A46"/>
-                <w:sz w:val="22"/>
-                <w:szCs w:val="22"/>
-              </w:rPr>
-              <w:t xml:space="preserve">DIO C: PROVJERE, PARAMETRI I NAPOMENE ZA PLATFORMU</w:t>
-            </w:r>
-          </w:p>
-        </w:tc>
-        <w:tc>
-          <w:tcPr>
-            <w:tcW w:type="dxa" w:w="4953"/>
-            <w:shd w:fill="E3EBED" w:color="auto" w:val="clear"/>
-            <w:tcMar>
-              <w:top w:type="dxa" w:w="80"/>
-              <w:left w:type="dxa" w:w="100"/>
-              <w:bottom w:type="dxa" w:w="80"/>
-              <w:right w:type="dxa" w:w="100"/>
-            </w:tcMar>
-          </w:tcPr>
-          <w:p>
-            <w:r>
-              <w:rPr>
-                <w:rFonts w:ascii="Arial" w:cs="Arial" w:eastAsia="Arial" w:hAnsi="Arial"/>
-                <w:b/>
-                <w:bCs/>
-                <w:color w:val="0E3A46"/>
-                <w:sz w:val="22"/>
-                <w:szCs w:val="22"/>
-              </w:rPr>
-              <w:t xml:space="preserve">PART C: CHECKS, PARAMETERS AND PLATFORM NOTES</w:t>
-            </w:r>
-          </w:p>
-        </w:tc>
-      </w:tr>
-      <w:tr>
-        <w:tc>
-          <w:tcPr>
-            <w:tcW w:type="dxa" w:w="9906"/>
-            <w:gridSpan w:val="2"/>
-            <w:tcMar>
-              <w:top w:type="dxa" w:w="80"/>
-              <w:left w:type="dxa" w:w="100"/>
-              <w:bottom w:type="dxa" w:w="80"/>
-              <w:right w:type="dxa" w:w="100"/>
-            </w:tcMar>
-          </w:tcPr>
-          <w:p>
-            <w:pPr>
-              <w:spacing w:after="100"/>
-            </w:pPr>
-            <w:r>
-              <w:rPr>
-                <w:rFonts w:ascii="Arial" w:cs="Arial" w:eastAsia="Arial" w:hAnsi="Arial"/>
-                <w:b/>
-                <w:bCs/>
-                <w:sz w:val="18"/>
-                <w:szCs w:val="18"/>
-              </w:rPr>
-              <w:t xml:space="preserve">CHECK with the lawyer:</w:t>
-            </w:r>
-            <w:r>
-              <w:rPr>
-                <w:rFonts w:ascii="Arial" w:cs="Arial" w:eastAsia="Arial" w:hAnsi="Arial"/>
-                <w:sz w:val="18"/>
-                <w:szCs w:val="18"/>
-              </w:rPr>
-              <w:t xml:space="preserve"> whether the exclusion and assumption-of-risk wording in Articles 6 and 7 and waiver point 3 is enforceable under the Montenegrin Law on Obligations, and what a parent may validly waive on a child's behalf (B.2 point 3); whether the Law on Sport or municipal rules require organiser accident insurance for participants at public sporting events, which would change Article 5; whether an electronic checkbox with timestamp is sufficient proof of signature for the waiver, or whether a stronger electronic signature is needed for minors; the competent court for Article 19; consumer-protection rules on refunds and transfers (Articles 12 and 13) for entry fees; the results-publication basis under the Law on Personal Data Protection (Article 11).</w:t>
-            </w:r>
-          </w:p>
-          <w:p>
-            <w:pPr>
-              <w:spacing w:after="100"/>
-            </w:pPr>
-            <w:r>
-              <w:rPr>
-                <w:rFonts w:ascii="Arial" w:cs="Arial" w:eastAsia="Arial" w:hAnsi="Arial"/>
-                <w:b/>
-                <w:bCs/>
-                <w:sz w:val="18"/>
-                <w:szCs w:val="18"/>
-              </w:rPr>
-              <w:t xml:space="preserve">CHECK with the insurer and the national safety lead:</w:t>
-            </w:r>
-            <w:r>
-              <w:rPr>
-                <w:rFonts w:ascii="Arial" w:cs="Arial" w:eastAsia="Arial" w:hAnsi="Arial"/>
-                <w:sz w:val="18"/>
-                <w:szCs w:val="18"/>
-              </w:rPr>
-              <w:t xml:space="preserve"> conditions of the organiser's liability policy (Article 5) and whether the swim rules in Article 9 match the policy's requirements.</w:t>
-            </w:r>
-          </w:p>
-          <w:p>
-            <w:pPr>
-              <w:spacing w:after="100"/>
-            </w:pPr>
-            <w:r>
-              <w:rPr>
-                <w:rFonts w:ascii="Arial" w:cs="Arial" w:eastAsia="Arial" w:hAnsi="Arial"/>
-                <w:b/>
-                <w:bCs/>
-                <w:sz w:val="18"/>
-                <w:szCs w:val="18"/>
-              </w:rPr>
-              <w:t xml:space="preserve">CHECK with the Board:</w:t>
-            </w:r>
-            <w:r>
-              <w:rPr>
-                <w:rFonts w:ascii="Arial" w:cs="Arial" w:eastAsia="Arial" w:hAnsi="Arial"/>
-                <w:sz w:val="18"/>
-                <w:szCs w:val="18"/>
-              </w:rPr>
-              <w:t xml:space="preserve"> the minimum-age table in Article 4, which must also match the safeguarding policy's parameters.</w:t>
-            </w:r>
-          </w:p>
-          <w:p>
-            <w:pPr>
-              <w:spacing w:after="100"/>
-            </w:pPr>
-            <w:r>
-              <w:rPr>
-                <w:rFonts w:ascii="Arial" w:cs="Arial" w:eastAsia="Arial" w:hAnsi="Arial"/>
-                <w:sz w:val="18"/>
-                <w:szCs w:val="18"/>
-              </w:rPr>
-              <w:t xml:space="preserve">Suggested parameters, each a single line to change:</w:t>
-            </w:r>
-          </w:p>
-        </w:tc>
-      </w:tr>
-      <w:tr>
-        <w:tc>
-          <w:tcPr>
-            <w:tcW w:type="dxa" w:w="9906"/>
-            <w:gridSpan w:val="2"/>
-            <w:tcMar>
-              <w:top w:type="dxa" w:w="80"/>
-              <w:left w:type="dxa" w:w="100"/>
-              <w:bottom w:type="dxa" w:w="80"/>
-              <w:right w:type="dxa" w:w="100"/>
-            </w:tcMar>
-          </w:tcPr>
-          <w:tbl>
-            <w:tblPr>
-              <w:tblW w:type="dxa" w:w="9706"/>
-              <w:tblBorders>
-                <w:top w:val="single" w:color="C9D3D7" w:sz="4"/>
-                <w:left w:val="single" w:color="C9D3D7" w:sz="4"/>
-                <w:bottom w:val="single" w:color="C9D3D7" w:sz="4"/>
-                <w:right w:val="single" w:color="C9D3D7" w:sz="4"/>
-                <w:insideH w:val="single" w:color="C9D3D7" w:sz="4"/>
-                <w:insideV w:val="single" w:color="C9D3D7" w:sz="4"/>
-              </w:tblBorders>
-            </w:tblPr>
-            <w:tblGrid>
-              <w:gridCol w:w="3235"/>
-              <w:gridCol w:w="3235"/>
-              <w:gridCol w:w="3235"/>
-            </w:tblGrid>
-            <w:tr>
-              <w:trPr>
-                <w:tblHeader/>
-              </w:trPr>
-              <w:tc>
-                <w:tcPr>
-                  <w:tcW w:type="dxa" w:w="3235"/>
-                  <w:shd w:fill="E3EBED" w:color="auto" w:val="clear"/>
-                  <w:tcMar>
-                    <w:top w:type="dxa" w:w="40"/>
-                    <w:left w:type="dxa" w:w="60"/>
-                    <w:bottom w:type="dxa" w:w="40"/>
-                    <w:right w:type="dxa" w:w="60"/>
-                  </w:tcMar>
-                </w:tcPr>
-                <w:p>
-                  <w:r>
-                    <w:rPr>
-                      <w:rFonts w:ascii="Arial" w:cs="Arial" w:eastAsia="Arial" w:hAnsi="Arial"/>
-                      <w:b/>
-                      <w:bCs/>
-                      <w:sz w:val="16"/>
-                      <w:szCs w:val="16"/>
-                    </w:rPr>
-                    <w:t xml:space="preserve">Parameter</w:t>
-                  </w:r>
-                </w:p>
-              </w:tc>
-              <w:tc>
-                <w:tcPr>
-                  <w:tcW w:type="dxa" w:w="3235"/>
-                  <w:shd w:fill="E3EBED" w:color="auto" w:val="clear"/>
-                  <w:tcMar>
-                    <w:top w:type="dxa" w:w="40"/>
-                    <w:left w:type="dxa" w:w="60"/>
-                    <w:bottom w:type="dxa" w:w="40"/>
-                    <w:right w:type="dxa" w:w="60"/>
-                  </w:tcMar>
-                </w:tcPr>
-                <w:p>
-                  <w:r>
-                    <w:rPr>
-                      <w:rFonts w:ascii="Arial" w:cs="Arial" w:eastAsia="Arial" w:hAnsi="Arial"/>
-                      <w:b/>
-                      <w:bCs/>
-                      <w:sz w:val="16"/>
-                      <w:szCs w:val="16"/>
-                    </w:rPr>
-                    <w:t xml:space="preserve">Suggested</w:t>
-                  </w:r>
-                </w:p>
-              </w:tc>
-              <w:tc>
-                <w:tcPr>
-                  <w:tcW w:type="dxa" w:w="3235"/>
-                  <w:shd w:fill="E3EBED" w:color="auto" w:val="clear"/>
-                  <w:tcMar>
-                    <w:top w:type="dxa" w:w="40"/>
-                    <w:left w:type="dxa" w:w="60"/>
-                    <w:bottom w:type="dxa" w:w="40"/>
-                    <w:right w:type="dxa" w:w="60"/>
-                  </w:tcMar>
-                </w:tcPr>
-                <w:p>
-                  <w:r>
-                    <w:rPr>
-                      <w:rFonts w:ascii="Arial" w:cs="Arial" w:eastAsia="Arial" w:hAnsi="Arial"/>
-                      <w:b/>
-                      <w:bCs/>
-                      <w:sz w:val="16"/>
-                      <w:szCs w:val="16"/>
-                    </w:rPr>
-                    <w:t xml:space="preserve">Where</w:t>
-                  </w:r>
-                </w:p>
-              </w:tc>
-            </w:tr>
-            <w:tr>
-              <w:trPr>
-                <w:tblHeader w:val="false"/>
-              </w:trPr>
-              <w:tc>
-                <w:tcPr>
-                  <w:tcW w:type="dxa" w:w="3235"/>
-                  <w:tcMar>
-                    <w:top w:type="dxa" w:w="40"/>
-                    <w:left w:type="dxa" w:w="60"/>
-                    <w:bottom w:type="dxa" w:w="40"/>
-                    <w:right w:type="dxa" w:w="60"/>
-                  </w:tcMar>
-                </w:tcPr>
-                <w:p>
-                  <w:r>
-                    <w:rPr>
-                      <w:rFonts w:ascii="Arial" w:cs="Arial" w:eastAsia="Arial" w:hAnsi="Arial"/>
-                      <w:b w:val="false"/>
-                      <w:bCs w:val="false"/>
-                      <w:sz w:val="16"/>
-                      <w:szCs w:val="16"/>
-                    </w:rPr>
-                    <w:t xml:space="preserve">Parent present at the event / Prisustvo roditelja</w:t>
-                  </w:r>
-                </w:p>
-              </w:tc>
-              <w:tc>
-                <w:tcPr>
-                  <w:tcW w:type="dxa" w:w="3235"/>
-                  <w:tcMar>
-                    <w:top w:type="dxa" w:w="40"/>
-                    <w:left w:type="dxa" w:w="60"/>
-                    <w:bottom w:type="dxa" w:w="40"/>
-                    <w:right w:type="dxa" w:w="60"/>
-                  </w:tcMar>
-                </w:tcPr>
-                <w:p>
-                  <w:r>
-                    <w:rPr>
-                      <w:rFonts w:ascii="Arial" w:cs="Arial" w:eastAsia="Arial" w:hAnsi="Arial"/>
-                      <w:b w:val="false"/>
-                      <w:bCs w:val="false"/>
-                      <w:sz w:val="16"/>
-                      <w:szCs w:val="16"/>
-                    </w:rPr>
-                    <w:t xml:space="preserve">under 12</w:t>
-                  </w:r>
-                </w:p>
-              </w:tc>
-              <w:tc>
-                <w:tcPr>
-                  <w:tcW w:type="dxa" w:w="3235"/>
-                  <w:tcMar>
-                    <w:top w:type="dxa" w:w="40"/>
-                    <w:left w:type="dxa" w:w="60"/>
-                    <w:bottom w:type="dxa" w:w="40"/>
-                    <w:right w:type="dxa" w:w="60"/>
-                  </w:tcMar>
-                </w:tcPr>
-                <w:p>
-                  <w:r>
-                    <w:rPr>
-                      <w:rFonts w:ascii="Arial" w:cs="Arial" w:eastAsia="Arial" w:hAnsi="Arial"/>
-                      <w:b w:val="false"/>
-                      <w:bCs w:val="false"/>
-                      <w:sz w:val="16"/>
-                      <w:szCs w:val="16"/>
-                    </w:rPr>
-                    <w:t xml:space="preserve">Art. 4</w:t>
-                  </w:r>
-                </w:p>
-              </w:tc>
-            </w:tr>
-            <w:tr>
-              <w:trPr>
-                <w:tblHeader w:val="false"/>
-              </w:trPr>
-              <w:tc>
-                <w:tcPr>
-                  <w:tcW w:type="dxa" w:w="3235"/>
-                  <w:tcMar>
-                    <w:top w:type="dxa" w:w="40"/>
-                    <w:left w:type="dxa" w:w="60"/>
-                    <w:bottom w:type="dxa" w:w="40"/>
-                    <w:right w:type="dxa" w:w="60"/>
-                  </w:tcMar>
-                </w:tcPr>
-                <w:p>
-                  <w:r>
-                    <w:rPr>
-                      <w:rFonts w:ascii="Arial" w:cs="Arial" w:eastAsia="Arial" w:hAnsi="Arial"/>
-                      <w:b w:val="false"/>
-                      <w:bCs w:val="false"/>
-                      <w:sz w:val="16"/>
-                      <w:szCs w:val="16"/>
-                    </w:rPr>
-                    <w:t xml:space="preserve">Photo removal on request / Uklanjanje fotografije</w:t>
-                  </w:r>
-                </w:p>
-              </w:tc>
-              <w:tc>
-                <w:tcPr>
-                  <w:tcW w:type="dxa" w:w="3235"/>
-                  <w:tcMar>
-                    <w:top w:type="dxa" w:w="40"/>
-                    <w:left w:type="dxa" w:w="60"/>
-                    <w:bottom w:type="dxa" w:w="40"/>
-                    <w:right w:type="dxa" w:w="60"/>
-                  </w:tcMar>
-                </w:tcPr>
-                <w:p>
-                  <w:r>
-                    <w:rPr>
-                      <w:rFonts w:ascii="Arial" w:cs="Arial" w:eastAsia="Arial" w:hAnsi="Arial"/>
-                      <w:b w:val="false"/>
-                      <w:bCs w:val="false"/>
-                      <w:sz w:val="16"/>
-                      <w:szCs w:val="16"/>
-                    </w:rPr>
-                    <w:t xml:space="preserve">3 working days</w:t>
-                  </w:r>
-                </w:p>
-              </w:tc>
-              <w:tc>
-                <w:tcPr>
-                  <w:tcW w:type="dxa" w:w="3235"/>
-                  <w:tcMar>
-                    <w:top w:type="dxa" w:w="40"/>
-                    <w:left w:type="dxa" w:w="60"/>
-                    <w:bottom w:type="dxa" w:w="40"/>
-                    <w:right w:type="dxa" w:w="60"/>
-                  </w:tcMar>
-                </w:tcPr>
-                <w:p>
-                  <w:r>
-                    <w:rPr>
-                      <w:rFonts w:ascii="Arial" w:cs="Arial" w:eastAsia="Arial" w:hAnsi="Arial"/>
-                      <w:b w:val="false"/>
-                      <w:bCs w:val="false"/>
-                      <w:sz w:val="16"/>
-                      <w:szCs w:val="16"/>
-                    </w:rPr>
-                    <w:t xml:space="preserve">Art. 10</w:t>
-                  </w:r>
-                </w:p>
-              </w:tc>
-            </w:tr>
-            <w:tr>
-              <w:trPr>
-                <w:tblHeader w:val="false"/>
-              </w:trPr>
-              <w:tc>
-                <w:tcPr>
-                  <w:tcW w:type="dxa" w:w="3235"/>
-                  <w:tcMar>
-                    <w:top w:type="dxa" w:w="40"/>
-                    <w:left w:type="dxa" w:w="60"/>
-                    <w:bottom w:type="dxa" w:w="40"/>
-                    <w:right w:type="dxa" w:w="60"/>
-                  </w:tcMar>
-                </w:tcPr>
-                <w:p>
-                  <w:r>
-                    <w:rPr>
-                      <w:rFonts w:ascii="Arial" w:cs="Arial" w:eastAsia="Arial" w:hAnsi="Arial"/>
-                      <w:b w:val="false"/>
-                      <w:bCs w:val="false"/>
-                      <w:sz w:val="16"/>
-                      <w:szCs w:val="16"/>
-                    </w:rPr>
-                    <w:t xml:space="preserve">Refund after cancellation / Povraćaj</w:t>
-                  </w:r>
-                </w:p>
-              </w:tc>
-              <w:tc>
-                <w:tcPr>
-                  <w:tcW w:type="dxa" w:w="3235"/>
-                  <w:tcMar>
-                    <w:top w:type="dxa" w:w="40"/>
-                    <w:left w:type="dxa" w:w="60"/>
-                    <w:bottom w:type="dxa" w:w="40"/>
-                    <w:right w:type="dxa" w:w="60"/>
-                  </w:tcMar>
-                </w:tcPr>
-                <w:p>
-                  <w:r>
-                    <w:rPr>
-                      <w:rFonts w:ascii="Arial" w:cs="Arial" w:eastAsia="Arial" w:hAnsi="Arial"/>
-                      <w:b w:val="false"/>
-                      <w:bCs w:val="false"/>
-                      <w:sz w:val="16"/>
-                      <w:szCs w:val="16"/>
-                    </w:rPr>
-                    <w:t xml:space="preserve">within 30 days, same method</w:t>
-                  </w:r>
-                </w:p>
-              </w:tc>
-              <w:tc>
-                <w:tcPr>
-                  <w:tcW w:type="dxa" w:w="3235"/>
-                  <w:tcMar>
-                    <w:top w:type="dxa" w:w="40"/>
-                    <w:left w:type="dxa" w:w="60"/>
-                    <w:bottom w:type="dxa" w:w="40"/>
-                    <w:right w:type="dxa" w:w="60"/>
-                  </w:tcMar>
-                </w:tcPr>
-                <w:p>
-                  <w:r>
-                    <w:rPr>
-                      <w:rFonts w:ascii="Arial" w:cs="Arial" w:eastAsia="Arial" w:hAnsi="Arial"/>
-                      <w:b w:val="false"/>
-                      <w:bCs w:val="false"/>
-                      <w:sz w:val="16"/>
-                      <w:szCs w:val="16"/>
-                    </w:rPr>
-                    <w:t xml:space="preserve">Art. 13</w:t>
-                  </w:r>
-                </w:p>
-              </w:tc>
-            </w:tr>
-            <w:tr>
-              <w:trPr>
-                <w:tblHeader w:val="false"/>
-              </w:trPr>
-              <w:tc>
-                <w:tcPr>
-                  <w:tcW w:type="dxa" w:w="3235"/>
-                  <w:tcMar>
-                    <w:top w:type="dxa" w:w="40"/>
-                    <w:left w:type="dxa" w:w="60"/>
-                    <w:bottom w:type="dxa" w:w="40"/>
-                    <w:right w:type="dxa" w:w="60"/>
-                  </w:tcMar>
-                </w:tcPr>
-                <w:p>
-                  <w:r>
-                    <w:rPr>
-                      <w:rFonts w:ascii="Arial" w:cs="Arial" w:eastAsia="Arial" w:hAnsi="Arial"/>
-                      <w:b w:val="false"/>
-                      <w:bCs w:val="false"/>
-                      <w:sz w:val="16"/>
-                      <w:szCs w:val="16"/>
-                    </w:rPr>
-                    <w:t xml:space="preserve">Protest window / Rok za prigovor na rezultat</w:t>
-                  </w:r>
-                </w:p>
-              </w:tc>
-              <w:tc>
-                <w:tcPr>
-                  <w:tcW w:type="dxa" w:w="3235"/>
-                  <w:tcMar>
-                    <w:top w:type="dxa" w:w="40"/>
-                    <w:left w:type="dxa" w:w="60"/>
-                    <w:bottom w:type="dxa" w:w="40"/>
-                    <w:right w:type="dxa" w:w="60"/>
-                  </w:tcMar>
-                </w:tcPr>
-                <w:p>
-                  <w:r>
-                    <w:rPr>
-                      <w:rFonts w:ascii="Arial" w:cs="Arial" w:eastAsia="Arial" w:hAnsi="Arial"/>
-                      <w:b w:val="false"/>
-                      <w:bCs w:val="false"/>
-                      <w:sz w:val="16"/>
-                      <w:szCs w:val="16"/>
-                    </w:rPr>
-                    <w:t xml:space="preserve">30 minutes on site, 48 hours online</w:t>
-                  </w:r>
-                </w:p>
-              </w:tc>
-              <w:tc>
-                <w:tcPr>
-                  <w:tcW w:type="dxa" w:w="3235"/>
-                  <w:tcMar>
-                    <w:top w:type="dxa" w:w="40"/>
-                    <w:left w:type="dxa" w:w="60"/>
-                    <w:bottom w:type="dxa" w:w="40"/>
-                    <w:right w:type="dxa" w:w="60"/>
-                  </w:tcMar>
-                </w:tcPr>
-                <w:p>
-                  <w:r>
-                    <w:rPr>
-                      <w:rFonts w:ascii="Arial" w:cs="Arial" w:eastAsia="Arial" w:hAnsi="Arial"/>
-                      <w:b w:val="false"/>
-                      <w:bCs w:val="false"/>
-                      <w:sz w:val="16"/>
-                      <w:szCs w:val="16"/>
-                    </w:rPr>
-                    <w:t xml:space="preserve">Art. 14</w:t>
-                  </w:r>
-                </w:p>
-              </w:tc>
-            </w:tr>
-            <w:tr>
-              <w:trPr>
-                <w:tblHeader w:val="false"/>
-              </w:trPr>
-              <w:tc>
-                <w:tcPr>
-                  <w:tcW w:type="dxa" w:w="3235"/>
-                  <w:tcMar>
-                    <w:top w:type="dxa" w:w="40"/>
-                    <w:left w:type="dxa" w:w="60"/>
-                    <w:bottom w:type="dxa" w:w="40"/>
-                    <w:right w:type="dxa" w:w="60"/>
-                  </w:tcMar>
-                </w:tcPr>
-                <w:p>
-                  <w:r>
-                    <w:rPr>
-                      <w:rFonts w:ascii="Arial" w:cs="Arial" w:eastAsia="Arial" w:hAnsi="Arial"/>
-                      <w:b w:val="false"/>
-                      <w:bCs w:val="false"/>
-                      <w:sz w:val="16"/>
-                      <w:szCs w:val="16"/>
-                    </w:rPr>
-                    <w:t xml:space="preserve">Complaint window and reply / Prigovor i odgovor</w:t>
-                  </w:r>
-                </w:p>
-              </w:tc>
-              <w:tc>
-                <w:tcPr>
-                  <w:tcW w:type="dxa" w:w="3235"/>
-                  <w:tcMar>
-                    <w:top w:type="dxa" w:w="40"/>
-                    <w:left w:type="dxa" w:w="60"/>
-                    <w:bottom w:type="dxa" w:w="40"/>
-                    <w:right w:type="dxa" w:w="60"/>
-                  </w:tcMar>
-                </w:tcPr>
-                <w:p>
-                  <w:r>
-                    <w:rPr>
-                      <w:rFonts w:ascii="Arial" w:cs="Arial" w:eastAsia="Arial" w:hAnsi="Arial"/>
-                      <w:b w:val="false"/>
-                      <w:bCs w:val="false"/>
-                      <w:sz w:val="16"/>
-                      <w:szCs w:val="16"/>
-                    </w:rPr>
-                    <w:t xml:space="preserve">14 days, reply in 15</w:t>
-                  </w:r>
-                </w:p>
-              </w:tc>
-              <w:tc>
-                <w:tcPr>
-                  <w:tcW w:type="dxa" w:w="3235"/>
-                  <w:tcMar>
-                    <w:top w:type="dxa" w:w="40"/>
-                    <w:left w:type="dxa" w:w="60"/>
-                    <w:bottom w:type="dxa" w:w="40"/>
-                    <w:right w:type="dxa" w:w="60"/>
-                  </w:tcMar>
-                </w:tcPr>
-                <w:p>
-                  <w:r>
-                    <w:rPr>
-                      <w:rFonts w:ascii="Arial" w:cs="Arial" w:eastAsia="Arial" w:hAnsi="Arial"/>
-                      <w:b w:val="false"/>
-                      <w:bCs w:val="false"/>
-                      <w:sz w:val="16"/>
-                      <w:szCs w:val="16"/>
-                    </w:rPr>
-                    <w:t xml:space="preserve">Art. 17</w:t>
-                  </w:r>
-                </w:p>
-              </w:tc>
-            </w:tr>
-            <w:tr>
-              <w:trPr>
-                <w:tblHeader w:val="false"/>
-              </w:trPr>
-              <w:tc>
-                <w:tcPr>
-                  <w:tcW w:type="dxa" w:w="3235"/>
-                  <w:tcMar>
-                    <w:top w:type="dxa" w:w="40"/>
-                    <w:left w:type="dxa" w:w="60"/>
-                    <w:bottom w:type="dxa" w:w="40"/>
-                    <w:right w:type="dxa" w:w="60"/>
-                  </w:tcMar>
-                </w:tcPr>
-                <w:p>
-                  <w:r>
-                    <w:rPr>
-                      <w:rFonts w:ascii="Arial" w:cs="Arial" w:eastAsia="Arial" w:hAnsi="Arial"/>
-                      <w:b w:val="false"/>
-                      <w:bCs w:val="false"/>
-                      <w:sz w:val="16"/>
-                      <w:szCs w:val="16"/>
-                    </w:rPr>
-                    <w:t xml:space="preserve">Unclaimed belongings / Nepreuzete stvari</w:t>
-                  </w:r>
-                </w:p>
-              </w:tc>
-              <w:tc>
-                <w:tcPr>
-                  <w:tcW w:type="dxa" w:w="3235"/>
-                  <w:tcMar>
-                    <w:top w:type="dxa" w:w="40"/>
-                    <w:left w:type="dxa" w:w="60"/>
-                    <w:bottom w:type="dxa" w:w="40"/>
-                    <w:right w:type="dxa" w:w="60"/>
-                  </w:tcMar>
-                </w:tcPr>
-                <w:p>
-                  <w:r>
-                    <w:rPr>
-                      <w:rFonts w:ascii="Arial" w:cs="Arial" w:eastAsia="Arial" w:hAnsi="Arial"/>
-                      <w:b w:val="false"/>
-                      <w:bCs w:val="false"/>
-                      <w:sz w:val="16"/>
-                      <w:szCs w:val="16"/>
-                    </w:rPr>
-                    <w:t xml:space="preserve">30 days</w:t>
-                  </w:r>
-                </w:p>
-              </w:tc>
-              <w:tc>
-                <w:tcPr>
-                  <w:tcW w:type="dxa" w:w="3235"/>
-                  <w:tcMar>
-                    <w:top w:type="dxa" w:w="40"/>
-                    <w:left w:type="dxa" w:w="60"/>
-                    <w:bottom w:type="dxa" w:w="40"/>
-                    <w:right w:type="dxa" w:w="60"/>
-                  </w:tcMar>
-                </w:tcPr>
-                <w:p>
-                  <w:r>
-                    <w:rPr>
-                      <w:rFonts w:ascii="Arial" w:cs="Arial" w:eastAsia="Arial" w:hAnsi="Arial"/>
-                      <w:b w:val="false"/>
-                      <w:bCs w:val="false"/>
-                      <w:sz w:val="16"/>
-                      <w:szCs w:val="16"/>
-                    </w:rPr>
-                    <w:t xml:space="preserve">Art. 16</w:t>
-                  </w:r>
-                </w:p>
-              </w:tc>
-            </w:tr>
-            <w:tr>
-              <w:trPr>
-                <w:tblHeader w:val="false"/>
-              </w:trPr>
-              <w:tc>
-                <w:tcPr>
-                  <w:tcW w:type="dxa" w:w="3235"/>
-                  <w:tcMar>
-                    <w:top w:type="dxa" w:w="40"/>
-                    <w:left w:type="dxa" w:w="60"/>
-                    <w:bottom w:type="dxa" w:w="40"/>
-                    <w:right w:type="dxa" w:w="60"/>
-                  </w:tcMar>
-                </w:tcPr>
-                <w:p>
-                  <w:r>
-                    <w:rPr>
-                      <w:rFonts w:ascii="Arial" w:cs="Arial" w:eastAsia="Arial" w:hAnsi="Arial"/>
-                      <w:b w:val="false"/>
-                      <w:bCs w:val="false"/>
-                      <w:sz w:val="16"/>
-                      <w:szCs w:val="16"/>
-                    </w:rPr>
-                    <w:t xml:space="preserve">Waiver version / Verzija izjave</w:t>
-                  </w:r>
-                </w:p>
-              </w:tc>
-              <w:tc>
-                <w:tcPr>
-                  <w:tcW w:type="dxa" w:w="3235"/>
-                  <w:tcMar>
-                    <w:top w:type="dxa" w:w="40"/>
-                    <w:left w:type="dxa" w:w="60"/>
-                    <w:bottom w:type="dxa" w:w="40"/>
-                    <w:right w:type="dxa" w:w="60"/>
-                  </w:tcMar>
-                </w:tcPr>
-                <w:p>
-                  <w:r>
-                    <w:rPr>
-                      <w:rFonts w:ascii="Arial" w:cs="Arial" w:eastAsia="Arial" w:hAnsi="Arial"/>
-                      <w:b w:val="false"/>
-                      <w:bCs w:val="false"/>
-                      <w:sz w:val="16"/>
-                      <w:szCs w:val="16"/>
-                    </w:rPr>
-                    <w:t xml:space="preserve">1.0, dated at adoption</w:t>
-                  </w:r>
-                </w:p>
-              </w:tc>
-              <w:tc>
-                <w:tcPr>
-                  <w:tcW w:type="dxa" w:w="3235"/>
-                  <w:tcMar>
-                    <w:top w:type="dxa" w:w="40"/>
-                    <w:left w:type="dxa" w:w="60"/>
-                    <w:bottom w:type="dxa" w:w="40"/>
-                    <w:right w:type="dxa" w:w="60"/>
-                  </w:tcMar>
-                </w:tcPr>
-                <w:p>
-                  <w:r>
-                    <w:rPr>
-                      <w:rFonts w:ascii="Arial" w:cs="Arial" w:eastAsia="Arial" w:hAnsi="Arial"/>
-                      <w:b w:val="false"/>
-                      <w:bCs w:val="false"/>
-                      <w:sz w:val="16"/>
-                      <w:szCs w:val="16"/>
-                    </w:rPr>
-                    <w:t xml:space="preserve">Part B</w:t>
-                  </w:r>
-                </w:p>
-              </w:tc>
-            </w:tr>
-          </w:tbl>
-          <w:p/>
-        </w:tc>
-      </w:tr>
-      <w:tr>
-        <w:tc>
-          <w:tcPr>
-            <w:tcW w:type="dxa" w:w="9906"/>
-            <w:gridSpan w:val="2"/>
-            <w:tcMar>
-              <w:top w:type="dxa" w:w="80"/>
-              <w:left w:type="dxa" w:w="100"/>
-              <w:bottom w:type="dxa" w:w="80"/>
-              <w:right w:type="dxa" w:w="100"/>
-            </w:tcMar>
-          </w:tcPr>
-          <w:p>
-            <w:pPr>
-              <w:spacing w:after="100"/>
-            </w:pPr>
-            <w:r>
-              <w:rPr>
-                <w:rFonts w:ascii="Arial" w:cs="Arial" w:eastAsia="Arial" w:hAnsi="Arial"/>
-                <w:b/>
-                <w:bCs/>
-                <w:sz w:val="18"/>
-                <w:szCs w:val="18"/>
-              </w:rPr>
-              <w:t xml:space="preserve">Platform notes.</w:t>
-            </w:r>
-            <w:r>
-              <w:rPr>
-                <w:rFonts w:ascii="Arial" w:cs="Arial" w:eastAsia="Arial" w:hAnsi="Arial"/>
-                <w:sz w:val="18"/>
-                <w:szCs w:val="18"/>
-              </w:rPr>
-              <w:t xml:space="preserve"> The registration flow already stores </w:t>
-            </w:r>
-            <w:r>
-              <w:rPr>
-                <w:rFonts w:ascii="Courier New" w:cs="Courier New" w:eastAsia="Courier New" w:hAnsi="Courier New"/>
-                <w:sz w:val="18"/>
-                <w:szCs w:val="18"/>
-              </w:rPr>
-              <w:t xml:space="preserve">waiver_signed_at</w:t>
-            </w:r>
-            <w:r>
-              <w:rPr>
-                <w:rFonts w:ascii="Arial" w:cs="Arial" w:eastAsia="Arial" w:hAnsi="Arial"/>
-                <w:sz w:val="18"/>
-                <w:szCs w:val="18"/>
-              </w:rPr>
-              <w:t xml:space="preserve"> and </w:t>
-            </w:r>
-            <w:r>
-              <w:rPr>
-                <w:rFonts w:ascii="Courier New" w:cs="Courier New" w:eastAsia="Courier New" w:hAnsi="Courier New"/>
-                <w:sz w:val="18"/>
-                <w:szCs w:val="18"/>
-              </w:rPr>
-              <w:t xml:space="preserve">waiver_version</w:t>
-            </w:r>
-            <w:r>
-              <w:rPr>
-                <w:rFonts w:ascii="Arial" w:cs="Arial" w:eastAsia="Arial" w:hAnsi="Arial"/>
-                <w:sz w:val="18"/>
-                <w:szCs w:val="18"/>
-              </w:rPr>
-              <w:t xml:space="preserve">; the version string must change whenever Part B changes, and the full Part B text of that version must remain retrievable for every stored registration. B.2 needs fields the schema does not yet have: registering parent's name and date of birth, reachable phone, presence choice with the designated adult's name and phone, the collecting adult, and health notes for the medical team (kept per safeguarding policy Art. 16). B.1 needs the results-name choice and the emergency contact if not already collected. The event page needs slots for minimum age, cut-off times, cap colour and the swim rules referenced in Articles 4, 7 and 9. The public page </w:t>
-            </w:r>
-            <w:r>
-              <w:rPr>
-                <w:rFonts w:ascii="Courier New" w:cs="Courier New" w:eastAsia="Courier New" w:hAnsi="Courier New"/>
-                <w:sz w:val="18"/>
-                <w:szCs w:val="18"/>
-              </w:rPr>
-              <w:t xml:space="preserve">content/legal/eventTerms.ts</w:t>
-            </w:r>
-            <w:r>
-              <w:rPr>
-                <w:rFonts w:ascii="Arial" w:cs="Arial" w:eastAsia="Arial" w:hAnsi="Arial"/>
-                <w:sz w:val="18"/>
-                <w:szCs w:val="18"/>
-              </w:rPr>
-              <w:t xml:space="preserve"> is regenerated from Part A once the lawyer signs off.</w:t>
+                <w:sz w:val="18"/>
+                <w:szCs w:val="18"/>
+              </w:rPr>
+              <w:t xml:space="preserve">In addition to declaration B.1 or B.2, a crew member confirms: the name and registration of the vessel, the skipper's name, that the skipper is familiar with the racing rules and responsible for the vessel and the crew, and that the vessel is insured in accordance with the law.</w:t>
             </w:r>
           </w:p>
         </w:tc>
@@ -4507,10 +4853,6 @@
     </w:sectPr>
   </w:body>
 </w:document>
-</file>
-
-<file path=word/comments.xml><?xml version="1.0" encoding="utf-8"?>
-<w:comments xmlns:cx="http://schemas.microsoft.com/office/drawing/2014/chartex" xmlns:cx1="http://schemas.microsoft.com/office/drawing/2015/9/8/chartex" xmlns:cx2="http://schemas.microsoft.com/office/drawing/2015/10/21/chartex" xmlns:cx3="http://schemas.microsoft.com/office/drawing/2016/5/9/chartex" xmlns:cx4="http://schemas.microsoft.com/office/drawing/2016/5/10/chartex" xmlns:cx5="http://schemas.microsoft.com/office/drawing/2016/5/11/chartex" xmlns:cx6="http://schemas.microsoft.com/office/drawing/2016/5/12/chartex" xmlns:cx7="http://schemas.microsoft.com/office/drawing/2016/5/13/chartex" xmlns:cx8="http://schemas.microsoft.com/office/drawing/2016/5/14/chartex" xmlns:mc="http://schemas.openxmlformats.org/markup-compatibility/2006" xmlns:aink="http://schemas.microsoft.com/office/drawing/2016/ink" xmlns:am3d="http://schemas.microsoft.com/office/drawing/2017/model3d" xmlns:o="urn:schemas-microsoft-com:office:office" xmlns:r="http://schemas.openxmlformats.org/officeDocument/2006/relationships" xmlns:m="http://schemas.openxmlformats.org/officeDocument/2006/math" xmlns:v="urn:schemas-microsoft-com:vml" xmlns:wp14="http://schemas.microsoft.com/office/word/2010/wordprocessingDrawing" xmlns:wp="http://schemas.openxmlformats.org/drawingml/2006/wordprocessingDrawing" xmlns:w10="urn:schemas-microsoft-com:office:word" xmlns:w="http://schemas.openxmlformats.org/wordprocessingml/2006/main" xmlns:w14="http://schemas.microsoft.com/office/word/2010/wordml" xmlns:w15="http://schemas.microsoft.com/office/word/2012/wordml" xmlns:w16cex="http://schemas.microsoft.com/office/word/2018/wordml/cex" xmlns:w16cid="http://schemas.microsoft.com/office/word/2016/wordml/cid" xmlns:w16="http://schemas.microsoft.com/office/word/2018/wordml" xmlns:w16sdtdh="http://schemas.microsoft.com/office/word/2020/wordml/sdtdatahash" xmlns:w16se="http://schemas.microsoft.com/office/word/2015/wordml/symex" xmlns:wpg="http://schemas.microsoft.com/office/word/2010/wordprocessingGroup" xmlns:wpi="http://schemas.microsoft.com/office/word/2010/wordprocessingInk" xmlns:wne="http://schemas.microsoft.com/office/word/2006/wordml" xmlns:wps="http://schemas.microsoft.com/office/word/2010/wordprocessingShape"/>
 </file>
 
 <file path=word/endnotes.xml><?xml version="1.0" encoding="utf-8"?>
@@ -4591,7 +4933,7 @@
 <w:numbering xmlns:wpc="http://schemas.microsoft.com/office/word/2010/wordprocessingCanvas" xmlns:mc="http://schemas.openxmlformats.org/markup-compatibility/2006" xmlns:o="urn:schemas-microsoft-com:office:office" xmlns:r="http://schemas.openxmlformats.org/officeDocument/2006/relationships" xmlns:m="http://schemas.openxmlformats.org/officeDocument/2006/math" xmlns:v="urn:schemas-microsoft-com:vml" xmlns:wp14="http://schemas.microsoft.com/office/word/2010/wordprocessingDrawing" xmlns:wp="http://schemas.openxmlformats.org/drawingml/2006/wordprocessingDrawing" xmlns:w10="urn:schemas-microsoft-com:office:word" xmlns:w="http://schemas.openxmlformats.org/wordprocessingml/2006/main" xmlns:w14="http://schemas.microsoft.com/office/word/2010/wordml" xmlns:w15="http://schemas.microsoft.com/office/word/2012/wordml" xmlns:wpg="http://schemas.microsoft.com/office/word/2010/wordprocessingGroup" xmlns:wpi="http://schemas.microsoft.com/office/word/2010/wordprocessingInk" xmlns:wne="http://schemas.microsoft.com/office/word/2006/wordml" xmlns:wps="http://schemas.microsoft.com/office/word/2010/wordprocessingShape" mc:Ignorable="w14 w15 wp14">
   <w:abstractNum w:abstractNumId="1" w15:restartNumberingAfterBreak="0">
     <w:multiLevelType w:val="hybridMultilevel"/>
-    <w:lvl w:ilvl="0" w15:tentative="1">
+    <w:lvl w:ilvl="0" w:tentative="1">
       <w:start w:val="1"/>
       <w:numFmt w:val="bullet"/>
       <w:lvlText w:val="●"/>
@@ -4600,7 +4942,7 @@
         <w:ind w:left="720" w:hanging="360"/>
       </w:pPr>
     </w:lvl>
-    <w:lvl w:ilvl="1" w15:tentative="1">
+    <w:lvl w:ilvl="1" w:tentative="1">
       <w:start w:val="1"/>
       <w:numFmt w:val="bullet"/>
       <w:lvlText w:val="○"/>
@@ -4609,7 +4951,7 @@
         <w:ind w:left="1440" w:hanging="360"/>
       </w:pPr>
     </w:lvl>
-    <w:lvl w:ilvl="2" w15:tentative="1">
+    <w:lvl w:ilvl="2" w:tentative="1">
       <w:start w:val="1"/>
       <w:numFmt w:val="bullet"/>
       <w:lvlText w:val="■"/>
@@ -4618,7 +4960,7 @@
         <w:ind w:left="2160" w:hanging="360"/>
       </w:pPr>
     </w:lvl>
-    <w:lvl w:ilvl="3" w15:tentative="1">
+    <w:lvl w:ilvl="3" w:tentative="1">
       <w:start w:val="1"/>
       <w:numFmt w:val="bullet"/>
       <w:lvlText w:val="●"/>
@@ -4627,7 +4969,7 @@
         <w:ind w:left="2880" w:hanging="360"/>
       </w:pPr>
     </w:lvl>
-    <w:lvl w:ilvl="4" w15:tentative="1">
+    <w:lvl w:ilvl="4" w:tentative="1">
       <w:start w:val="1"/>
       <w:numFmt w:val="bullet"/>
       <w:lvlText w:val="○"/>
@@ -4636,7 +4978,7 @@
         <w:ind w:left="3600" w:hanging="360"/>
       </w:pPr>
     </w:lvl>
-    <w:lvl w:ilvl="5" w15:tentative="1">
+    <w:lvl w:ilvl="5" w:tentative="1">
       <w:start w:val="1"/>
       <w:numFmt w:val="bullet"/>
       <w:lvlText w:val="■"/>
@@ -4645,7 +4987,7 @@
         <w:ind w:left="4320" w:hanging="360"/>
       </w:pPr>
     </w:lvl>
-    <w:lvl w:ilvl="6" w15:tentative="1">
+    <w:lvl w:ilvl="6" w:tentative="1">
       <w:start w:val="1"/>
       <w:numFmt w:val="bullet"/>
       <w:lvlText w:val="●"/>
@@ -4654,7 +4996,7 @@
         <w:ind w:left="5040" w:hanging="360"/>
       </w:pPr>
     </w:lvl>
-    <w:lvl w:ilvl="7" w15:tentative="1">
+    <w:lvl w:ilvl="7" w:tentative="1">
       <w:start w:val="1"/>
       <w:numFmt w:val="bullet"/>
       <w:lvlText w:val="●"/>
@@ -4663,7 +5005,7 @@
         <w:ind w:left="5760" w:hanging="360"/>
       </w:pPr>
     </w:lvl>
-    <w:lvl w:ilvl="8" w15:tentative="1">
+    <w:lvl w:ilvl="8" w:tentative="1">
       <w:start w:val="1"/>
       <w:numFmt w:val="bullet"/>
       <w:lvlText w:val="●"/>
@@ -4675,7 +5017,7 @@
   </w:abstractNum>
   <w:abstractNum w:abstractNumId="2" w15:restartNumberingAfterBreak="0">
     <w:multiLevelType w:val="hybridMultilevel"/>
-    <w:lvl w:ilvl="0" w15:tentative="1">
+    <w:lvl w:ilvl="0" w:tentative="1">
       <w:start w:val="1"/>
       <w:numFmt w:val="bullet"/>
       <w:lvlText w:val="•"/>
@@ -4687,7 +5029,7 @@
   </w:abstractNum>
   <w:abstractNum w:abstractNumId="3" w15:restartNumberingAfterBreak="0">
     <w:multiLevelType w:val="hybridMultilevel"/>
-    <w:lvl w:ilvl="0" w15:tentative="1">
+    <w:lvl w:ilvl="0" w:tentative="1">
       <w:start w:val="1"/>
       <w:numFmt w:val="decimal"/>
       <w:lvlText w:val="%1."/>
@@ -4715,6 +5057,18 @@
       <w:startOverride w:val="1"/>
     </w:lvlOverride>
   </w:num>
+  <w:num w:numId="4">
+    <w:abstractNumId w:val="3"/>
+    <w:lvlOverride w:ilvl="0">
+      <w:startOverride w:val="1"/>
+    </w:lvlOverride>
+  </w:num>
+  <w:num w:numId="5">
+    <w:abstractNumId w:val="3"/>
+    <w:lvlOverride w:ilvl="0">
+      <w:startOverride w:val="1"/>
+    </w:lvlOverride>
+  </w:num>
 </w:numbering>
 </file>
 
@@ -4730,37 +5084,9 @@
     </w:rPrDefault>
     <w:pPrDefault/>
   </w:docDefaults>
-  <w:style w:type="paragraph" w:styleId="Title">
-    <w:name w:val="Title"/>
-    <w:basedOn w:val="Normal"/>
-    <w:next w:val="Normal"/>
+  <w:style w:type="paragraph" w:styleId="Normal" w:default="1">
+    <w:name w:val="Normal"/>
     <w:qFormat/>
-    <w:rPr>
-      <w:sz w:val="56"/>
-      <w:szCs w:val="56"/>
-    </w:rPr>
-  </w:style>
-  <w:style w:type="paragraph" w:styleId="Heading1">
-    <w:name w:val="Heading 1"/>
-    <w:basedOn w:val="Normal"/>
-    <w:next w:val="Normal"/>
-    <w:qFormat/>
-    <w:rPr>
-      <w:color w:val="2E74B5"/>
-      <w:sz w:val="32"/>
-      <w:szCs w:val="32"/>
-    </w:rPr>
-  </w:style>
-  <w:style w:type="paragraph" w:styleId="Heading2">
-    <w:name w:val="Heading 2"/>
-    <w:basedOn w:val="Normal"/>
-    <w:next w:val="Normal"/>
-    <w:qFormat/>
-    <w:rPr>
-      <w:color w:val="2E74B5"/>
-      <w:sz w:val="26"/>
-      <w:szCs w:val="26"/>
-    </w:rPr>
   </w:style>
   <w:style w:type="paragraph" w:styleId="Heading3">
     <w:name w:val="Heading 3"/>
@@ -4953,4 +5279,294 @@
     </w:rPr>
   </w:style>
 </w:styles>
+</file>
+
+<file path=word/theme/theme1.xml><?xml version="1.0" encoding="utf-8"?>
+<a:theme xmlns:a="http://schemas.openxmlformats.org/drawingml/2006/main" name="Office Theme">
+  <a:themeElements>
+    <a:clrScheme name="Office">
+      <a:dk1>
+        <a:sysClr val="windowText" lastClr="000000"/>
+      </a:dk1>
+      <a:lt1>
+        <a:sysClr val="window" lastClr="FFFFFF"/>
+      </a:lt1>
+      <a:dk2>
+        <a:srgbClr val="44546A"/>
+      </a:dk2>
+      <a:lt2>
+        <a:srgbClr val="E7E6E6"/>
+      </a:lt2>
+      <a:accent1>
+        <a:srgbClr val="4472C4"/>
+      </a:accent1>
+      <a:accent2>
+        <a:srgbClr val="ED7D31"/>
+      </a:accent2>
+      <a:accent3>
+        <a:srgbClr val="A5A5A5"/>
+      </a:accent3>
+      <a:accent4>
+        <a:srgbClr val="FFC000"/>
+      </a:accent4>
+      <a:accent5>
+        <a:srgbClr val="5B9BD5"/>
+      </a:accent5>
+      <a:accent6>
+        <a:srgbClr val="70AD47"/>
+      </a:accent6>
+      <a:hlink>
+        <a:srgbClr val="0563C1"/>
+      </a:hlink>
+      <a:folHlink>
+        <a:srgbClr val="954F72"/>
+      </a:folHlink>
+    </a:clrScheme>
+    <a:fontScheme name="Office">
+      <a:majorFont>
+        <a:latin typeface="Calibri Light" panose="020F0302020204030204"/>
+        <a:ea typeface=""/>
+        <a:cs typeface=""/>
+        <a:font script="Jpan" typeface="游ゴシック Light"/>
+        <a:font script="Hang" typeface="맑은 고딕"/>
+        <a:font script="Hans" typeface="等线 Light"/>
+        <a:font script="Hant" typeface="新細明體"/>
+        <a:font script="Arab" typeface="Times New Roman"/>
+        <a:font script="Hebr" typeface="Times New Roman"/>
+        <a:font script="Thai" typeface="Angsana New"/>
+        <a:font script="Ethi" typeface="Nyala"/>
+        <a:font script="Beng" typeface="Vrinda"/>
+        <a:font script="Gujr" typeface="Shruti"/>
+        <a:font script="Khmr" typeface="MoolBoran"/>
+        <a:font script="Knda" typeface="Tunga"/>
+        <a:font script="Guru" typeface="Raavi"/>
+        <a:font script="Cans" typeface="Euphemia"/>
+        <a:font script="Cher" typeface="Plantagenet Cherokee"/>
+        <a:font script="Yiii" typeface="Microsoft Yi Baiti"/>
+        <a:font script="Tibt" typeface="Microsoft Himalaya"/>
+        <a:font script="Thaa" typeface="MV Boli"/>
+        <a:font script="Deva" typeface="Mangal"/>
+        <a:font script="Telu" typeface="Gautami"/>
+        <a:font script="Taml" typeface="Latha"/>
+        <a:font script="Syrc" typeface="Estrangelo Edessa"/>
+        <a:font script="Orya" typeface="Kalinga"/>
+        <a:font script="Mlym" typeface="Kartika"/>
+        <a:font script="Laoo" typeface="DokChampa"/>
+        <a:font script="Sinh" typeface="Iskoola Pota"/>
+        <a:font script="Mong" typeface="Mongolian Baiti"/>
+        <a:font script="Viet" typeface="Times New Roman"/>
+        <a:font script="Uigh" typeface="Microsoft Uighur"/>
+        <a:font script="Geor" typeface="Sylfaen"/>
+        <a:font script="Armn" typeface="Arial"/>
+        <a:font script="Bugi" typeface="Leelawadee UI"/>
+        <a:font script="Bopo" typeface="Microsoft JhengHei"/>
+        <a:font script="Java" typeface="Javanese Text"/>
+        <a:font script="Lisu" typeface="Segoe UI"/>
+        <a:font script="Mymr" typeface="Myanmar Text"/>
+        <a:font script="Nkoo" typeface="Ebrima"/>
+        <a:font script="Olck" typeface="Nirmala UI"/>
+        <a:font script="Osma" typeface="Ebrima"/>
+        <a:font script="Phag" typeface="Phagspa"/>
+        <a:font script="Syrn" typeface="Estrangelo Edessa"/>
+        <a:font script="Syrj" typeface="Estrangelo Edessa"/>
+        <a:font script="Syre" typeface="Estrangelo Edessa"/>
+        <a:font script="Sora" typeface="Nirmala UI"/>
+        <a:font script="Tale" typeface="Microsoft Tai Le"/>
+        <a:font script="Talu" typeface="Microsoft New Tai Lue"/>
+        <a:font script="Tfng" typeface="Ebrima"/>
+      </a:majorFont>
+      <a:minorFont>
+        <a:latin typeface="Calibri" panose="020F0502020204030204"/>
+        <a:ea typeface=""/>
+        <a:cs typeface=""/>
+        <a:font script="Jpan" typeface="游明朝"/>
+        <a:font script="Hang" typeface="맑은 고딕"/>
+        <a:font script="Hans" typeface="等线"/>
+        <a:font script="Hant" typeface="新細明體"/>
+        <a:font script="Arab" typeface="Arial"/>
+        <a:font script="Hebr" typeface="Arial"/>
+        <a:font script="Thai" typeface="Cordia New"/>
+        <a:font script="Ethi" typeface="Nyala"/>
+        <a:font script="Beng" typeface="Vrinda"/>
+        <a:font script="Gujr" typeface="Shruti"/>
+        <a:font script="Khmr" typeface="DaunPenh"/>
+        <a:font script="Knda" typeface="Tunga"/>
+        <a:font script="Guru" typeface="Raavi"/>
+        <a:font script="Cans" typeface="Euphemia"/>
+        <a:font script="Cher" typeface="Plantagenet Cherokee"/>
+        <a:font script="Yiii" typeface="Microsoft Yi Baiti"/>
+        <a:font script="Tibt" typeface="Microsoft Himalaya"/>
+        <a:font script="Thaa" typeface="MV Boli"/>
+        <a:font script="Deva" typeface="Mangal"/>
+        <a:font script="Telu" typeface="Gautami"/>
+        <a:font script="Taml" typeface="Latha"/>
+        <a:font script="Syrc" typeface="Estrangelo Edessa"/>
+        <a:font script="Orya" typeface="Kalinga"/>
+        <a:font script="Mlym" typeface="Kartika"/>
+        <a:font script="Laoo" typeface="DokChampa"/>
+        <a:font script="Sinh" typeface="Iskoola Pota"/>
+        <a:font script="Mong" typeface="Mongolian Baiti"/>
+        <a:font script="Viet" typeface="Arial"/>
+        <a:font script="Uigh" typeface="Microsoft Uighur"/>
+        <a:font script="Geor" typeface="Sylfaen"/>
+        <a:font script="Armn" typeface="Arial"/>
+        <a:font script="Bugi" typeface="Leelawadee UI"/>
+        <a:font script="Bopo" typeface="Microsoft JhengHei"/>
+        <a:font script="Java" typeface="Javanese Text"/>
+        <a:font script="Lisu" typeface="Segoe UI"/>
+        <a:font script="Mymr" typeface="Myanmar Text"/>
+        <a:font script="Nkoo" typeface="Ebrima"/>
+        <a:font script="Olck" typeface="Nirmala UI"/>
+        <a:font script="Osma" typeface="Ebrima"/>
+        <a:font script="Phag" typeface="Phagspa"/>
+        <a:font script="Syrn" typeface="Estrangelo Edessa"/>
+        <a:font script="Syrj" typeface="Estrangelo Edessa"/>
+        <a:font script="Syre" typeface="Estrangelo Edessa"/>
+        <a:font script="Sora" typeface="Nirmala UI"/>
+        <a:font script="Tale" typeface="Microsoft Tai Le"/>
+        <a:font script="Talu" typeface="Microsoft New Tai Lue"/>
+        <a:font script="Tfng" typeface="Ebrima"/>
+      </a:minorFont>
+    </a:fontScheme>
+    <a:fmtScheme name="Office">
+      <a:fillStyleLst>
+        <a:solidFill>
+          <a:schemeClr val="phClr"/>
+        </a:solidFill>
+        <a:gradFill rotWithShape="true">
+          <a:gsLst>
+            <a:gs pos="0">
+              <a:schemeClr val="phClr">
+                <a:lumMod val="110000"/>
+                <a:satMod val="105000"/>
+                <a:tint val="67000"/>
+              </a:schemeClr>
+            </a:gs>
+            <a:gs pos="50000">
+              <a:schemeClr val="phClr">
+                <a:lumMod val="105000"/>
+                <a:satMod val="103000"/>
+                <a:tint val="73000"/>
+              </a:schemeClr>
+            </a:gs>
+            <a:gs pos="100000">
+              <a:schemeClr val="phClr">
+                <a:lumMod val="105000"/>
+                <a:satMod val="109000"/>
+                <a:tint val="81000"/>
+              </a:schemeClr>
+            </a:gs>
+          </a:gsLst>
+          <a:lin ang="5400000" scaled="false"/>
+        </a:gradFill>
+        <a:gradFill rotWithShape="true">
+          <a:gsLst>
+            <a:gs pos="0">
+              <a:schemeClr val="phClr">
+                <a:satMod val="103000"/>
+                <a:lumMod val="102000"/>
+                <a:tint val="94000"/>
+              </a:schemeClr>
+            </a:gs>
+            <a:gs pos="50000">
+              <a:schemeClr val="phClr">
+                <a:satMod val="110000"/>
+                <a:lumMod val="100000"/>
+                <a:shade val="100000"/>
+              </a:schemeClr>
+            </a:gs>
+            <a:gs pos="100000">
+              <a:schemeClr val="phClr">
+                <a:lumMod val="99000"/>
+                <a:satMod val="120000"/>
+                <a:shade val="78000"/>
+              </a:schemeClr>
+            </a:gs>
+          </a:gsLst>
+          <a:lin ang="5400000" scaled="false"/>
+        </a:gradFill>
+      </a:fillStyleLst>
+      <a:lnStyleLst>
+        <a:ln w="6350" cap="flat" cmpd="sng" algn="ctr">
+          <a:solidFill>
+            <a:schemeClr val="phClr"/>
+          </a:solidFill>
+          <a:prstDash val="solid"/>
+          <a:miter lim="800000"/>
+        </a:ln>
+        <a:ln w="12700" cap="flat" cmpd="sng" algn="ctr">
+          <a:solidFill>
+            <a:schemeClr val="phClr"/>
+          </a:solidFill>
+          <a:prstDash val="solid"/>
+          <a:miter lim="800000"/>
+        </a:ln>
+        <a:ln w="19050" cap="flat" cmpd="sng" algn="ctr">
+          <a:solidFill>
+            <a:schemeClr val="phClr"/>
+          </a:solidFill>
+          <a:prstDash val="solid"/>
+          <a:miter lim="800000"/>
+        </a:ln>
+      </a:lnStyleLst>
+      <a:effectStyleLst>
+        <a:effectStyle>
+          <a:effectLst/>
+        </a:effectStyle>
+        <a:effectStyle>
+          <a:effectLst/>
+        </a:effectStyle>
+        <a:effectStyle>
+          <a:effectLst>
+            <a:outerShdw blurRad="57150" dist="19050" dir="5400000" algn="ctr" rotWithShape="false">
+              <a:srgbClr val="000000">
+                <a:alpha val="63000"/>
+              </a:srgbClr>
+            </a:outerShdw>
+          </a:effectLst>
+        </a:effectStyle>
+      </a:effectStyleLst>
+      <a:bgFillStyleLst>
+        <a:solidFill>
+          <a:schemeClr val="phClr"/>
+        </a:solidFill>
+        <a:solidFill>
+          <a:schemeClr val="phClr">
+            <a:tint val="95000"/>
+            <a:satMod val="170000"/>
+          </a:schemeClr>
+        </a:solidFill>
+        <a:gradFill rotWithShape="true">
+          <a:gsLst>
+            <a:gs pos="0">
+              <a:schemeClr val="phClr">
+                <a:tint val="93000"/>
+                <a:satMod val="150000"/>
+                <a:shade val="98000"/>
+                <a:lumMod val="102000"/>
+              </a:schemeClr>
+            </a:gs>
+            <a:gs pos="50000">
+              <a:schemeClr val="phClr">
+                <a:tint val="98000"/>
+                <a:satMod val="130000"/>
+                <a:shade val="90000"/>
+                <a:lumMod val="103000"/>
+              </a:schemeClr>
+            </a:gs>
+            <a:gs pos="100000">
+              <a:schemeClr val="phClr">
+                <a:shade val="63000"/>
+                <a:satMod val="120000"/>
+              </a:schemeClr>
+            </a:gs>
+          </a:gsLst>
+          <a:lin ang="5400000" scaled="false"/>
+        </a:gradFill>
+      </a:bgFillStyleLst>
+    </a:fmtScheme>
+  </a:themeElements>
+  <a:objectDefaults/>
+  <a:extraClrSchemeLst/>
+</a:theme>
 </file>
--- a/docs/legal/dist/event-terms-and-waiver.docx
+++ b/docs/legal/dist/event-terms-and-waiver.docx
@@ -4846,9 +4846,14 @@
       </w:tr>
     </w:tbl>
     <w:sectPr>
+      <w:headerReference w:type="default" r:id="rId6"/>
+      <w:headerReference w:type="first" r:id="rId7"/>
+      <w:footerReference w:type="default" r:id="rId8"/>
+      <w:footerReference w:type="first" r:id="rId9"/>
       <w:pgSz w:w="11906" w:h="16838" w:orient="portrait"/>
       <w:pgMar w:top="1000" w:right="1000" w:bottom="1000" w:left="1000" w:header="708" w:footer="708" w:gutter="0"/>
       <w:pgNumType/>
+      <w:titlePg/>
       <w:docGrid w:linePitch="360"/>
     </w:sectPr>
   </w:body>
@@ -4892,6 +4897,60 @@
 </w:endnotes>
 </file>
 
+<file path=word/footer1.xml><?xml version="1.0" encoding="utf-8"?>
+<w:ftr xmlns:wpc="http://schemas.microsoft.com/office/word/2010/wordprocessingCanvas" xmlns:mc="http://schemas.openxmlformats.org/markup-compatibility/2006" xmlns:o="urn:schemas-microsoft-com:office:office" xmlns:r="http://schemas.openxmlformats.org/officeDocument/2006/relationships" xmlns:m="http://schemas.openxmlformats.org/officeDocument/2006/math" xmlns:v="urn:schemas-microsoft-com:vml" xmlns:wp14="http://schemas.microsoft.com/office/word/2010/wordprocessingDrawing" xmlns:wp="http://schemas.openxmlformats.org/drawingml/2006/wordprocessingDrawing" xmlns:w10="urn:schemas-microsoft-com:office:word" xmlns:w="http://schemas.openxmlformats.org/wordprocessingml/2006/main" xmlns:w14="http://schemas.microsoft.com/office/word/2010/wordml" xmlns:w15="http://schemas.microsoft.com/office/word/2012/wordml" xmlns:wpg="http://schemas.microsoft.com/office/word/2010/wordprocessingGroup" xmlns:wpi="http://schemas.microsoft.com/office/word/2010/wordprocessingInk" xmlns:wne="http://schemas.microsoft.com/office/word/2006/wordml" xmlns:wps="http://schemas.microsoft.com/office/word/2010/wordprocessingShape">
+  <w:p>
+    <w:pPr>
+      <w:jc w:val="center"/>
+    </w:pPr>
+    <w:r>
+      <w:rPr>
+        <w:rFonts w:ascii="Arial" w:cs="Arial" w:eastAsia="Arial" w:hAnsi="Arial"/>
+        <w:color w:val="5A6A72"/>
+        <w:sz w:val="16"/>
+        <w:szCs w:val="16"/>
+      </w:rPr>
+      <w:fldChar w:fldCharType="begin"/>
+      <w:instrText xml:space="preserve">PAGE</w:instrText>
+      <w:fldChar w:fldCharType="separate"/>
+      <w:fldChar w:fldCharType="end"/>
+      <w:t xml:space="preserve"> / </w:t>
+      <w:fldChar w:fldCharType="begin"/>
+      <w:instrText xml:space="preserve">NUMPAGES</w:instrText>
+      <w:fldChar w:fldCharType="separate"/>
+      <w:fldChar w:fldCharType="end"/>
+    </w:r>
+  </w:p>
+</w:ftr>
+</file>
+
+<file path=word/footer2.xml><?xml version="1.0" encoding="utf-8"?>
+<w:ftr xmlns:wpc="http://schemas.microsoft.com/office/word/2010/wordprocessingCanvas" xmlns:mc="http://schemas.openxmlformats.org/markup-compatibility/2006" xmlns:o="urn:schemas-microsoft-com:office:office" xmlns:r="http://schemas.openxmlformats.org/officeDocument/2006/relationships" xmlns:m="http://schemas.openxmlformats.org/officeDocument/2006/math" xmlns:v="urn:schemas-microsoft-com:vml" xmlns:wp14="http://schemas.microsoft.com/office/word/2010/wordprocessingDrawing" xmlns:wp="http://schemas.openxmlformats.org/drawingml/2006/wordprocessingDrawing" xmlns:w10="urn:schemas-microsoft-com:office:word" xmlns:w="http://schemas.openxmlformats.org/wordprocessingml/2006/main" xmlns:w14="http://schemas.microsoft.com/office/word/2010/wordml" xmlns:w15="http://schemas.microsoft.com/office/word/2012/wordml" xmlns:wpg="http://schemas.microsoft.com/office/word/2010/wordprocessingGroup" xmlns:wpi="http://schemas.microsoft.com/office/word/2010/wordprocessingInk" xmlns:wne="http://schemas.microsoft.com/office/word/2006/wordml" xmlns:wps="http://schemas.microsoft.com/office/word/2010/wordprocessingShape">
+  <w:p>
+    <w:pPr>
+      <w:jc w:val="center"/>
+    </w:pPr>
+    <w:r>
+      <w:rPr>
+        <w:rFonts w:ascii="Arial" w:cs="Arial" w:eastAsia="Arial" w:hAnsi="Arial"/>
+        <w:color w:val="5A6A72"/>
+        <w:sz w:val="16"/>
+        <w:szCs w:val="16"/>
+      </w:rPr>
+      <w:fldChar w:fldCharType="begin"/>
+      <w:instrText xml:space="preserve">PAGE</w:instrText>
+      <w:fldChar w:fldCharType="separate"/>
+      <w:fldChar w:fldCharType="end"/>
+      <w:t xml:space="preserve"> / </w:t>
+      <w:fldChar w:fldCharType="begin"/>
+      <w:instrText xml:space="preserve">NUMPAGES</w:instrText>
+      <w:fldChar w:fldCharType="separate"/>
+      <w:fldChar w:fldCharType="end"/>
+    </w:r>
+  </w:p>
+</w:ftr>
+</file>
+
 <file path=word/footnotes.xml><?xml version="1.0" encoding="utf-8"?>
 <w:footnotes xmlns:wpc="http://schemas.microsoft.com/office/word/2010/wordprocessingCanvas" xmlns:mc="http://schemas.openxmlformats.org/markup-compatibility/2006" xmlns:o="urn:schemas-microsoft-com:office:office" xmlns:r="http://schemas.openxmlformats.org/officeDocument/2006/relationships" xmlns:m="http://schemas.openxmlformats.org/officeDocument/2006/math" xmlns:v="urn:schemas-microsoft-com:vml" xmlns:wp14="http://schemas.microsoft.com/office/word/2010/wordprocessingDrawing" xmlns:wp="http://schemas.openxmlformats.org/drawingml/2006/wordprocessingDrawing" xmlns:w10="urn:schemas-microsoft-com:office:word" xmlns:w="http://schemas.openxmlformats.org/wordprocessingml/2006/main" xmlns:w14="http://schemas.microsoft.com/office/word/2010/wordml" xmlns:w15="http://schemas.microsoft.com/office/word/2012/wordml" xmlns:wpg="http://schemas.microsoft.com/office/word/2010/wordprocessingGroup" xmlns:wpi="http://schemas.microsoft.com/office/word/2010/wordprocessingInk" xmlns:wne="http://schemas.microsoft.com/office/word/2006/wordml" xmlns:wps="http://schemas.microsoft.com/office/word/2010/wordprocessingShape" mc:Ignorable="w14 w15 wp14">
   <w:footnote w:type="separator" w:id="-1">
@@ -4927,6 +4986,29 @@
     </w:p>
   </w:footnote>
 </w:footnotes>
+</file>
+
+<file path=word/header1.xml><?xml version="1.0" encoding="utf-8"?>
+<w:hdr xmlns:wpc="http://schemas.microsoft.com/office/word/2010/wordprocessingCanvas" xmlns:mc="http://schemas.openxmlformats.org/markup-compatibility/2006" xmlns:o="urn:schemas-microsoft-com:office:office" xmlns:r="http://schemas.openxmlformats.org/officeDocument/2006/relationships" xmlns:m="http://schemas.openxmlformats.org/officeDocument/2006/math" xmlns:v="urn:schemas-microsoft-com:vml" xmlns:wp14="http://schemas.microsoft.com/office/word/2010/wordprocessingDrawing" xmlns:wp="http://schemas.openxmlformats.org/drawingml/2006/wordprocessingDrawing" xmlns:w10="urn:schemas-microsoft-com:office:word" xmlns:w="http://schemas.openxmlformats.org/wordprocessingml/2006/main" xmlns:w14="http://schemas.microsoft.com/office/word/2010/wordml" xmlns:w15="http://schemas.microsoft.com/office/word/2012/wordml" xmlns:wpg="http://schemas.microsoft.com/office/word/2010/wordprocessingGroup" xmlns:wpi="http://schemas.microsoft.com/office/word/2010/wordprocessingInk" xmlns:wne="http://schemas.microsoft.com/office/word/2006/wordml" xmlns:wps="http://schemas.microsoft.com/office/word/2010/wordprocessingShape" xmlns:cx="http://schemas.microsoft.com/office/drawing/2014/chartex" xmlns:cx1="http://schemas.microsoft.com/office/drawing/2015/9/8/chartex" xmlns:cx2="http://schemas.microsoft.com/office/drawing/2015/10/21/chartex" xmlns:cx3="http://schemas.microsoft.com/office/drawing/2016/5/9/chartex" xmlns:cx4="http://schemas.microsoft.com/office/drawing/2016/5/10/chartex" xmlns:cx5="http://schemas.microsoft.com/office/drawing/2016/5/11/chartex" xmlns:cx6="http://schemas.microsoft.com/office/drawing/2016/5/12/chartex" xmlns:cx7="http://schemas.microsoft.com/office/drawing/2016/5/13/chartex" xmlns:cx8="http://schemas.microsoft.com/office/drawing/2016/5/14/chartex" xmlns:w16cid="http://schemas.microsoft.com/office/word/2016/wordml/cid" xmlns:w16se="http://schemas.microsoft.com/office/word/2015/wordml/symex">
+  <w:p>
+    <w:pPr>
+      <w:jc w:val="right"/>
+    </w:pPr>
+    <w:r>
+      <w:rPr>
+        <w:rFonts w:ascii="Arial" w:cs="Arial" w:eastAsia="Arial" w:hAnsi="Arial"/>
+        <w:color w:val="5A6A72"/>
+        <w:sz w:val="16"/>
+        <w:szCs w:val="16"/>
+      </w:rPr>
+      <w:t xml:space="preserve">Uslovi učešća i izjava o učešću</w:t>
+    </w:r>
+  </w:p>
+</w:hdr>
+</file>
+
+<file path=word/header2.xml><?xml version="1.0" encoding="utf-8"?>
+<w:hdr xmlns:wpc="http://schemas.microsoft.com/office/word/2010/wordprocessingCanvas" xmlns:mc="http://schemas.openxmlformats.org/markup-compatibility/2006" xmlns:o="urn:schemas-microsoft-com:office:office" xmlns:r="http://schemas.openxmlformats.org/officeDocument/2006/relationships" xmlns:m="http://schemas.openxmlformats.org/officeDocument/2006/math" xmlns:v="urn:schemas-microsoft-com:vml" xmlns:wp14="http://schemas.microsoft.com/office/word/2010/wordprocessingDrawing" xmlns:wp="http://schemas.openxmlformats.org/drawingml/2006/wordprocessingDrawing" xmlns:w10="urn:schemas-microsoft-com:office:word" xmlns:w="http://schemas.openxmlformats.org/wordprocessingml/2006/main" xmlns:w14="http://schemas.microsoft.com/office/word/2010/wordml" xmlns:w15="http://schemas.microsoft.com/office/word/2012/wordml" xmlns:wpg="http://schemas.microsoft.com/office/word/2010/wordprocessingGroup" xmlns:wpi="http://schemas.microsoft.com/office/word/2010/wordprocessingInk" xmlns:wne="http://schemas.microsoft.com/office/word/2006/wordml" xmlns:wps="http://schemas.microsoft.com/office/word/2010/wordprocessingShape" xmlns:cx="http://schemas.microsoft.com/office/drawing/2014/chartex" xmlns:cx1="http://schemas.microsoft.com/office/drawing/2015/9/8/chartex" xmlns:cx2="http://schemas.microsoft.com/office/drawing/2015/10/21/chartex" xmlns:cx3="http://schemas.microsoft.com/office/drawing/2016/5/9/chartex" xmlns:cx4="http://schemas.microsoft.com/office/drawing/2016/5/10/chartex" xmlns:cx5="http://schemas.microsoft.com/office/drawing/2016/5/11/chartex" xmlns:cx6="http://schemas.microsoft.com/office/drawing/2016/5/12/chartex" xmlns:cx7="http://schemas.microsoft.com/office/drawing/2016/5/13/chartex" xmlns:cx8="http://schemas.microsoft.com/office/drawing/2016/5/14/chartex" xmlns:w16cid="http://schemas.microsoft.com/office/word/2016/wordml/cid" xmlns:w16se="http://schemas.microsoft.com/office/word/2015/wordml/symex"/>
 </file>
 
 <file path=word/numbering.xml><?xml version="1.0" encoding="utf-8"?>
